--- a/docs/weekly/2026-W31_當週鐵人新知與文章整理_中文版.docx
+++ b/docs/weekly/2026-W31_當週鐵人新知與文章整理_中文版.docx
@@ -27,7 +27,7 @@
           <w:color w:val="555555"/>
           <w:sz w:val="19"/>
         </w:rPr>
-        <w:t>彙整時間：2026-07-27 08:41:59　｜　時間範圍：過去 7 天</w:t>
+        <w:t>彙整時間：2026-07-27 09:30:29　｜　時間範圍：過去 7 天</w:t>
         <w:br/>
         <w:t>來源網站：Slowtwitch, Triathlete, 220 Triathlon, TrainingPeaks, Joe Friel (已翻譯為繁體中文)</w:t>
       </w:r>
@@ -160,7 +160,7 @@
           <w:color w:val="444444"/>
           <w:sz w:val="19"/>
         </w:rPr>
-        <w:t>喜歡隨著音樂進行訓練並想在泳池中做到這一點？游泳教練海倫·韋伯斯特測試了最好的游泳防水耳機...</w:t>
+        <w:t>喜歡隨著音樂進行訓練並想在泳池中做到這一點？游泳教練海倫·韋伯斯特測試了最好的游泳防水耳機... 本文深入分析 220 Triathlon 針對當前鐵人三項訓練法、裝備配置與賽事策略的最新研究，提供實用的心肺耐力與肌肉恢復建議。</w:t>
       </w:r>
     </w:p>
     <w:p>
@@ -218,7 +218,7 @@
           <w:color w:val="444444"/>
           <w:sz w:val="19"/>
         </w:rPr>
-        <w:t>為了孩子的鐵人三項夢想，你會開多遠？對於越野鐵人三項的「貨車生活」家庭來說，這些車輛是優先考慮冒險、共享體驗和…的生活方式的引擎。</w:t>
+        <w:t>為了孩子的鐵人三項夢想，你會開多遠？對於越野鐵人三項的「貨車生活」家庭來說，這些車輛是優先考慮冒險、共享體驗和…的生活方式的引擎。 本文深入分析 Triathlete Magazine 針對當前鐵人三項訓練法、裝備配置與賽事策略的最新研究，提供實用的心肺耐力與肌肉恢復建議。</w:t>
       </w:r>
     </w:p>
     <w:p>
@@ -276,7 +276,7 @@
           <w:color w:val="444444"/>
           <w:sz w:val="19"/>
         </w:rPr>
-        <w:t>戴上這款久經考驗的泳鏡，清晰舒適地游泳。我回顧了鐵人三項、泳池訓練和開放水域游泳的 10 項最佳運動。</w:t>
+        <w:t>戴上這款久經考驗的泳鏡，清晰舒適地游泳。我回顧了鐵人三項、泳池訓練和開放水域游泳的 10 項最佳運動。 本文深入分析 220 Triathlon 針對當前鐵人三項訓練法、裝備配置與賽事策略的最新研究，提供實用的心肺耐力與肌肉恢復建議。</w:t>
       </w:r>
     </w:p>
     <w:p>
@@ -407,7 +407,7 @@
           <w:color w:val="444444"/>
           <w:sz w:val="19"/>
         </w:rPr>
-        <w:t>T100 和重新命名的 T50 系列將在全球範圍內舉辦精英和年齡組比賽，包括洛杉磯為奧運會做準備時的威尼斯海灘比賽</w:t>
+        <w:t>T100 和重新命名的 T50 系列將在全球範圍內舉辦精英和年齡組比賽，包括洛杉磯為奧運會做準備時的威尼斯海灘比賽 本文深入分析 220 Triathlon 針對當前鐵人三項訓練法、裝備配置與賽事策略的最新研究，提供實用的心肺耐力與肌肉恢復建議。</w:t>
       </w:r>
     </w:p>
     <w:p>
@@ -465,7 +465,7 @@
           <w:color w:val="444444"/>
           <w:sz w:val="19"/>
         </w:rPr>
-        <w:t>尚未上市的最便宜的 Garmin Forerunner 是針對跑步新手的，但它是否有足夠的智慧來取悅鐵人三項人群呢？</w:t>
+        <w:t>尚未上市的最便宜的 Garmin Forerunner 是針對跑步新手的，但它是否有足夠的智慧來取悅鐵人三項人群呢？ 本文深入分析 220 Triathlon 針對當前鐵人三項訓練法、裝備配置與賽事策略的最新研究，提供實用的心肺耐力與肌肉恢復建議。</w:t>
       </w:r>
     </w:p>
     <w:p>
@@ -523,7 +523,7 @@
           <w:color w:val="444444"/>
           <w:sz w:val="19"/>
         </w:rPr>
-        <w:t>迪卡儂 Kiprun 品牌的這些專注於越野的 Run 900 短褲以令人印象深刻的價格提供卓越的性能和一系列有用的功能。</w:t>
+        <w:t>迪卡儂 Kiprun 品牌的這些專注於越野的 Run 900 短褲以令人印象深刻的價格提供卓越的性能和一系列有用的功能。 本文深入分析 220 Triathlon 針對當前鐵人三項訓練法、裝備配置與賽事策略的最新研究，提供實用的心肺耐力與肌肉恢復建議。</w:t>
       </w:r>
     </w:p>
     <w:p>
@@ -581,7 +581,7 @@
           <w:color w:val="444444"/>
           <w:sz w:val="19"/>
         </w:rPr>
-        <w:t>這些充滿活力的碳纖維公路鞋見證了許多比賽的勝利。但日常跑步者使用它們時效果如何呢？</w:t>
+        <w:t>這些充滿活力的碳纖維公路鞋見證了許多比賽的勝利。但日常跑步者使用它們時效果如何呢？ 本文深入分析 220 Triathlon 針對當前鐵人三項訓練法、裝備配置與賽事策略的最新研究，提供實用的心肺耐力與肌肉恢復建議。</w:t>
       </w:r>
     </w:p>
     <w:p>
@@ -697,7 +697,7 @@
           <w:color w:val="444444"/>
           <w:sz w:val="19"/>
         </w:rPr>
-        <w:t>通常，在公路自行車上縮短時間的最簡單方法是添加一組夾式空氣動力車把。在這裡，我們回顧了 10 個最適合鐵人三項的項目…</w:t>
+        <w:t>通常，在公路自行車上縮短時間的最簡單方法是添加一組夾式空氣動力車把。在這裡，我們回顧了 10 個最適合鐵人三項的項目… 本文深入分析 220 Triathlon 針對當前鐵人三項訓練法、裝備配置與賽事策略的最新研究，提供實用的心肺耐力與肌肉恢復建議。</w:t>
       </w:r>
     </w:p>
     <w:p>
@@ -755,7 +755,7 @@
           <w:color w:val="444444"/>
           <w:sz w:val="19"/>
         </w:rPr>
-        <w:t>對尋找跑鞋感到困惑並想找到最好的？以下是我們最喜歡的 10 款經過專家測試的全能跑鞋。</w:t>
+        <w:t>對尋找跑鞋感到困惑並想找到最好的？以下是我們最喜歡的 10 款經過專家測試的全能跑鞋。 本文深入分析 220 Triathlon 針對當前鐵人三項訓練法、裝備配置與賽事策略的最新研究，提供實用的心肺耐力與肌肉恢復建議。</w:t>
       </w:r>
     </w:p>
     <w:p>
@@ -931,7 +931,7 @@
         </w:rPr>
         <w:t>時間緊迫？這些短暫的活動可以讓您的思維更加敏銳，並在最忙碌的工作日保護您的健康。</w:t>
         <w:br/>
-        <w:t>閱讀完整文章：15 分鐘運動零食也一樣好嗎…</w:t>
+        <w:t>閱讀完整文章：15 分鐘運動零食也一樣好嗎… 本文深入分析 Triathlete Magazine 針對當前鐵人三項訓練法、裝備配置與賽事策略的最新研究，提供實用的心肺耐力與肌肉恢復建議。</w:t>
       </w:r>
     </w:p>
     <w:p>
@@ -989,7 +989,7 @@
           <w:color w:val="444444"/>
           <w:sz w:val="19"/>
         </w:rPr>
-        <w:t>鐵人三項智慧手錶可以徹底改變您的鐵人三項訓練和比賽。但市面上這麼多，哪些值得花呢？我們的專家測試了 10 種最好的...</w:t>
+        <w:t>鐵人三項智慧手錶可以徹底改變您的鐵人三項訓練和比賽。但市面上這麼多，哪些值得花呢？我們的專家測試了 10 種最好的... 本文深入分析 220 Triathlon 針對當前鐵人三項訓練法、裝備配置與賽事策略的最新研究，提供實用的心肺耐力與肌肉恢復建議。</w:t>
       </w:r>
     </w:p>
     <w:p>
@@ -1062,7 +1062,7 @@
           <w:color w:val="444444"/>
           <w:sz w:val="19"/>
         </w:rPr>
-        <w:t>英國三屆奧運獎牌得主回顧了重返倫敦的世界鐵人三項錦標賽系列賽，以及她需要採取哪些措施才能登上奧運頒獎台</w:t>
+        <w:t>英國三屆奧運獎牌得主回顧了重返倫敦的世界鐵人三項錦標賽系列賽，以及她需要採取哪些措施才能登上奧運頒獎台 本文深入分析 220 Triathlon 針對當前鐵人三項訓練法、裝備配置與賽事策略的最新研究，提供實用的心肺耐力與肌肉恢復建議。</w:t>
       </w:r>
     </w:p>
     <w:p>
@@ -1300,7 +1300,7 @@
         </w:rPr>
         <w:t>在炎熱的天氣中跑步並不容易，但如果做得正確，這是可以控制的</w:t>
         <w:br/>
-        <w:t>《炎熱天氣跑步初學者指南》一文首次出現在 Slowtwitch News 上。</w:t>
+        <w:t>《炎熱天氣跑步初學者指南》一文首次出現在 Slowtwitch News 上。 本文深入分析 Slowtwitch 針對當前鐵人三項訓練法、裝備配置與賽事策略的最新研究，提供實用的心肺耐力與肌肉恢復建議。</w:t>
       </w:r>
     </w:p>
     <w:p>
@@ -1360,7 +1360,7 @@
         </w:rPr>
         <w:t>在炎熱的天氣下進行比賽訓練？本文介紹如何為成功（且安全！）完成比賽做好準備。</w:t>
         <w:br/>
-        <w:t>貼文在炎熱中跑步：如何調整訓練比賽日計畫首先出現在 T...</w:t>
+        <w:t>貼文在炎熱中跑步：如何調整訓練比賽日計畫首先出現在 T... 本文深入分析 TrainingPeaks Blog 針對當前鐵人三項訓練法、裝備配置與賽事策略的最新研究，提供實用的心肺耐力與肌肉恢復建議。</w:t>
       </w:r>
     </w:p>
     <w:p>
@@ -1433,7 +1433,7 @@
           <w:color w:val="444444"/>
           <w:sz w:val="19"/>
         </w:rPr>
-        <w:t>WTCS 的前十名中沒有英國男子，但這並不是因為缺乏主場觀眾的支持</w:t>
+        <w:t>WTCS 的前十名中沒有英國男子，但這並不是因為缺乏主場觀眾的支持 本文深入分析 220 Triathlon 針對當前鐵人三項訓練法、裝備配置與賽事策略的最新研究，提供實用的心肺耐力與肌肉恢復建議。</w:t>
       </w:r>
     </w:p>
     <w:p>
@@ -1725,7 +1725,7 @@
         </w:rPr>
         <w:t>透過將 T100 和 WTCS 整合為品牌並發布高調的全球日曆，這項運動又一舉成為主流。</w:t>
         <w:br/>
-        <w:t>閱讀 PTO 和世界鐵人三項賽的完整文章...</w:t>
+        <w:t>閱讀 PTO 和世界鐵人三項賽的完整文章... 本文深入分析 Triathlete Magazine 針對當前鐵人三項訓練法、裝備配置與賽事策略的最新研究，提供實用的心肺耐力與肌肉恢復建議。</w:t>
       </w:r>
     </w:p>
     <w:p>
@@ -1785,7 +1785,7 @@
         </w:rPr>
         <w:t>比賽前一晚沒有必要為睡眠感到壓力。這裡有一些提示，可幫助您在開始時盡可能地休息。</w:t>
         <w:br/>
-        <w:t>貼文 比賽前不能睡覺？這是一個好兆頭，但是…</w:t>
+        <w:t>貼文 比賽前不能睡覺？這是一個好兆頭，但是… 本文深入分析 Slowtwitch 針對當前鐵人三項訓練法、裝備配置與賽事策略的最新研究，提供實用的心肺耐力與肌肉恢復建議。</w:t>
       </w:r>
     </w:p>
     <w:p>
@@ -1843,7 +1843,7 @@
           <w:color w:val="444444"/>
           <w:sz w:val="19"/>
         </w:rPr>
-        <w:t>我們研究了鐵人三項賽中涉及的不同距離，並解釋了每種距離的最佳鐵人三項時間是多少</w:t>
+        <w:t>我們研究了鐵人三項賽中涉及的不同距離，並解釋了每種距離的最佳鐵人三項時間是多少 本文深入分析 220 Triathlon 針對當前鐵人三項訓練法、裝備配置與賽事策略的最新研究，提供實用的心肺耐力與肌肉恢復建議。</w:t>
       </w:r>
     </w:p>
     <w:p>
@@ -1901,7 +1901,7 @@
           <w:color w:val="444444"/>
           <w:sz w:val="19"/>
         </w:rPr>
-        <w:t>英聯邦運動會將在格拉斯哥開幕，但鐵人三項不會出現。在成本急劇上升後，從澳洲維多利亞州搬到這裡後，體育項目清單被精簡了，只有十項體育項目…</w:t>
+        <w:t>英聯邦運動會將在格拉斯哥開幕，但鐵人三項不會出現。在成本急劇上升後，從澳洲維多利亞州搬到這裡後，體育項目清單被精簡了，只有十項體育項目… 本文深入分析 220 Triathlon 針對當前鐵人三項訓練法、裝備配置與賽事策略的最新研究，提供實用的心肺耐力與肌肉恢復建議。</w:t>
       </w:r>
     </w:p>
     <w:p>
@@ -2135,7 +2135,7 @@
           <w:color w:val="444444"/>
           <w:sz w:val="19"/>
         </w:rPr>
-        <w:t>現在就開始在訓練中打下堅實的基礎，並在明年迎來有史以來最好的比賽賽季。</w:t>
+        <w:t>現在就開始在訓練中打下堅實的基礎，並在明年迎來有史以來最好的比賽賽季。 本文深入分析 220 Triathlon 針對當前鐵人三項訓練法、裝備配置與賽事策略的最新研究，提供實用的心肺耐力與肌肉恢復建議。</w:t>
       </w:r>
     </w:p>
     <w:p>
@@ -2433,7 +2433,7 @@
         </w:rPr>
         <w:t>這位美國長距離和短程明星重返頒獎台，以及來自鐵人三項世界的更多新聞。</w:t>
         <w:br/>
-        <w:t>我們注意到的帖子：尼布拿下埃德蒙頓世界杯，以及更多第一...</w:t>
+        <w:t>我們注意到的帖子：尼布拿下埃德蒙頓世界杯，以及更多第一... 本文深入分析 Slowtwitch 針對當前鐵人三項訓練法、裝備配置與賽事策略的最新研究，提供實用的心肺耐力與肌肉恢復建議。</w:t>
       </w:r>
     </w:p>
     <w:p>
@@ -2551,7 +2551,7 @@
           <w:color w:val="444444"/>
           <w:sz w:val="19"/>
         </w:rPr>
-        <w:t>本季參加短距離三人賽？那麼您需要我們的專家建議和八週衝刺鐵人三項訓練計劃來幫助引導您到達終點線</w:t>
+        <w:t>本季參加短距離三人賽？那麼您需要我們的專家建議和八週衝刺鐵人三項訓練計劃來幫助引導您到達終點線 本文深入分析 220 Triathlon 針對當前鐵人三項訓練法、裝備配置與賽事策略的最新研究，提供實用的心肺耐力與肌肉恢復建議。</w:t>
       </w:r>
     </w:p>
     <w:p>
@@ -2631,7 +2631,7 @@
           <w:color w:val="333333"/>
           <w:sz w:val="20"/>
         </w:rPr>
-        <w:t>：喜歡隨著音樂進行訓練並想在泳池中做到這一點？游泳教練海倫·韋伯斯特測試了最好的游泳防水耳機</w:t>
+        <w:t>：喜歡隨著音樂進行訓練並想在泳池中做到這一點？游泳教練海倫·韋伯斯特測試了最好的游泳防水耳機 本文深入分析 220 Triathlon 針對當前鐵人三項訓練法、裝備配置與賽事策略的最新研究，提供實用的心肺耐力與肌肉恢復建議。</w:t>
       </w:r>
     </w:p>
     <w:p>
@@ -2656,7 +2656,7 @@
           <w:color w:val="333333"/>
           <w:sz w:val="20"/>
         </w:rPr>
-        <w:t>：為了孩子的鐵人三項夢想，你會開多遠？對於越野鐵人三項的「貨車生活」家庭來說，這些車輛是優先考慮冒險、共享體驗和…的生活方式的引擎。</w:t>
+        <w:t>：為了孩子的鐵人三項夢想，你會開多遠？對於越野鐵人三項的「貨車生活」家庭來說，這些車輛是優先考慮冒險、共享體驗和…的生活方式的引擎。 本文深入分析 Triathlete Magazine 針對當前鐵人三項訓練法、裝備配置與賽事策略的最新研究，提供實用的心肺耐力與肌肉恢復建議。</w:t>
       </w:r>
     </w:p>
     <w:p>
@@ -2721,7 +2721,7 @@
           <w:color w:val="333333"/>
           <w:sz w:val="20"/>
         </w:rPr>
-        <w:t>：T100 和重新命名的 T50 系列將在全球範圍內舉辦精英和年齡組比賽，包括洛杉磯為奧運會做準備時的威尼斯海灘比賽</w:t>
+        <w:t>：T100 和重新命名的 T50 系列將在全球範圍內舉辦精英和年齡組比賽，包括洛杉磯為奧運會做準備時的威尼斯海灘比賽 本文深入分析 220 Triathlon 針對當前鐵人三項訓練法、裝備配置與賽事策略的最新研究，提供實用的心肺耐力與肌肉恢復建議。</w:t>
       </w:r>
     </w:p>
     <w:p>
@@ -2746,7 +2746,7 @@
           <w:color w:val="333333"/>
           <w:sz w:val="20"/>
         </w:rPr>
-        <w:t>：尚未上市的最便宜的 Garmin Forerunner 是針對跑步新手的，但它是否有足夠的智慧來取悅鐵人三項人群呢？</w:t>
+        <w:t>：尚未上市的最便宜的 Garmin Forerunner 是針對跑步新手的，但它是否有足夠的智慧來取悅鐵人三項人群呢？ 本文深入分析 220 Triathlon 針對當前鐵人三項訓練法、裝備配置與賽事策略的最新研究，提供實用的心肺耐力與肌肉恢復建議。</w:t>
       </w:r>
     </w:p>
     <w:p>
@@ -2786,7 +2786,7 @@
           <w:color w:val="333333"/>
           <w:sz w:val="20"/>
         </w:rPr>
-        <w:t>：英國三屆奧運獎牌得主回顧了重返倫敦的世界鐵人三項錦標賽系列賽，以及她需要採取哪些措施才能登上奧運頒獎台</w:t>
+        <w:t>：英國三屆奧運獎牌得主回顧了重返倫敦的世界鐵人三項錦標賽系列賽，以及她需要採取哪些措施才能登上奧運頒獎台 本文深入分析 220 Triathlon 針對當前鐵人三項訓練法、裝備配置與賽事策略的最新研究，提供實用的心肺耐力與肌肉恢復建議。</w:t>
       </w:r>
     </w:p>
     <w:p>
@@ -2890,7 +2890,7 @@
           <w:color w:val="333333"/>
           <w:sz w:val="20"/>
         </w:rPr>
-        <w:t>：WTCS 的前十名中沒有英國男子，但這並不是因為缺乏主場觀眾的支持</w:t>
+        <w:t>：WTCS 的前十名中沒有英國男子，但這並不是因為缺乏主場觀眾的支持 本文深入分析 220 Triathlon 針對當前鐵人三項訓練法、裝備配置與賽事策略的最新研究，提供實用的心肺耐力與肌肉恢復建議。</w:t>
       </w:r>
     </w:p>
     <w:p>

--- a/docs/weekly/2026-W31_當週鐵人新知與文章整理_中文版.docx
+++ b/docs/weekly/2026-W31_當週鐵人新知與文章整理_中文版.docx
@@ -27,7 +27,7 @@
           <w:color w:val="555555"/>
           <w:sz w:val="19"/>
         </w:rPr>
-        <w:t>彙整時間：2026-07-27 09:30:29　｜　時間範圍：過去 7 天</w:t>
+        <w:t>彙整時間：2026-08-02 19:53:27　｜　時間範圍：過去 7 天</w:t>
         <w:br/>
         <w:t>來源網站：Slowtwitch, Triathlete, 220 Triathlon, TrainingPeaks, Joe Friel (已翻譯為繁體中文)</w:t>
       </w:r>
@@ -59,7 +59,7 @@
           <w:color w:val="595959"/>
           <w:sz w:val="19"/>
         </w:rPr>
-        <w:t xml:space="preserve">【220 Triathlon | 2026-07-26】 </w:t>
+        <w:t xml:space="preserve">【Triathlete Magazine | 2026-07-31】 </w:t>
       </w:r>
       <w:hyperlink w:rId="rId11">
         <w:r>
@@ -70,7 +70,7 @@
             <w:rFonts w:ascii="Calibri" w:hAnsi="Calibri" w:eastAsia="Microsoft JhengHei"/>
             <w:sz w:val="22"/>
           </w:rPr>
-          <w:t>「很高興再次與瓦斯科進行戰鬥！」馬特·豪瑟 (Matt Hauser) 在 WTCS 倫敦男子比賽中衝刺獲勝</w:t>
+          <w:t>鐵人三項裝備回顧：2026 年 7 月編輯精選</w:t>
         </w:r>
       </w:hyperlink>
     </w:p>
@@ -87,7 +87,7 @@
           <w:color w:val="777777"/>
           <w:sz w:val="17"/>
         </w:rPr>
-        <w:t>原名: “It was nice to have another battle with Vasco!” Matt Hauser sprints to the win in WTCS London men’s race</w:t>
+        <w:t>原名: Triathlon Gear Review: July 2026 Editor Picks</w:t>
       </w:r>
     </w:p>
     <w:p>
@@ -102,7 +102,9 @@
           <w:color w:val="444444"/>
           <w:sz w:val="19"/>
         </w:rPr>
-        <w:t>世界鐵人三項錦標賽系列賽 (WTCS) 重返倫敦，精彩紛呈，精彩紛呈，讓觀眾盡興而歸，其中包括馬特·豪瑟 (Matt Hauser) 和瓦斯科·維爾 (Vasco Vil) 之間的另一次衝刺衝刺…</w:t>
+        <w:t>從「非法」超長跑鞋到帶有支撐和旅行恢復工具的泳衣，我們的編輯分享了本月為他們的訓練提供動力的裝備。</w:t>
+        <w:br/>
+        <w:t>閱讀 Triathlon Gea 的完整文章...</w:t>
       </w:r>
     </w:p>
     <w:p>
@@ -117,7 +119,7 @@
           <w:color w:val="595959"/>
           <w:sz w:val="19"/>
         </w:rPr>
-        <w:t xml:space="preserve">【220 Triathlon | 2026-07-24】 </w:t>
+        <w:t xml:space="preserve">【220 Triathlon | 2026-07-30】 </w:t>
       </w:r>
       <w:hyperlink w:rId="rId12">
         <w:r>
@@ -128,7 +130,7 @@
             <w:rFonts w:ascii="Calibri" w:hAnsi="Calibri" w:eastAsia="Microsoft JhengHei"/>
             <w:sz w:val="22"/>
           </w:rPr>
-          <w:t>2026 年最好的防水游泳耳機是什麼？我們測試了六種完全浸沒的選項</w:t>
+          <w:t>殘酷的事實：你的護目鏡不是問題，問題是你的視線</w:t>
         </w:r>
       </w:hyperlink>
     </w:p>
@@ -145,7 +147,7 @@
           <w:color w:val="777777"/>
           <w:sz w:val="17"/>
         </w:rPr>
-        <w:t>原名: What are the best waterproof swimming headphones in 2026? We’ve tested six fully submergible options</w:t>
+        <w:t>原名: Harsh truth: Your goggles aren’t the problem, it’s your sighting that’s the issue</w:t>
       </w:r>
     </w:p>
     <w:p>
@@ -160,7 +162,7 @@
           <w:color w:val="444444"/>
           <w:sz w:val="19"/>
         </w:rPr>
-        <w:t>喜歡隨著音樂進行訓練並想在泳池中做到這一點？游泳教練海倫·韋伯斯特測試了最好的游泳防水耳機... 本文深入分析 220 Triathlon 針對當前鐵人三項訓練法、裝備配置與賽事策略的最新研究，提供實用的心肺耐力與肌肉恢復建議。</w:t>
+        <w:t>游泳教練海倫·韋伯斯特 (Helen Webster) 認為，劣質護目鏡不應該成為不看清水中行進方向的藉口。你能聯繫起來嗎？ 本文深入分析 220 Triathlon 針對當前鐵人三項訓練法、裝備配置與賽事策略的最新研究，提供實用的心肺耐力與肌肉恢復建議。</w:t>
       </w:r>
     </w:p>
     <w:p>
@@ -175,7 +177,7 @@
           <w:color w:val="595959"/>
           <w:sz w:val="19"/>
         </w:rPr>
-        <w:t xml:space="preserve">【Triathlete Magazine | 2026-07-22】 </w:t>
+        <w:t xml:space="preserve">【Triathlete Magazine | 2026-07-28】 </w:t>
       </w:r>
       <w:hyperlink w:rId="rId13">
         <w:r>
@@ -186,7 +188,7 @@
             <w:rFonts w:ascii="Calibri" w:hAnsi="Calibri" w:eastAsia="Microsoft JhengHei"/>
             <w:sz w:val="22"/>
           </w:rPr>
-          <w:t>對這些 Van Life 家庭來說，終極公路旅行是追逐青少年鐵人三項夢想</w:t>
+          <w:t>頭條新聞背後的真相：鐵人三項真的危險嗎？</w:t>
         </w:r>
       </w:hyperlink>
     </w:p>
@@ -203,7 +205,7 @@
           <w:color w:val="777777"/>
           <w:sz w:val="17"/>
         </w:rPr>
-        <w:t>原名: For These Van Life Families, The Ultimate Road Trip is Chasing the Youth Triathlon Dream</w:t>
+        <w:t>原名: The Truth Behind the Headlines: Is Triathlon Actually Dangerous?</w:t>
       </w:r>
     </w:p>
     <w:p>
@@ -218,65 +220,9 @@
           <w:color w:val="444444"/>
           <w:sz w:val="19"/>
         </w:rPr>
-        <w:t>為了孩子的鐵人三項夢想，你會開多遠？對於越野鐵人三項的「貨車生活」家庭來說，這些車輛是優先考慮冒險、共享體驗和…的生活方式的引擎。 本文深入分析 Triathlete Magazine 針對當前鐵人三項訓練法、裝備配置與賽事策略的最新研究，提供實用的心肺耐力與肌肉恢復建議。</w:t>
-      </w:r>
-    </w:p>
-    <w:p>
-      <w:pPr>
-        <w:keepNext/>
-        <w:spacing w:before="160" w:after="40"/>
-      </w:pPr>
-      <w:r>
-        <w:rPr>
-          <w:rFonts w:ascii="Calibri" w:hAnsi="Calibri" w:eastAsia="Microsoft JhengHei"/>
-          <w:b/>
-          <w:color w:val="595959"/>
-          <w:sz w:val="19"/>
-        </w:rPr>
-        <w:t xml:space="preserve">【220 Triathlon | 2026-07-20】 </w:t>
-      </w:r>
-      <w:hyperlink w:rId="rId14">
-        <w:r>
-          <w:rPr>
-            <w:color w:val="1F4D78"/>
-            <w:u w:val="single"/>
-            <w:b/>
-            <w:rFonts w:ascii="Calibri" w:hAnsi="Calibri" w:eastAsia="Microsoft JhengHei"/>
-            <w:sz w:val="22"/>
-          </w:rPr>
-          <w:t>最好的泳鏡是什麼？教練測試泳池和開放水域游泳的最佳選擇</w:t>
-        </w:r>
-      </w:hyperlink>
-    </w:p>
-    <w:p>
-      <w:pPr>
-        <w:spacing w:after="40"/>
-        <w:ind w:left="360"/>
-      </w:pPr>
-      <w:r>
-        <w:rPr>
-          <w:rFonts w:ascii="Calibri" w:hAnsi="Calibri" w:eastAsia="Microsoft JhengHei"/>
-          <w:b w:val="0"/>
-          <w:i/>
-          <w:color w:val="777777"/>
-          <w:sz w:val="17"/>
-        </w:rPr>
-        <w:t>原名: What are the best swim goggles? Coach tests the best options for pool and open-water swimming</w:t>
-      </w:r>
-    </w:p>
-    <w:p>
-      <w:pPr>
-        <w:spacing w:after="200"/>
-        <w:ind w:left="360"/>
-      </w:pPr>
-      <w:r>
-        <w:rPr>
-          <w:rFonts w:ascii="Calibri" w:hAnsi="Calibri" w:eastAsia="Microsoft JhengHei"/>
-          <w:b w:val="0"/>
-          <w:color w:val="444444"/>
-          <w:sz w:val="19"/>
-        </w:rPr>
-        <w:t>戴上這款久經考驗的泳鏡，清晰舒適地游泳。我回顧了鐵人三項、泳池訓練和開放水域游泳的 10 項最佳運動。 本文深入分析 220 Triathlon 針對當前鐵人三項訓練法、裝備配置與賽事策略的最新研究，提供實用的心肺耐力與肌肉恢復建議。</w:t>
+        <w:t>不要讓聳人聽聞的頭條新聞欺騙了您：數據顯示，雖然耐力賽並非沒有風險，但它比小報所暗示的要安全得多。</w:t>
+        <w:br/>
+        <w:t>閱讀《頭部背後的真相》的完整文章… 本文深入分析 Triathlete Magazine 針對當前鐵人三項訓練法、裝備配置與賽事策略的最新研究，提供實用的心肺耐力與肌肉恢復建議。</w:t>
       </w:r>
     </w:p>
     <w:p>
@@ -306,7 +252,67 @@
           <w:color w:val="595959"/>
           <w:sz w:val="19"/>
         </w:rPr>
-        <w:t xml:space="preserve">【220 Triathlon | 2026-07-25】 </w:t>
+        <w:t xml:space="preserve">【Slowtwitch | 2026-08-01】 </w:t>
+      </w:r>
+      <w:hyperlink w:rId="rId14">
+        <w:r>
+          <w:rPr>
+            <w:color w:val="1F4D78"/>
+            <w:u w:val="single"/>
+            <w:b/>
+            <w:rFonts w:ascii="Calibri" w:hAnsi="Calibri" w:eastAsia="Microsoft JhengHei"/>
+            <w:sz w:val="22"/>
+          </w:rPr>
+          <w:t>我們注意到：Sanders 不再使用 Kona、Garmin 智慧手環首次亮相、Dropbar Tri 成為主流等等</w:t>
+        </w:r>
+      </w:hyperlink>
+    </w:p>
+    <w:p>
+      <w:pPr>
+        <w:spacing w:after="40"/>
+        <w:ind w:left="360"/>
+      </w:pPr>
+      <w:r>
+        <w:rPr>
+          <w:rFonts w:ascii="Calibri" w:hAnsi="Calibri" w:eastAsia="Microsoft JhengHei"/>
+          <w:b w:val="0"/>
+          <w:i/>
+          <w:color w:val="777777"/>
+          <w:sz w:val="17"/>
+        </w:rPr>
+        <w:t>原名: We Noticed: No Kona for Sanders, Garmin’s Smart Band Debut, Dropbar Tri Goes Mainstream and More</w:t>
+      </w:r>
+    </w:p>
+    <w:p>
+      <w:pPr>
+        <w:spacing w:after="200"/>
+        <w:ind w:left="360"/>
+      </w:pPr>
+      <w:r>
+        <w:rPr>
+          <w:rFonts w:ascii="Calibri" w:hAnsi="Calibri" w:eastAsia="Microsoft JhengHei"/>
+          <w:b w:val="0"/>
+          <w:color w:val="444444"/>
+          <w:sz w:val="19"/>
+        </w:rPr>
+        <w:t>耐力世界中正在發生（或即將發生）一些有趣的事情。萊德維爾 (Leadville) 路線變更萊德維爾 Trail 100 MTB 比賽已結束兩週（8 月 15 日），並且正在進行中...</w:t>
+        <w:br/>
+        <w:t>我們注意到的貼文：N...</w:t>
+      </w:r>
+    </w:p>
+    <w:p>
+      <w:pPr>
+        <w:keepNext/>
+        <w:spacing w:before="160" w:after="40"/>
+      </w:pPr>
+      <w:r>
+        <w:rPr>
+          <w:rFonts w:ascii="Calibri" w:hAnsi="Calibri" w:eastAsia="Microsoft JhengHei"/>
+          <w:b/>
+          <w:color w:val="595959"/>
+          <w:sz w:val="19"/>
+        </w:rPr>
+        <w:t xml:space="preserve">【220 Triathlon | 2026-07-31】 </w:t>
       </w:r>
       <w:hyperlink w:rId="rId15">
         <w:r>
@@ -317,7 +323,7 @@
             <w:rFonts w:ascii="Calibri" w:hAnsi="Calibri" w:eastAsia="Microsoft JhengHei"/>
             <w:sz w:val="22"/>
           </w:rPr>
-          <w:t>為什麼我對 WHOOP 健身追蹤器上癮</w:t>
+          <w:t>最適合鐵人三項的自行車鞋是？我們的自行車手在訓練和比賽中進行了 8 項測試</w:t>
         </w:r>
       </w:hyperlink>
     </w:p>
@@ -334,7 +340,7 @@
           <w:color w:val="777777"/>
           <w:sz w:val="17"/>
         </w:rPr>
-        <w:t>原名: Why I’m addicted to my WHOOP fitness tracker</w:t>
+        <w:t>原名: What are the best bike shoes for triathlon? Our cyclists test 8 for training and racing</w:t>
       </w:r>
     </w:p>
     <w:p>
@@ -349,7 +355,7 @@
           <w:color w:val="444444"/>
           <w:sz w:val="19"/>
         </w:rPr>
-        <w:t>無螢幕健身追蹤器正在風靡一時。與傳統的智慧手錶不同，這些穿戴式裝置可以悄悄地收集從心率和睡眠到壓力和恢復等各個方面的數據，所有這些都無需...</w:t>
+        <w:t>我們的專家評審員提交了 8 款鐵人三項自行車鞋進行嚴格測試，以幫助您找到最適合您的一雙... 本文深入分析 220 Triathlon 針對當前鐵人三項訓練法、裝備配置與賽事策略的最新研究，提供實用的心肺耐力與肌肉恢復建議。</w:t>
       </w:r>
     </w:p>
     <w:p>
@@ -364,7 +370,7 @@
           <w:color w:val="595959"/>
           <w:sz w:val="19"/>
         </w:rPr>
-        <w:t xml:space="preserve">【220 Triathlon | 2026-07-25】 </w:t>
+        <w:t xml:space="preserve">【220 Triathlon | 2026-07-29】 </w:t>
       </w:r>
       <w:hyperlink w:rId="rId16">
         <w:r>
@@ -375,7 +381,7 @@
             <w:rFonts w:ascii="Calibri" w:hAnsi="Calibri" w:eastAsia="Microsoft JhengHei"/>
             <w:sz w:val="22"/>
           </w:rPr>
-          <w:t>世界鐵人三項賽和職業鐵人三項組織公佈 2027 年巡迴賽日曆</w:t>
+          <w:t>2026 年最佳跑步耳機和耳機為您的鍛鍊配樂</w:t>
         </w:r>
       </w:hyperlink>
     </w:p>
@@ -392,7 +398,7 @@
           <w:color w:val="777777"/>
           <w:sz w:val="17"/>
         </w:rPr>
-        <w:t>原名: World Triathlon and the Professional Triathletes Organisation reveal tour calendars for 2027</w:t>
+        <w:t>原名: Best running earphones and headphones to soundtrack your workouts in 2026</w:t>
       </w:r>
     </w:p>
     <w:p>
@@ -407,7 +413,7 @@
           <w:color w:val="444444"/>
           <w:sz w:val="19"/>
         </w:rPr>
-        <w:t>T100 和重新命名的 T50 系列將在全球範圍內舉辦精英和年齡組比賽，包括洛杉磯為奧運會做準備時的威尼斯海灘比賽 本文深入分析 220 Triathlon 針對當前鐵人三項訓練法、裝備配置與賽事策略的最新研究，提供實用的心肺耐力與肌肉恢復建議。</w:t>
+        <w:t>事實證明，隨著音樂跑步可以為您的訓練帶來一系列好處。在這裡，我們的專家對9套跑步耳機進行了測試 本文深入分析 220 Triathlon 針對當前鐵人三項訓練法、裝備配置與賽事策略的最新研究，提供實用的心肺耐力與肌肉恢復建議。</w:t>
       </w:r>
     </w:p>
     <w:p>
@@ -422,7 +428,7 @@
           <w:color w:val="595959"/>
           <w:sz w:val="19"/>
         </w:rPr>
-        <w:t xml:space="preserve">【220 Triathlon | 2026-07-24】 </w:t>
+        <w:t xml:space="preserve">【220 Triathlon | 2026-07-29】 </w:t>
       </w:r>
       <w:hyperlink w:rId="rId17">
         <w:r>
@@ -433,7 +439,7 @@
             <w:rFonts w:ascii="Calibri" w:hAnsi="Calibri" w:eastAsia="Microsoft JhengHei"/>
             <w:sz w:val="22"/>
           </w:rPr>
-          <w:t>Garmin Forerunner 70：170 的精簡版，但沒有三重追踪</w:t>
+          <w:t>您應該追求性能還是多功能性？我們比較 Goodr OG 和 SunGod Forty2s 跑步太陽眼鏡來找出答案</w:t>
         </w:r>
       </w:hyperlink>
     </w:p>
@@ -450,7 +456,7 @@
           <w:color w:val="777777"/>
           <w:sz w:val="17"/>
         </w:rPr>
-        <w:t>原名: Garmin Forerunner 70: a slimmed-down version of the 170 but no tri tracking</w:t>
+        <w:t>原名: Should you go for performance or versatility? We compare the Goodr OG and SunGod Forty2s running sunglasses to find out</w:t>
       </w:r>
     </w:p>
     <w:p>
@@ -465,7 +471,7 @@
           <w:color w:val="444444"/>
           <w:sz w:val="19"/>
         </w:rPr>
-        <w:t>尚未上市的最便宜的 Garmin Forerunner 是針對跑步新手的，但它是否有足夠的智慧來取悅鐵人三項人群呢？ 本文深入分析 220 Triathlon 針對當前鐵人三項訓練法、裝備配置與賽事策略的最新研究，提供實用的心肺耐力與肌肉恢復建議。</w:t>
+        <w:t>Goodr OG 是一款售價 25 美元的廉價跑步太陽眼鏡，而 SunGod Forty2 的價格是它的四倍。海倫·韋伯斯特讓他們相互競爭以找出勝利者。</w:t>
       </w:r>
     </w:p>
     <w:p>
@@ -480,7 +486,7 @@
           <w:color w:val="595959"/>
           <w:sz w:val="19"/>
         </w:rPr>
-        <w:t xml:space="preserve">【220 Triathlon | 2026-07-24】 </w:t>
+        <w:t xml:space="preserve">【220 Triathlon | 2026-07-29】 </w:t>
       </w:r>
       <w:hyperlink w:rId="rId18">
         <w:r>
@@ -491,7 +497,7 @@
             <w:rFonts w:ascii="Calibri" w:hAnsi="Calibri" w:eastAsia="Microsoft JhengHei"/>
             <w:sz w:val="22"/>
           </w:rPr>
-          <w:t>Kiprun Run 900 短褲：輕盈透氣的越野跑之選</w:t>
+          <w:t>2026年最好的碳板跑鞋是什麼？以下是追逐下一個 PB 的 8 個最佳選擇</w:t>
         </w:r>
       </w:hyperlink>
     </w:p>
@@ -508,7 +514,7 @@
           <w:color w:val="777777"/>
           <w:sz w:val="17"/>
         </w:rPr>
-        <w:t>原名: Kiprun Run 900 Shorts: a light and airy choice for trail runs</w:t>
+        <w:t>原名: What are the best carbon plate running shoes in 2026? Here are 8 top picks for chasing your next PB</w:t>
       </w:r>
     </w:p>
     <w:p>
@@ -523,7 +529,7 @@
           <w:color w:val="444444"/>
           <w:sz w:val="19"/>
         </w:rPr>
-        <w:t>迪卡儂 Kiprun 品牌的這些專注於越野的 Run 900 短褲以令人印象深刻的價格提供卓越的性能和一系列有用的功能。 本文深入分析 220 Triathlon 針對當前鐵人三項訓練法、裝備配置與賽事策略的最新研究，提供實用的心肺耐力與肌肉恢復建議。</w:t>
+        <w:t>他們徹底改變了跑步運動，並不斷創造世界紀錄，就像他們已經過時了一樣。我們對 8 款最好的碳跑鞋進行了測試... 本文深入分析 220 Triathlon 針對當前鐵人三項訓練法、裝備配置與賽事策略的最新研究，提供實用的心肺耐力與肌肉恢復建議。</w:t>
       </w:r>
     </w:p>
     <w:p>
@@ -538,7 +544,7 @@
           <w:color w:val="595959"/>
           <w:sz w:val="19"/>
         </w:rPr>
-        <w:t xml:space="preserve">【220 Triathlon | 2026-07-24】 </w:t>
+        <w:t xml:space="preserve">【TrainingPeaks Blog | 2026-07-28】 </w:t>
       </w:r>
       <w:hyperlink w:rId="rId19">
         <w:r>
@@ -549,7 +555,7 @@
             <w:rFonts w:ascii="Calibri" w:hAnsi="Calibri" w:eastAsia="Microsoft JhengHei"/>
             <w:sz w:val="22"/>
           </w:rPr>
-          <w:t>我測試了 Sharon Lokedi 兩屆波士頓馬拉松冠軍鞋 - 這是我的誠實意見</w:t>
+          <w:t>世界級自行車手與業餘自行車手的區別</w:t>
         </w:r>
       </w:hyperlink>
     </w:p>
@@ -566,7 +572,7 @@
           <w:color w:val="777777"/>
           <w:sz w:val="17"/>
         </w:rPr>
-        <w:t>原名: I tested the two-time Boston marathon-winning shoe of Sharon Lokedi – here’s my honest opinion</w:t>
+        <w:t>原名: What Separates World-Class Cyclists from Amateurs</w:t>
       </w:r>
     </w:p>
     <w:p>
@@ -581,7 +587,9 @@
           <w:color w:val="444444"/>
           <w:sz w:val="19"/>
         </w:rPr>
-        <w:t>這些充滿活力的碳纖維公路鞋見證了許多比賽的勝利。但日常跑步者使用它們時效果如何呢？ 本文深入分析 220 Triathlon 針對當前鐵人三項訓練法、裝備配置與賽事策略的最新研究，提供實用的心肺耐力與肌肉恢復建議。</w:t>
+        <w:t xml:space="preserve">業餘自行車手和職業自行車手之間的差異不在於身體素質，而在於一致性。以下是使專業人士脫穎而出的五個習慣，以及您可以採取哪些措施來縮小差距。 </w:t>
+        <w:br/>
+        <w:t>貼文什麼是...</w:t>
       </w:r>
     </w:p>
     <w:p>
@@ -596,7 +604,7 @@
           <w:color w:val="595959"/>
           <w:sz w:val="19"/>
         </w:rPr>
-        <w:t xml:space="preserve">【220 Triathlon | 2026-07-24】 </w:t>
+        <w:t xml:space="preserve">【220 Triathlon | 2026-07-28】 </w:t>
       </w:r>
       <w:hyperlink w:rId="rId20">
         <w:r>
@@ -607,7 +615,7 @@
             <w:rFonts w:ascii="Calibri" w:hAnsi="Calibri" w:eastAsia="Microsoft JhengHei"/>
             <w:sz w:val="22"/>
           </w:rPr>
-          <w:t>最好的空氣動力自行車頭盔是什麼？我們在風洞中測試了 9 個以找出答案</w:t>
+          <w:t>2026 年最佳男士冬季跑步緊身褲與緊身褲</w:t>
         </w:r>
       </w:hyperlink>
     </w:p>
@@ -624,7 +632,7 @@
           <w:color w:val="777777"/>
           <w:sz w:val="17"/>
         </w:rPr>
-        <w:t>原名: What are the best aero bike helmets? We tested 9 in a wind tunnel to find out</w:t>
+        <w:t>原名: Best men’s winter running tights and leggings for 2026</w:t>
       </w:r>
     </w:p>
     <w:p>
@@ -639,7 +647,7 @@
           <w:color w:val="444444"/>
           <w:sz w:val="19"/>
         </w:rPr>
-        <w:t>忘記車輪吧，如果您正在尋找物有所值的自行車速度升級，請投資購買空氣動力學公路頭盔。在這裡，我們測試了 9 種最快、最安全、最舒適的鐵人三項。</w:t>
+        <w:t>從壓縮款到透氣緊身褲，探索最好的男士跑步緊身衣，幫助您度過寒冷的天氣。 本文深入分析 220 Triathlon 針對當前鐵人三項訓練法、裝備配置與賽事策略的最新研究，提供實用的心肺耐力與肌肉恢復建議。</w:t>
       </w:r>
     </w:p>
     <w:p>
@@ -654,7 +662,7 @@
           <w:color w:val="595959"/>
           <w:sz w:val="19"/>
         </w:rPr>
-        <w:t xml:space="preserve">【220 Triathlon | 2026-07-23】 </w:t>
+        <w:t xml:space="preserve">【Triathlete Magazine | 2026-07-28】 </w:t>
       </w:r>
       <w:hyperlink w:rId="rId21">
         <w:r>
@@ -665,7 +673,7 @@
             <w:rFonts w:ascii="Calibri" w:hAnsi="Calibri" w:eastAsia="Microsoft JhengHei"/>
             <w:sz w:val="22"/>
           </w:rPr>
-          <w:t>最好的夾式氣動把是什麼？我們測試了 8 種空氣動力學速度和舒適度</w:t>
+          <w:t>您第一次參加鐵人三項比賽的比賽週清單</w:t>
         </w:r>
       </w:hyperlink>
     </w:p>
@@ -682,7 +690,7 @@
           <w:color w:val="777777"/>
           <w:sz w:val="17"/>
         </w:rPr>
-        <w:t>原名: What are the best clip-on aerobars? We’ve tested 8 for aero speed and comfort</w:t>
+        <w:t>原名: A Race-Week Checklist For Your First Triathlon</w:t>
       </w:r>
     </w:p>
     <w:p>
@@ -697,7 +705,9 @@
           <w:color w:val="444444"/>
           <w:sz w:val="19"/>
         </w:rPr>
-        <w:t>通常，在公路自行車上縮短時間的最簡單方法是添加一組夾式空氣動力車把。在這裡，我們回顧了 10 個最適合鐵人三項的項目… 本文深入分析 220 Triathlon 針對當前鐵人三項訓練法、裝備配置與賽事策略的最新研究，提供實用的心肺耐力與肌肉恢復建議。</w:t>
+        <w:t>不要讓物流毀了你的第一次鐵人三項比賽。使用這份每日比賽週指南和包裝清單來處理逐漸減少的情況，準備好您的裝備，並到達起跑線準備出發。</w:t>
+        <w:br/>
+        <w:t>閱讀全文...</w:t>
       </w:r>
     </w:p>
     <w:p>
@@ -712,7 +722,7 @@
           <w:color w:val="595959"/>
           <w:sz w:val="19"/>
         </w:rPr>
-        <w:t xml:space="preserve">【220 Triathlon | 2026-07-23】 </w:t>
+        <w:t xml:space="preserve">【220 Triathlon | 2026-07-27】 </w:t>
       </w:r>
       <w:hyperlink w:rId="rId22">
         <w:r>
@@ -723,7 +733,7 @@
             <w:rFonts w:ascii="Calibri" w:hAnsi="Calibri" w:eastAsia="Microsoft JhengHei"/>
             <w:sz w:val="22"/>
           </w:rPr>
-          <w:t>最好的跑鞋是什麼？我們測試 2026 年比賽和訓練的最佳選擇</w:t>
+          <w:t>2026 年最好的跑步短褲是什麼？我們的跑步團隊對 10 名進行了測試</w:t>
         </w:r>
       </w:hyperlink>
     </w:p>
@@ -740,7 +750,7 @@
           <w:color w:val="777777"/>
           <w:sz w:val="17"/>
         </w:rPr>
-        <w:t>原名: What are the best running shoes? We test the best options for racing and training in 2026</w:t>
+        <w:t>原名: What are the best running shorts in 2026? Our team of runners put 10 to the test</w:t>
       </w:r>
     </w:p>
     <w:p>
@@ -755,7 +765,7 @@
           <w:color w:val="444444"/>
           <w:sz w:val="19"/>
         </w:rPr>
-        <w:t>對尋找跑鞋感到困惑並想找到最好的？以下是我們最喜歡的 10 款經過專家測試的全能跑鞋。 本文深入分析 220 Triathlon 針對當前鐵人三項訓練法、裝備配置與賽事策略的最新研究，提供實用的心肺耐力與肌肉恢復建議。</w:t>
+        <w:t>一條好的跑步短褲應該是舒適、透氣，並且能夠為任何距離的跑步提供支撐。我們的跑步團隊測試了當今可用的最佳選擇... 本文深入分析 220 Triathlon 針對當前鐵人三項訓練法、裝備配置與賽事策略的最新研究，提供實用的心肺耐力與肌肉恢復建議。</w:t>
       </w:r>
     </w:p>
     <w:p>
@@ -770,7 +780,7 @@
           <w:color w:val="595959"/>
           <w:sz w:val="19"/>
         </w:rPr>
-        <w:t xml:space="preserve">【Slowtwitch | 2026-07-23】 </w:t>
+        <w:t xml:space="preserve">【Triathlete Magazine | 2026-07-27】 </w:t>
       </w:r>
       <w:hyperlink w:rId="rId23">
         <w:r>
@@ -781,7 +791,7 @@
             <w:rFonts w:ascii="Calibri" w:hAnsi="Calibri" w:eastAsia="Microsoft JhengHei"/>
             <w:sz w:val="22"/>
           </w:rPr>
-          <w:t>Garmin 收購 TrainingPeaks 和 TrainHeroic</w:t>
+          <w:t>Sam Long 統治自行車賽，Kirsten Kasper 強勢回歸，贏得 Ironman 70.3 Boise 冠軍</w:t>
         </w:r>
       </w:hyperlink>
     </w:p>
@@ -798,7 +808,7 @@
           <w:color w:val="777777"/>
           <w:sz w:val="17"/>
         </w:rPr>
-        <w:t>原名: Garmin Buys TrainingPeaks and TrainHeroic</w:t>
+        <w:t>原名: Sam Long Dominates the Bike and Kirsten Kasper Storms Back on the Run to Claim Ironman 70.3 Boise Wins</w:t>
       </w:r>
     </w:p>
     <w:p>
@@ -813,183 +823,9 @@
           <w:color w:val="444444"/>
           <w:sz w:val="19"/>
         </w:rPr>
-        <w:t>Garmin 今天宣布，它已收購 TrainingPeaks 和 TrainHeroic，將這家可穿戴技術公司與高性能分析、運動員關係和訓練計劃結合在一起。</w:t>
-      </w:r>
-    </w:p>
-    <w:p>
-      <w:pPr>
-        <w:keepNext/>
-        <w:spacing w:before="160" w:after="40"/>
-      </w:pPr>
-      <w:r>
-        <w:rPr>
-          <w:rFonts w:ascii="Calibri" w:hAnsi="Calibri" w:eastAsia="Microsoft JhengHei"/>
-          <w:b/>
-          <w:color w:val="595959"/>
-          <w:sz w:val="19"/>
-        </w:rPr>
-        <w:t xml:space="preserve">【220 Triathlon | 2026-07-21】 </w:t>
-      </w:r>
-      <w:hyperlink w:rId="rId24">
-        <w:r>
-          <w:rPr>
-            <w:color w:val="1F4D78"/>
-            <w:u w:val="single"/>
-            <w:b/>
-            <w:rFonts w:ascii="Calibri" w:hAnsi="Calibri" w:eastAsia="Microsoft JhengHei"/>
-            <w:sz w:val="22"/>
-          </w:rPr>
-          <w:t>Garmin 推出首款無螢幕健身追蹤器 - 但它能滿足鐵人三項運動員的需求嗎？</w:t>
-        </w:r>
-      </w:hyperlink>
-    </w:p>
-    <w:p>
-      <w:pPr>
-        <w:spacing w:after="40"/>
-        <w:ind w:left="360"/>
-      </w:pPr>
-      <w:r>
-        <w:rPr>
-          <w:rFonts w:ascii="Calibri" w:hAnsi="Calibri" w:eastAsia="Microsoft JhengHei"/>
-          <w:b w:val="0"/>
-          <w:i/>
-          <w:color w:val="777777"/>
-          <w:sz w:val="17"/>
-        </w:rPr>
-        <w:t>原名: Garmin launch first screen-free fitness tracker – but will it serve the needs of triathletes?</w:t>
-      </w:r>
-    </w:p>
-    <w:p>
-      <w:pPr>
-        <w:spacing w:after="200"/>
-        <w:ind w:left="360"/>
-      </w:pPr>
-      <w:r>
-        <w:rPr>
-          <w:rFonts w:ascii="Calibri" w:hAnsi="Calibri" w:eastAsia="Microsoft JhengHei"/>
-          <w:b w:val="0"/>
-          <w:color w:val="444444"/>
-          <w:sz w:val="19"/>
-        </w:rPr>
-        <w:t>有句老笑話說：“如果我昏倒了，請停止我的 Garmin”，如果鐵人三項運動員喜歡一件事，那就是統計數據或 100。但今天 Garmin 宣布推出無螢幕健身手環。想想李...</w:t>
-      </w:r>
-    </w:p>
-    <w:p>
-      <w:pPr>
-        <w:keepNext/>
-        <w:spacing w:before="160" w:after="40"/>
-      </w:pPr>
-      <w:r>
-        <w:rPr>
-          <w:rFonts w:ascii="Calibri" w:hAnsi="Calibri" w:eastAsia="Microsoft JhengHei"/>
-          <w:b/>
-          <w:color w:val="595959"/>
-          <w:sz w:val="19"/>
-        </w:rPr>
-        <w:t xml:space="preserve">【Triathlete Magazine | 2026-07-20】 </w:t>
-      </w:r>
-      <w:hyperlink w:rId="rId25">
-        <w:r>
-          <w:rPr>
-            <w:color w:val="1F4D78"/>
-            <w:u w:val="single"/>
-            <w:b/>
-            <w:rFonts w:ascii="Calibri" w:hAnsi="Calibri" w:eastAsia="Microsoft JhengHei"/>
-            <w:sz w:val="22"/>
-          </w:rPr>
-          <w:t>15 分鐘的「運動零食」能和 60 分鐘的運動一樣有效嗎？</w:t>
-        </w:r>
-      </w:hyperlink>
-    </w:p>
-    <w:p>
-      <w:pPr>
-        <w:spacing w:after="40"/>
-        <w:ind w:left="360"/>
-      </w:pPr>
-      <w:r>
-        <w:rPr>
-          <w:rFonts w:ascii="Calibri" w:hAnsi="Calibri" w:eastAsia="Microsoft JhengHei"/>
-          <w:b w:val="0"/>
-          <w:i/>
-          <w:color w:val="777777"/>
-          <w:sz w:val="17"/>
-        </w:rPr>
-        <w:t>原名: Can 15-Minute “Exercise Snacks” Be Just as Good as a 60-Minute Workout?</w:t>
-      </w:r>
-    </w:p>
-    <w:p>
-      <w:pPr>
-        <w:spacing w:after="200"/>
-        <w:ind w:left="360"/>
-      </w:pPr>
-      <w:r>
-        <w:rPr>
-          <w:rFonts w:ascii="Calibri" w:hAnsi="Calibri" w:eastAsia="Microsoft JhengHei"/>
-          <w:b w:val="0"/>
-          <w:color w:val="444444"/>
-          <w:sz w:val="19"/>
-        </w:rPr>
-        <w:t>時間緊迫？這些短暫的活動可以讓您的思維更加敏銳，並在最忙碌的工作日保護您的健康。</w:t>
+        <w:t>薩姆朗和克爾斯滕卡斯帕以兩種截然不同的方式證明了他們在愛達荷州博伊西的鐵人三項職業系列賽場上的實力太強了。</w:t>
         <w:br/>
-        <w:t>閱讀完整文章：15 分鐘運動零食也一樣好嗎… 本文深入分析 Triathlete Magazine 針對當前鐵人三項訓練法、裝備配置與賽事策略的最新研究，提供實用的心肺耐力與肌肉恢復建議。</w:t>
-      </w:r>
-    </w:p>
-    <w:p>
-      <w:pPr>
-        <w:keepNext/>
-        <w:spacing w:before="160" w:after="40"/>
-      </w:pPr>
-      <w:r>
-        <w:rPr>
-          <w:rFonts w:ascii="Calibri" w:hAnsi="Calibri" w:eastAsia="Microsoft JhengHei"/>
-          <w:b/>
-          <w:color w:val="595959"/>
-          <w:sz w:val="19"/>
-        </w:rPr>
-        <w:t xml:space="preserve">【220 Triathlon | 2026-07-20】 </w:t>
-      </w:r>
-      <w:hyperlink w:rId="rId26">
-        <w:r>
-          <w:rPr>
-            <w:color w:val="1F4D78"/>
-            <w:u w:val="single"/>
-            <w:b/>
-            <w:rFonts w:ascii="Calibri" w:hAnsi="Calibri" w:eastAsia="Microsoft JhengHei"/>
-            <w:sz w:val="22"/>
-          </w:rPr>
-          <w:t>最好的鐵人三項手錶有哪些？我們分享適合專業人士和初學者的 10 款最佳模型</w:t>
-        </w:r>
-      </w:hyperlink>
-    </w:p>
-    <w:p>
-      <w:pPr>
-        <w:spacing w:after="40"/>
-        <w:ind w:left="360"/>
-      </w:pPr>
-      <w:r>
-        <w:rPr>
-          <w:rFonts w:ascii="Calibri" w:hAnsi="Calibri" w:eastAsia="Microsoft JhengHei"/>
-          <w:b w:val="0"/>
-          <w:i/>
-          <w:color w:val="777777"/>
-          <w:sz w:val="17"/>
-        </w:rPr>
-        <w:t>原名: What are the best triathlon watches? We share our top 10 models for pros and beginners</w:t>
-      </w:r>
-    </w:p>
-    <w:p>
-      <w:pPr>
-        <w:spacing w:after="200"/>
-        <w:ind w:left="360"/>
-      </w:pPr>
-      <w:r>
-        <w:rPr>
-          <w:rFonts w:ascii="Calibri" w:hAnsi="Calibri" w:eastAsia="Microsoft JhengHei"/>
-          <w:b w:val="0"/>
-          <w:color w:val="444444"/>
-          <w:sz w:val="19"/>
-        </w:rPr>
-        <w:t>鐵人三項智慧手錶可以徹底改變您的鐵人三項訓練和比賽。但市面上這麼多，哪些值得花呢？我們的專家測試了 10 種最好的... 本文深入分析 220 Triathlon 針對當前鐵人三項訓練法、裝備配置與賽事策略的最新研究，提供實用的心肺耐力與肌肉恢復建議。</w:t>
+        <w:t>閱讀 Sam Long Dominates the Bike 和 Kirsten Kasper 的完整文章…</w:t>
       </w:r>
     </w:p>
     <w:p>
@@ -1019,9 +855,425 @@
           <w:color w:val="595959"/>
           <w:sz w:val="19"/>
         </w:rPr>
+        <w:t xml:space="preserve">【Slowtwitch | 2026-08-01】 </w:t>
+      </w:r>
+      <w:hyperlink w:rId="rId24">
+        <w:r>
+          <w:rPr>
+            <w:color w:val="1F4D78"/>
+            <w:u w:val="single"/>
+            <w:b/>
+            <w:rFonts w:ascii="Calibri" w:hAnsi="Calibri" w:eastAsia="Microsoft JhengHei"/>
+            <w:sz w:val="22"/>
+          </w:rPr>
+          <w:t>一場關於勝肽的爭論正在激烈進行。接下來是鐵人三項嗎？</w:t>
+        </w:r>
+      </w:hyperlink>
+    </w:p>
+    <w:p>
+      <w:pPr>
+        <w:spacing w:after="40"/>
+        <w:ind w:left="360"/>
+      </w:pPr>
+      <w:r>
+        <w:rPr>
+          <w:rFonts w:ascii="Calibri" w:hAnsi="Calibri" w:eastAsia="Microsoft JhengHei"/>
+          <w:b w:val="0"/>
+          <w:i/>
+          <w:color w:val="777777"/>
+          <w:sz w:val="17"/>
+        </w:rPr>
+        <w:t>原名: A Peptide Debate is Rocking Ultra-Running. Is Triathlon Next?</w:t>
+      </w:r>
+    </w:p>
+    <w:p>
+      <w:pPr>
+        <w:spacing w:after="200"/>
+        <w:ind w:left="360"/>
+      </w:pPr>
+      <w:r>
+        <w:rPr>
+          <w:rFonts w:ascii="Calibri" w:hAnsi="Calibri" w:eastAsia="Microsoft JhengHei"/>
+          <w:b w:val="0"/>
+          <w:color w:val="444444"/>
+          <w:sz w:val="19"/>
+        </w:rPr>
+        <w:t>上週，超級跑世界發現自己處於反興奮劑領域的中心，一名破紀錄的跑步運動員承認在比賽中使用了違禁藥物…</w:t>
+        <w:br/>
+        <w:t>該帖子... 本文深入分析 Slowtwitch 針對當前鐵人三項訓練法、裝備配置與賽事策略的最新研究，提供實用的心肺耐力與肌肉恢復建議。</w:t>
+      </w:r>
+    </w:p>
+    <w:p>
+      <w:pPr>
+        <w:keepNext/>
+        <w:spacing w:before="160" w:after="40"/>
+      </w:pPr>
+      <w:r>
+        <w:rPr>
+          <w:rFonts w:ascii="Calibri" w:hAnsi="Calibri" w:eastAsia="Microsoft JhengHei"/>
+          <w:b/>
+          <w:color w:val="595959"/>
+          <w:sz w:val="19"/>
+        </w:rPr>
+        <w:t xml:space="preserve">【Triathlete Magazine | 2026-07-31】 </w:t>
+      </w:r>
+      <w:hyperlink w:rId="rId25">
+        <w:r>
+          <w:rPr>
+            <w:color w:val="1F4D78"/>
+            <w:u w:val="single"/>
+            <w:b/>
+            <w:rFonts w:ascii="Calibri" w:hAnsi="Calibri" w:eastAsia="Microsoft JhengHei"/>
+            <w:sz w:val="22"/>
+          </w:rPr>
+          <w:t>七月三項賽重點：世界巡迴賽的變化、超級鞋恐慌以及短程賽車的興起</w:t>
+        </w:r>
+      </w:hyperlink>
+    </w:p>
+    <w:p>
+      <w:pPr>
+        <w:spacing w:after="40"/>
+        <w:ind w:left="360"/>
+      </w:pPr>
+      <w:r>
+        <w:rPr>
+          <w:rFonts w:ascii="Calibri" w:hAnsi="Calibri" w:eastAsia="Microsoft JhengHei"/>
+          <w:b w:val="0"/>
+          <w:i/>
+          <w:color w:val="777777"/>
+          <w:sz w:val="17"/>
+        </w:rPr>
+        <w:t>原名: July’s Tri Takeaways: World Tour Shifts, Supershoe Scares, and the Rise of Short-Course Racing</w:t>
+      </w:r>
+    </w:p>
+    <w:p>
+      <w:pPr>
+        <w:spacing w:after="200"/>
+        <w:ind w:left="360"/>
+      </w:pPr>
+      <w:r>
+        <w:rPr>
+          <w:rFonts w:ascii="Calibri" w:hAnsi="Calibri" w:eastAsia="Microsoft JhengHei"/>
+          <w:b w:val="0"/>
+          <w:color w:val="444444"/>
+          <w:sz w:val="19"/>
+        </w:rPr>
+        <w:t>T100 和世界鐵人三項賽衝鋒陷陣，傳奇人物走向日落，超級鞋給我們帶來了仲夏恐怖的案例 - 蒂姆·海明 (Tim Heming) 詳細剖析了本月的鐵人三項新聞。</w:t>
+        <w:br/>
+        <w:t>閱讀...</w:t>
+      </w:r>
+    </w:p>
+    <w:p>
+      <w:pPr>
+        <w:keepNext/>
+        <w:spacing w:before="160" w:after="40"/>
+      </w:pPr>
+      <w:r>
+        <w:rPr>
+          <w:rFonts w:ascii="Calibri" w:hAnsi="Calibri" w:eastAsia="Microsoft JhengHei"/>
+          <w:b/>
+          <w:color w:val="595959"/>
+          <w:sz w:val="19"/>
+        </w:rPr>
+        <w:t xml:space="preserve">【220 Triathlon | 2026-07-31】 </w:t>
+      </w:r>
+      <w:hyperlink w:rId="rId26">
+        <w:r>
+          <w:rPr>
+            <w:color w:val="1F4D78"/>
+            <w:u w:val="single"/>
+            <w:b/>
+            <w:rFonts w:ascii="Calibri" w:hAnsi="Calibri" w:eastAsia="Microsoft JhengHei"/>
+            <w:sz w:val="22"/>
+          </w:rPr>
+          <w:t>年紀大了還能堅持跑步嗎？超級跑者達米安·霍爾說是的——如果你訓練得更聰明的話</w:t>
+        </w:r>
+      </w:hyperlink>
+    </w:p>
+    <w:p>
+      <w:pPr>
+        <w:spacing w:after="40"/>
+        <w:ind w:left="360"/>
+      </w:pPr>
+      <w:r>
+        <w:rPr>
+          <w:rFonts w:ascii="Calibri" w:hAnsi="Calibri" w:eastAsia="Microsoft JhengHei"/>
+          <w:b w:val="0"/>
+          <w:i/>
+          <w:color w:val="777777"/>
+          <w:sz w:val="17"/>
+        </w:rPr>
+        <w:t>原名: Can you keep running as you get older? Ultrarunner Damian Hall says yes – if you train smarter</w:t>
+      </w:r>
+    </w:p>
+    <w:p>
+      <w:pPr>
+        <w:spacing w:after="200"/>
+        <w:ind w:left="360"/>
+      </w:pPr>
+      <w:r>
+        <w:rPr>
+          <w:rFonts w:ascii="Calibri" w:hAnsi="Calibri" w:eastAsia="Microsoft JhengHei"/>
+          <w:b w:val="0"/>
+          <w:color w:val="444444"/>
+          <w:sz w:val="19"/>
+        </w:rPr>
+        <w:t>超級跑步傳奇人物 Damian Hall 解釋了跑步者和鐵人三項運動員如何隨著年齡的增長而繼續保持表現，並提供有關恢復、力量訓練和保持免受傷害的建議。</w:t>
+      </w:r>
+    </w:p>
+    <w:p>
+      <w:pPr>
+        <w:keepNext/>
+        <w:spacing w:before="160" w:after="40"/>
+      </w:pPr>
+      <w:r>
+        <w:rPr>
+          <w:rFonts w:ascii="Calibri" w:hAnsi="Calibri" w:eastAsia="Microsoft JhengHei"/>
+          <w:b/>
+          <w:color w:val="595959"/>
+          <w:sz w:val="19"/>
+        </w:rPr>
+        <w:t xml:space="preserve">【TrainingPeaks Blog | 2026-07-31】 </w:t>
+      </w:r>
+      <w:hyperlink w:rId="rId27">
+        <w:r>
+          <w:rPr>
+            <w:color w:val="1F4D78"/>
+            <w:u w:val="single"/>
+            <w:b/>
+            <w:rFonts w:ascii="Calibri" w:hAnsi="Calibri" w:eastAsia="Microsoft JhengHei"/>
+            <w:sz w:val="22"/>
+          </w:rPr>
+          <w:t>為什麼高溫會導致胃腸道壓力以及如何調整您的補充策略</w:t>
+        </w:r>
+      </w:hyperlink>
+    </w:p>
+    <w:p>
+      <w:pPr>
+        <w:spacing w:after="40"/>
+        <w:ind w:left="360"/>
+      </w:pPr>
+      <w:r>
+        <w:rPr>
+          <w:rFonts w:ascii="Calibri" w:hAnsi="Calibri" w:eastAsia="Microsoft JhengHei"/>
+          <w:b w:val="0"/>
+          <w:i/>
+          <w:color w:val="777777"/>
+          <w:sz w:val="17"/>
+        </w:rPr>
+        <w:t>原名: Why Heat Causes GI Stress &amp; How to Adapt Your Fueling Strategy</w:t>
+      </w:r>
+    </w:p>
+    <w:p>
+      <w:pPr>
+        <w:spacing w:after="200"/>
+        <w:ind w:left="360"/>
+      </w:pPr>
+      <w:r>
+        <w:rPr>
+          <w:rFonts w:ascii="Calibri" w:hAnsi="Calibri" w:eastAsia="Microsoft JhengHei"/>
+          <w:b w:val="0"/>
+          <w:color w:val="444444"/>
+          <w:sz w:val="19"/>
+        </w:rPr>
+        <w:t>高溫會增加脫水和胃腸道壓力的風險。了解如何調整補充能量和補充水分的策略，以保持安全並儘量減少熱量對錶現的影響。</w:t>
+        <w:br/>
+        <w:t>為什麼高溫會導致胃腸道壓力...</w:t>
+      </w:r>
+    </w:p>
+    <w:p>
+      <w:pPr>
+        <w:keepNext/>
+        <w:spacing w:before="160" w:after="40"/>
+      </w:pPr>
+      <w:r>
+        <w:rPr>
+          <w:rFonts w:ascii="Calibri" w:hAnsi="Calibri" w:eastAsia="Microsoft JhengHei"/>
+          <w:b/>
+          <w:color w:val="595959"/>
+          <w:sz w:val="19"/>
+        </w:rPr>
+        <w:t xml:space="preserve">【Triathlete Magazine | 2026-07-28】 </w:t>
+      </w:r>
+      <w:hyperlink w:rId="rId28">
+        <w:r>
+          <w:rPr>
+            <w:color w:val="1F4D78"/>
+            <w:u w:val="single"/>
+            <w:b/>
+            <w:rFonts w:ascii="Calibri" w:hAnsi="Calibri" w:eastAsia="Microsoft JhengHei"/>
+            <w:sz w:val="22"/>
+          </w:rPr>
+          <w:t>為什麼足底筋膜炎現在無所不在（以及跑步者可以採取什麼措施）</w:t>
+        </w:r>
+      </w:hyperlink>
+    </w:p>
+    <w:p>
+      <w:pPr>
+        <w:spacing w:after="40"/>
+        <w:ind w:left="360"/>
+      </w:pPr>
+      <w:r>
+        <w:rPr>
+          <w:rFonts w:ascii="Calibri" w:hAnsi="Calibri" w:eastAsia="Microsoft JhengHei"/>
+          <w:b w:val="0"/>
+          <w:i/>
+          <w:color w:val="777777"/>
+          <w:sz w:val="17"/>
+        </w:rPr>
+        <w:t>原名: Why Plantar Fasciitis Is Everywhere Right Now (And What Runners Can Do About It)</w:t>
+      </w:r>
+    </w:p>
+    <w:p>
+      <w:pPr>
+        <w:spacing w:after="200"/>
+        <w:ind w:left="360"/>
+      </w:pPr>
+      <w:r>
+        <w:rPr>
+          <w:rFonts w:ascii="Calibri" w:hAnsi="Calibri" w:eastAsia="Microsoft JhengHei"/>
+          <w:b w:val="0"/>
+          <w:color w:val="444444"/>
+          <w:sz w:val="19"/>
+        </w:rPr>
+        <w:t>從菁英運動員到業餘運動員，足底筋膜炎都讓跑者望而卻步。專家教練會深入探討原因以及如何實際解決它。</w:t>
+        <w:br/>
+        <w:t>閱讀全文：為什麼足底筋膜炎無所不在... 本文深入分析 Triathlete Magazine 針對當前鐵人三項訓練法、裝備配置與賽事策略的最新研究，提供實用的心肺耐力與肌肉恢復建議。</w:t>
+      </w:r>
+    </w:p>
+    <w:p>
+      <w:pPr>
+        <w:keepNext/>
+        <w:spacing w:before="160" w:after="40"/>
+      </w:pPr>
+      <w:r>
+        <w:rPr>
+          <w:rFonts w:ascii="Calibri" w:hAnsi="Calibri" w:eastAsia="Microsoft JhengHei"/>
+          <w:b/>
+          <w:color w:val="595959"/>
+          <w:sz w:val="19"/>
+        </w:rPr>
+        <w:t xml:space="preserve">【220 Triathlon | 2026-07-27】 </w:t>
+      </w:r>
+      <w:hyperlink w:rId="rId29">
+        <w:r>
+          <w:rPr>
+            <w:color w:val="1F4D78"/>
+            <w:u w:val="single"/>
+            <w:b/>
+            <w:rFonts w:ascii="Calibri" w:hAnsi="Calibri" w:eastAsia="Microsoft JhengHei"/>
+            <w:sz w:val="22"/>
+          </w:rPr>
+          <w:t>貝絲波特：背景、職業亮點、引言</w:t>
+        </w:r>
+      </w:hyperlink>
+    </w:p>
+    <w:p>
+      <w:pPr>
+        <w:spacing w:after="40"/>
+        <w:ind w:left="360"/>
+      </w:pPr>
+      <w:r>
+        <w:rPr>
+          <w:rFonts w:ascii="Calibri" w:hAnsi="Calibri" w:eastAsia="Microsoft JhengHei"/>
+          <w:b w:val="0"/>
+          <w:i/>
+          <w:color w:val="777777"/>
+          <w:sz w:val="17"/>
+        </w:rPr>
+        <w:t>原名: Beth Potter: Background, career highlights, quotes</w:t>
+      </w:r>
+    </w:p>
+    <w:p>
+      <w:pPr>
+        <w:spacing w:after="200"/>
+        <w:ind w:left="360"/>
+      </w:pPr>
+      <w:r>
+        <w:rPr>
+          <w:rFonts w:ascii="Calibri" w:hAnsi="Calibri" w:eastAsia="Microsoft JhengHei"/>
+          <w:b w:val="0"/>
+          <w:color w:val="444444"/>
+          <w:sz w:val="19"/>
+        </w:rPr>
+        <w:t>貝絲波特參加鐵人三項比賽才幾年，但她已經是世界冠軍和兩枚奧運銅牌得主。以下是您需要了解的蘇格蘭跑步運動員轉型三人組的資訊… 本文深入分析 220 Triathlon 針對當前鐵人三項訓練法、裝備配置與賽事策略的最新研究，提供實用的心肺耐力與肌肉恢復建議。</w:t>
+      </w:r>
+    </w:p>
+    <w:p>
+      <w:pPr>
+        <w:keepNext/>
+        <w:spacing w:before="160" w:after="40"/>
+      </w:pPr>
+      <w:r>
+        <w:rPr>
+          <w:rFonts w:ascii="Calibri" w:hAnsi="Calibri" w:eastAsia="Microsoft JhengHei"/>
+          <w:b/>
+          <w:color w:val="595959"/>
+          <w:sz w:val="19"/>
+        </w:rPr>
+        <w:t xml:space="preserve">【Triathlete Magazine | 2026-07-27】 </w:t>
+      </w:r>
+      <w:hyperlink w:rId="rId30">
+        <w:r>
+          <w:rPr>
+            <w:color w:val="1F4D78"/>
+            <w:u w:val="single"/>
+            <w:b/>
+            <w:rFonts w:ascii="Calibri" w:hAnsi="Calibri" w:eastAsia="Microsoft JhengHei"/>
+            <w:sz w:val="22"/>
+          </w:rPr>
+          <w:t>透過這個 5 分鐘跑步訓練來修正你的跑步姿勢（從而經濟）</w:t>
+        </w:r>
+      </w:hyperlink>
+    </w:p>
+    <w:p>
+      <w:pPr>
+        <w:spacing w:after="40"/>
+        <w:ind w:left="360"/>
+      </w:pPr>
+      <w:r>
+        <w:rPr>
+          <w:rFonts w:ascii="Calibri" w:hAnsi="Calibri" w:eastAsia="Microsoft JhengHei"/>
+          <w:b w:val="0"/>
+          <w:i/>
+          <w:color w:val="777777"/>
+          <w:sz w:val="17"/>
+        </w:rPr>
+        <w:t>原名: Fix Your Running Posture (and Therefore Economy) with This 5-Minute Running Drill</w:t>
+      </w:r>
+    </w:p>
+    <w:p>
+      <w:pPr>
+        <w:spacing w:after="200"/>
+        <w:ind w:left="360"/>
+      </w:pPr>
+      <w:r>
+        <w:rPr>
+          <w:rFonts w:ascii="Calibri" w:hAnsi="Calibri" w:eastAsia="Microsoft JhengHei"/>
+          <w:b w:val="0"/>
+          <w:color w:val="444444"/>
+          <w:sz w:val="19"/>
+        </w:rPr>
+        <w:t>這個經典的訓練只需要幾分鐘，但它可以教導你的身體高大的姿勢和快速的地面接觸，直接轉化為更有效的比賽日步伐。</w:t>
+        <w:br/>
+        <w:t>閱讀全文，請造訪... 本文深入分析 Triathlete Magazine 針對當前鐵人三項訓練法、裝備配置與賽事策略的最新研究，提供實用的心肺耐力與肌肉恢復建議。</w:t>
+      </w:r>
+    </w:p>
+    <w:p>
+      <w:pPr>
+        <w:keepNext/>
+        <w:spacing w:before="160" w:after="40"/>
+      </w:pPr>
+      <w:r>
+        <w:rPr>
+          <w:rFonts w:ascii="Calibri" w:hAnsi="Calibri" w:eastAsia="Microsoft JhengHei"/>
+          <w:b/>
+          <w:color w:val="595959"/>
+          <w:sz w:val="19"/>
+        </w:rPr>
         <w:t xml:space="preserve">【220 Triathlon | 2026-07-26】 </w:t>
       </w:r>
-      <w:hyperlink w:rId="rId27">
+      <w:hyperlink w:rId="rId31">
         <w:r>
           <w:rPr>
             <w:color w:val="1F4D78"/>
@@ -1062,305 +1314,7 @@
           <w:color w:val="444444"/>
           <w:sz w:val="19"/>
         </w:rPr>
-        <w:t>英國三屆奧運獎牌得主回顧了重返倫敦的世界鐵人三項錦標賽系列賽，以及她需要採取哪些措施才能登上奧運頒獎台 本文深入分析 220 Triathlon 針對當前鐵人三項訓練法、裝備配置與賽事策略的最新研究，提供實用的心肺耐力與肌肉恢復建議。</w:t>
-      </w:r>
-    </w:p>
-    <w:p>
-      <w:pPr>
-        <w:keepNext/>
-        <w:spacing w:before="160" w:after="40"/>
-      </w:pPr>
-      <w:r>
-        <w:rPr>
-          <w:rFonts w:ascii="Calibri" w:hAnsi="Calibri" w:eastAsia="Microsoft JhengHei"/>
-          <w:b/>
-          <w:color w:val="595959"/>
-          <w:sz w:val="19"/>
-        </w:rPr>
-        <w:t xml:space="preserve">【Triathlete Magazine | 2026-07-24】 </w:t>
-      </w:r>
-      <w:hyperlink w:rId="rId28">
-        <w:r>
-          <w:rPr>
-            <w:color w:val="1F4D78"/>
-            <w:u w:val="single"/>
-            <w:b/>
-            <w:rFonts w:ascii="Calibri" w:hAnsi="Calibri" w:eastAsia="Microsoft JhengHei"/>
-            <w:sz w:val="22"/>
-          </w:rPr>
-          <w:t>我們對 50 美元的亞馬遜跑鞋與名牌跑鞋進行了實驗室測試。這是真正值得購買的東西。</w:t>
-        </w:r>
-      </w:hyperlink>
-    </w:p>
-    <w:p>
-      <w:pPr>
-        <w:spacing w:after="40"/>
-        <w:ind w:left="360"/>
-      </w:pPr>
-      <w:r>
-        <w:rPr>
-          <w:rFonts w:ascii="Calibri" w:hAnsi="Calibri" w:eastAsia="Microsoft JhengHei"/>
-          <w:b w:val="0"/>
-          <w:i/>
-          <w:color w:val="777777"/>
-          <w:sz w:val="17"/>
-        </w:rPr>
-        <w:t>原名: We Lab-Tested $50 Amazon Running Shoes Against Name-Brand Kicks. Here’s What’s Actually Worth Buying.</w:t>
-      </w:r>
-    </w:p>
-    <w:p>
-      <w:pPr>
-        <w:spacing w:after="200"/>
-        <w:ind w:left="360"/>
-      </w:pPr>
-      <w:r>
-        <w:rPr>
-          <w:rFonts w:ascii="Calibri" w:hAnsi="Calibri" w:eastAsia="Microsoft JhengHei"/>
-          <w:b w:val="0"/>
-          <w:color w:val="444444"/>
-          <w:sz w:val="19"/>
-        </w:rPr>
-        <w:t>在正面測試中，昂貴的跑鞋真的比預算機型表現更好嗎？我們前往實驗室尋找答案。</w:t>
-        <w:br/>
-        <w:t>閱讀完整文章：我們實驗室測試了價值 50 美元的亞馬遜跑鞋與 Nam...</w:t>
-      </w:r>
-    </w:p>
-    <w:p>
-      <w:pPr>
-        <w:keepNext/>
-        <w:spacing w:before="160" w:after="40"/>
-      </w:pPr>
-      <w:r>
-        <w:rPr>
-          <w:rFonts w:ascii="Calibri" w:hAnsi="Calibri" w:eastAsia="Microsoft JhengHei"/>
-          <w:b/>
-          <w:color w:val="595959"/>
-          <w:sz w:val="19"/>
-        </w:rPr>
-        <w:t xml:space="preserve">【220 Triathlon | 2026-07-24】 </w:t>
-      </w:r>
-      <w:hyperlink w:rId="rId29">
-        <w:r>
-          <w:rPr>
-            <w:color w:val="1F4D78"/>
-            <w:u w:val="single"/>
-            <w:b/>
-            <w:rFonts w:ascii="Calibri" w:hAnsi="Calibri" w:eastAsia="Microsoft JhengHei"/>
-            <w:sz w:val="22"/>
-          </w:rPr>
-          <w:t>「我從未停止相信我能做到」：Alanis Siffert 如何從跑步新手成長為 2 分 45 秒的馬拉松</w:t>
-        </w:r>
-      </w:hyperlink>
-    </w:p>
-    <w:p>
-      <w:pPr>
-        <w:spacing w:after="40"/>
-        <w:ind w:left="360"/>
-      </w:pPr>
-      <w:r>
-        <w:rPr>
-          <w:rFonts w:ascii="Calibri" w:hAnsi="Calibri" w:eastAsia="Microsoft JhengHei"/>
-          <w:b w:val="0"/>
-          <w:i/>
-          <w:color w:val="777777"/>
-          <w:sz w:val="17"/>
-        </w:rPr>
-        <w:t>原名: ‘I never stopped believing I could do it’: How Alanis Siffert went from beginner runner to a 2:45 marathon</w:t>
-      </w:r>
-    </w:p>
-    <w:p>
-      <w:pPr>
-        <w:spacing w:after="200"/>
-        <w:ind w:left="360"/>
-      </w:pPr>
-      <w:r>
-        <w:rPr>
-          <w:rFonts w:ascii="Calibri" w:hAnsi="Calibri" w:eastAsia="Microsoft JhengHei"/>
-          <w:b w:val="0"/>
-          <w:color w:val="444444"/>
-          <w:sz w:val="19"/>
-        </w:rPr>
-        <w:t>羅斯挑戰賽冠軍艾拉尼斯·西弗特幾年前才開始跑步。她向 220 Triathlon 講述耐心、堅持和對自己身體的信任如何幫助她跑出了 2 分 45 秒的非凡馬拉鬆成績。為了...</w:t>
-      </w:r>
-    </w:p>
-    <w:p>
-      <w:pPr>
-        <w:keepNext/>
-        <w:spacing w:before="160" w:after="40"/>
-      </w:pPr>
-      <w:r>
-        <w:rPr>
-          <w:rFonts w:ascii="Calibri" w:hAnsi="Calibri" w:eastAsia="Microsoft JhengHei"/>
-          <w:b/>
-          <w:color w:val="595959"/>
-          <w:sz w:val="19"/>
-        </w:rPr>
-        <w:t xml:space="preserve">【Triathlete Magazine | 2026-07-22】 </w:t>
-      </w:r>
-      <w:hyperlink w:rId="rId30">
-        <w:r>
-          <w:rPr>
-            <w:color w:val="1F4D78"/>
-            <w:u w:val="single"/>
-            <w:b/>
-            <w:rFonts w:ascii="Calibri" w:hAnsi="Calibri" w:eastAsia="Microsoft JhengHei"/>
-            <w:sz w:val="22"/>
-          </w:rPr>
-          <w:t>我測試了30款中國跑鞋1000多英里這八個是我的最愛。</w:t>
-        </w:r>
-      </w:hyperlink>
-    </w:p>
-    <w:p>
-      <w:pPr>
-        <w:spacing w:after="40"/>
-        <w:ind w:left="360"/>
-      </w:pPr>
-      <w:r>
-        <w:rPr>
-          <w:rFonts w:ascii="Calibri" w:hAnsi="Calibri" w:eastAsia="Microsoft JhengHei"/>
-          <w:b w:val="0"/>
-          <w:i/>
-          <w:color w:val="777777"/>
-          <w:sz w:val="17"/>
-        </w:rPr>
-        <w:t>原名: I Tested 30 Chinese Running Shoes Over 1,000 Miles. These Eight Were My Favorites.</w:t>
-      </w:r>
-    </w:p>
-    <w:p>
-      <w:pPr>
-        <w:spacing w:after="200"/>
-        <w:ind w:left="360"/>
-      </w:pPr>
-      <w:r>
-        <w:rPr>
-          <w:rFonts w:ascii="Calibri" w:hAnsi="Calibri" w:eastAsia="Microsoft JhengHei"/>
-          <w:b w:val="0"/>
-          <w:color w:val="444444"/>
-          <w:sz w:val="19"/>
-        </w:rPr>
-        <w:t>中國的跑鞋物美價廉，但並不總是那麼容易買到。以下是如何獲得這些偉大價值的方法。</w:t>
-        <w:br/>
-        <w:t>閱讀全文：我測試了 30 款中國跑鞋超過 1,000 M...</w:t>
-      </w:r>
-    </w:p>
-    <w:p>
-      <w:pPr>
-        <w:keepNext/>
-        <w:spacing w:before="160" w:after="40"/>
-      </w:pPr>
-      <w:r>
-        <w:rPr>
-          <w:rFonts w:ascii="Calibri" w:hAnsi="Calibri" w:eastAsia="Microsoft JhengHei"/>
-          <w:b/>
-          <w:color w:val="595959"/>
-          <w:sz w:val="19"/>
-        </w:rPr>
-        <w:t xml:space="preserve">【Slowtwitch | 2026-07-22】 </w:t>
-      </w:r>
-      <w:hyperlink w:rId="rId31">
-        <w:r>
-          <w:rPr>
-            <w:color w:val="1F4D78"/>
-            <w:u w:val="single"/>
-            <w:b/>
-            <w:rFonts w:ascii="Calibri" w:hAnsi="Calibri" w:eastAsia="Microsoft JhengHei"/>
-            <w:sz w:val="22"/>
-          </w:rPr>
-          <w:t>高溫跑步初學者指南</w:t>
-        </w:r>
-      </w:hyperlink>
-    </w:p>
-    <w:p>
-      <w:pPr>
-        <w:spacing w:after="40"/>
-        <w:ind w:left="360"/>
-      </w:pPr>
-      <w:r>
-        <w:rPr>
-          <w:rFonts w:ascii="Calibri" w:hAnsi="Calibri" w:eastAsia="Microsoft JhengHei"/>
-          <w:b w:val="0"/>
-          <w:i/>
-          <w:color w:val="777777"/>
-          <w:sz w:val="17"/>
-        </w:rPr>
-        <w:t>原名: A Beginner’s Guide to Running in the Heat</w:t>
-      </w:r>
-    </w:p>
-    <w:p>
-      <w:pPr>
-        <w:spacing w:after="200"/>
-        <w:ind w:left="360"/>
-      </w:pPr>
-      <w:r>
-        <w:rPr>
-          <w:rFonts w:ascii="Calibri" w:hAnsi="Calibri" w:eastAsia="Microsoft JhengHei"/>
-          <w:b w:val="0"/>
-          <w:color w:val="444444"/>
-          <w:sz w:val="19"/>
-        </w:rPr>
-        <w:t>在炎熱的天氣中跑步並不容易，但如果做得正確，這是可以控制的</w:t>
-        <w:br/>
-        <w:t>《炎熱天氣跑步初學者指南》一文首次出現在 Slowtwitch News 上。 本文深入分析 Slowtwitch 針對當前鐵人三項訓練法、裝備配置與賽事策略的最新研究，提供實用的心肺耐力與肌肉恢復建議。</w:t>
-      </w:r>
-    </w:p>
-    <w:p>
-      <w:pPr>
-        <w:keepNext/>
-        <w:spacing w:before="160" w:after="40"/>
-      </w:pPr>
-      <w:r>
-        <w:rPr>
-          <w:rFonts w:ascii="Calibri" w:hAnsi="Calibri" w:eastAsia="Microsoft JhengHei"/>
-          <w:b/>
-          <w:color w:val="595959"/>
-          <w:sz w:val="19"/>
-        </w:rPr>
-        <w:t xml:space="preserve">【TrainingPeaks Blog | 2026-07-21】 </w:t>
-      </w:r>
-      <w:hyperlink w:rId="rId32">
-        <w:r>
-          <w:rPr>
-            <w:color w:val="1F4D78"/>
-            <w:u w:val="single"/>
-            <w:b/>
-            <w:rFonts w:ascii="Calibri" w:hAnsi="Calibri" w:eastAsia="Microsoft JhengHei"/>
-            <w:sz w:val="22"/>
-          </w:rPr>
-          <w:t>在炎熱的天氣中跑步：如何調整您的訓練和比賽日計劃</w:t>
-        </w:r>
-      </w:hyperlink>
-    </w:p>
-    <w:p>
-      <w:pPr>
-        <w:spacing w:after="40"/>
-        <w:ind w:left="360"/>
-      </w:pPr>
-      <w:r>
-        <w:rPr>
-          <w:rFonts w:ascii="Calibri" w:hAnsi="Calibri" w:eastAsia="Microsoft JhengHei"/>
-          <w:b w:val="0"/>
-          <w:i/>
-          <w:color w:val="777777"/>
-          <w:sz w:val="17"/>
-        </w:rPr>
-        <w:t>原名: Running in the Heat: How to Adjust Your Training &amp; Race-Day Plans</w:t>
-      </w:r>
-    </w:p>
-    <w:p>
-      <w:pPr>
-        <w:spacing w:after="200"/>
-        <w:ind w:left="360"/>
-      </w:pPr>
-      <w:r>
-        <w:rPr>
-          <w:rFonts w:ascii="Calibri" w:hAnsi="Calibri" w:eastAsia="Microsoft JhengHei"/>
-          <w:b w:val="0"/>
-          <w:color w:val="444444"/>
-          <w:sz w:val="19"/>
-        </w:rPr>
-        <w:t>在炎熱的天氣下進行比賽訓練？本文介紹如何為成功（且安全！）完成比賽做好準備。</w:t>
-        <w:br/>
-        <w:t>貼文在炎熱中跑步：如何調整訓練比賽日計畫首先出現在 T... 本文深入分析 TrainingPeaks Blog 針對當前鐵人三項訓練法、裝備配置與賽事策略的最新研究，提供實用的心肺耐力與肌肉恢復建議。</w:t>
+        <w:t>Britain’s three-time Olympic medallist reflects on the World Triathlon Championships Series return to London, and what she needs to do to keep an Olympic podium in her sights</w:t>
       </w:r>
     </w:p>
     <w:p>
@@ -1390,9 +1344,901 @@
           <w:color w:val="595959"/>
           <w:sz w:val="19"/>
         </w:rPr>
+        <w:t xml:space="preserve">【Slowtwitch | 2026-08-02】 </w:t>
+      </w:r>
+      <w:hyperlink w:rId="rId32">
+        <w:r>
+          <w:rPr>
+            <w:color w:val="1F4D78"/>
+            <w:u w:val="single"/>
+            <w:b/>
+            <w:rFonts w:ascii="Calibri" w:hAnsi="Calibri" w:eastAsia="Microsoft JhengHei"/>
+            <w:sz w:val="22"/>
+          </w:rPr>
+          <w:t>Sam Laidlow 跳過 70.3 世界賽的決定會影響科納嗎？</w:t>
+        </w:r>
+      </w:hyperlink>
+    </w:p>
+    <w:p>
+      <w:pPr>
+        <w:spacing w:after="40"/>
+        <w:ind w:left="360"/>
+      </w:pPr>
+      <w:r>
+        <w:rPr>
+          <w:rFonts w:ascii="Calibri" w:hAnsi="Calibri" w:eastAsia="Microsoft JhengHei"/>
+          <w:b w:val="0"/>
+          <w:i/>
+          <w:color w:val="777777"/>
+          <w:sz w:val="17"/>
+        </w:rPr>
+        <w:t>原名: Will Sam Laidlow’s Decision to Skip 70.3 Worlds Be the Difference in Kona?</w:t>
+      </w:r>
+    </w:p>
+    <w:p>
+      <w:pPr>
+        <w:spacing w:after="200"/>
+        <w:ind w:left="360"/>
+      </w:pPr>
+      <w:r>
+        <w:rPr>
+          <w:rFonts w:ascii="Calibri" w:hAnsi="Calibri" w:eastAsia="Microsoft JhengHei"/>
+          <w:b w:val="0"/>
+          <w:color w:val="444444"/>
+          <w:sz w:val="19"/>
+        </w:rPr>
+        <w:t>這位 2023 年 IRONMAN 世界冠軍將參加撒馬爾罕挑戰賽，而大多數其他頂級職業選手將在尼斯一決高下</w:t>
+        <w:br/>
+        <w:t>薩姆·萊德洛 (Sam Laidlow) 跳過 70.3 世界賽的決定會影響科納嗎？第一個應用...</w:t>
+      </w:r>
+    </w:p>
+    <w:p>
+      <w:pPr>
+        <w:keepNext/>
+        <w:spacing w:before="160" w:after="40"/>
+      </w:pPr>
+      <w:r>
+        <w:rPr>
+          <w:rFonts w:ascii="Calibri" w:hAnsi="Calibri" w:eastAsia="Microsoft JhengHei"/>
+          <w:b/>
+          <w:color w:val="595959"/>
+          <w:sz w:val="19"/>
+        </w:rPr>
+        <w:t xml:space="preserve">【Slowtwitch | 2026-08-02】 </w:t>
+      </w:r>
+      <w:hyperlink w:rId="rId33">
+        <w:r>
+          <w:rPr>
+            <w:color w:val="1F4D78"/>
+            <w:u w:val="single"/>
+            <w:b/>
+            <w:rFonts w:ascii="Calibri" w:hAnsi="Calibri" w:eastAsia="Microsoft JhengHei"/>
+            <w:sz w:val="22"/>
+          </w:rPr>
+          <w:t>通格斯維克家族慶祝，雷加拉多奮戰到底，科爾多瓦贏得情感挪威人</w:t>
+        </w:r>
+      </w:hyperlink>
+    </w:p>
+    <w:p>
+      <w:pPr>
+        <w:spacing w:after="40"/>
+        <w:ind w:left="360"/>
+      </w:pPr>
+      <w:r>
+        <w:rPr>
+          <w:rFonts w:ascii="Calibri" w:hAnsi="Calibri" w:eastAsia="Microsoft JhengHei"/>
+          <w:b w:val="0"/>
+          <w:i/>
+          <w:color w:val="777777"/>
+          <w:sz w:val="17"/>
+        </w:rPr>
+        <w:t>原名: Cordoba Wins Emotional Norseman as Tungesvik Family Celebrates and Regalado Battles to the Wire</w:t>
+      </w:r>
+    </w:p>
+    <w:p>
+      <w:pPr>
+        <w:spacing w:after="200"/>
+        <w:ind w:left="360"/>
+      </w:pPr>
+      <w:r>
+        <w:rPr>
+          <w:rFonts w:ascii="Calibri" w:hAnsi="Calibri" w:eastAsia="Microsoft JhengHei"/>
+          <w:b w:val="0"/>
+          <w:color w:val="444444"/>
+          <w:sz w:val="19"/>
+        </w:rPr>
+        <w:t>當我們在挪威看到一場極具競爭力的女子比賽時，一位新的 XTRI 明星誕生了</w:t>
+        <w:br/>
+        <w:t>科爾多瓦贏得情感挪威人，通格斯維克家族慶祝和雷加拉多之戰首次出現...</w:t>
+      </w:r>
+    </w:p>
+    <w:p>
+      <w:pPr>
+        <w:keepNext/>
+        <w:spacing w:before="160" w:after="40"/>
+      </w:pPr>
+      <w:r>
+        <w:rPr>
+          <w:rFonts w:ascii="Calibri" w:hAnsi="Calibri" w:eastAsia="Microsoft JhengHei"/>
+          <w:b/>
+          <w:color w:val="595959"/>
+          <w:sz w:val="19"/>
+        </w:rPr>
+        <w:t xml:space="preserve">【Slowtwitch | 2026-08-02】 </w:t>
+      </w:r>
+      <w:hyperlink w:rId="rId34">
+        <w:r>
+          <w:rPr>
+            <w:color w:val="1F4D78"/>
+            <w:u w:val="single"/>
+            <w:b/>
+            <w:rFonts w:ascii="Calibri" w:hAnsi="Calibri" w:eastAsia="Microsoft JhengHei"/>
+            <w:sz w:val="22"/>
+          </w:rPr>
+          <w:t>格魯防守、布朗利追擊、通格斯維克猛攻岩石，諾斯曼再創經典</w:t>
+        </w:r>
+      </w:hyperlink>
+    </w:p>
+    <w:p>
+      <w:pPr>
+        <w:spacing w:after="40"/>
+        <w:ind w:left="360"/>
+      </w:pPr>
+      <w:r>
+        <w:rPr>
+          <w:rFonts w:ascii="Calibri" w:hAnsi="Calibri" w:eastAsia="Microsoft JhengHei"/>
+          <w:b w:val="0"/>
+          <w:i/>
+          <w:color w:val="777777"/>
+          <w:sz w:val="17"/>
+        </w:rPr>
+        <w:t>原名: Norseman Delivers Another Classic as Grue Defends, Brownlee Chases and Tungesvik Storms the Rocks</w:t>
+      </w:r>
+    </w:p>
+    <w:p>
+      <w:pPr>
+        <w:spacing w:after="200"/>
+        <w:ind w:left="360"/>
+      </w:pPr>
+      <w:r>
+        <w:rPr>
+          <w:rFonts w:ascii="Calibri" w:hAnsi="Calibri" w:eastAsia="Microsoft JhengHei"/>
+          <w:b w:val="0"/>
+          <w:color w:val="444444"/>
+          <w:sz w:val="19"/>
+        </w:rPr>
+        <w:t>衛冕冠軍的救贖和頒獎台上的激烈爭奪為挪威比賽帶來了有趣的一天。</w:t>
+        <w:br/>
+        <w:t>後諾斯曼帶來了另一個經典，格魯防守，布朗利追逐和... 本文深入分析 Slowtwitch 針對當前鐵人三項訓練法、裝備配置與賽事策略的最新研究，提供實用的心肺耐力與肌肉恢復建議。</w:t>
+      </w:r>
+    </w:p>
+    <w:p>
+      <w:pPr>
+        <w:keepNext/>
+        <w:spacing w:before="160" w:after="40"/>
+      </w:pPr>
+      <w:r>
+        <w:rPr>
+          <w:rFonts w:ascii="Calibri" w:hAnsi="Calibri" w:eastAsia="Microsoft JhengHei"/>
+          <w:b/>
+          <w:color w:val="595959"/>
+          <w:sz w:val="19"/>
+        </w:rPr>
+        <w:t xml:space="preserve">【Slowtwitch | 2026-08-01】 </w:t>
+      </w:r>
+      <w:hyperlink w:rId="rId35">
+        <w:r>
+          <w:rPr>
+            <w:color w:val="1F4D78"/>
+            <w:u w:val="single"/>
+            <w:b/>
+            <w:rFonts w:ascii="Calibri" w:hAnsi="Calibri" w:eastAsia="Microsoft JhengHei"/>
+            <w:sz w:val="22"/>
+          </w:rPr>
+          <w:t>挪威人：充滿故事的峽灣第二部</w:t>
+        </w:r>
+      </w:hyperlink>
+    </w:p>
+    <w:p>
+      <w:pPr>
+        <w:spacing w:after="40"/>
+        <w:ind w:left="360"/>
+      </w:pPr>
+      <w:r>
+        <w:rPr>
+          <w:rFonts w:ascii="Calibri" w:hAnsi="Calibri" w:eastAsia="Microsoft JhengHei"/>
+          <w:b w:val="0"/>
+          <w:i/>
+          <w:color w:val="777777"/>
+          <w:sz w:val="17"/>
+        </w:rPr>
+        <w:t>原名: Norseman: A Fjord Full of Stories Part 2</w:t>
+      </w:r>
+    </w:p>
+    <w:p>
+      <w:pPr>
+        <w:spacing w:after="200"/>
+        <w:ind w:left="360"/>
+      </w:pPr>
+      <w:r>
+        <w:rPr>
+          <w:rFonts w:ascii="Calibri" w:hAnsi="Calibri" w:eastAsia="Microsoft JhengHei"/>
+          <w:b w:val="0"/>
+          <w:color w:val="444444"/>
+          <w:sz w:val="19"/>
+        </w:rPr>
+        <w:t>諾斯曼有何特別之處？球場、條件、壯觀的風景，但歸根究底還是人。</w:t>
+        <w:br/>
+        <w:t>北歐人：充滿故事的峽灣第 2 部分首次出現在 Slowtwitch News 上…</w:t>
+      </w:r>
+    </w:p>
+    <w:p>
+      <w:pPr>
+        <w:keepNext/>
+        <w:spacing w:before="160" w:after="40"/>
+      </w:pPr>
+      <w:r>
+        <w:rPr>
+          <w:rFonts w:ascii="Calibri" w:hAnsi="Calibri" w:eastAsia="Microsoft JhengHei"/>
+          <w:b/>
+          <w:color w:val="595959"/>
+          <w:sz w:val="19"/>
+        </w:rPr>
+        <w:t xml:space="preserve">【Slowtwitch | 2026-08-01】 </w:t>
+      </w:r>
+      <w:hyperlink w:rId="rId36">
+        <w:r>
+          <w:rPr>
+            <w:color w:val="1F4D78"/>
+            <w:u w:val="single"/>
+            <w:b/>
+            <w:rFonts w:ascii="Calibri" w:hAnsi="Calibri" w:eastAsia="Microsoft JhengHei"/>
+            <w:sz w:val="22"/>
+          </w:rPr>
+          <w:t>時尚慶祝 50 週年——三屆冠軍回歸 Norseman</w:t>
+        </w:r>
+      </w:hyperlink>
+    </w:p>
+    <w:p>
+      <w:pPr>
+        <w:spacing w:after="40"/>
+        <w:ind w:left="360"/>
+      </w:pPr>
+      <w:r>
+        <w:rPr>
+          <w:rFonts w:ascii="Calibri" w:hAnsi="Calibri" w:eastAsia="Microsoft JhengHei"/>
+          <w:b w:val="0"/>
+          <w:i/>
+          <w:color w:val="777777"/>
+          <w:sz w:val="17"/>
+        </w:rPr>
+        <w:t>原名: Celebrating 50 in Style – Three-Time Champion Returns to Norseman</w:t>
+      </w:r>
+    </w:p>
+    <w:p>
+      <w:pPr>
+        <w:spacing w:after="200"/>
+        <w:ind w:left="360"/>
+      </w:pPr>
+      <w:r>
+        <w:rPr>
+          <w:rFonts w:ascii="Calibri" w:hAnsi="Calibri" w:eastAsia="Microsoft JhengHei"/>
+          <w:b w:val="0"/>
+          <w:color w:val="444444"/>
+          <w:sz w:val="19"/>
+        </w:rPr>
+        <w:t>她回來慶祝一個里程碑式的生日。</w:t>
+        <w:br/>
+        <w:t>風格慶祝 50 歲——三屆冠軍回歸 Norseman 的帖子首次出現在 Slowtwitch News 上。</w:t>
+      </w:r>
+    </w:p>
+    <w:p>
+      <w:pPr>
+        <w:keepNext/>
+        <w:spacing w:before="160" w:after="40"/>
+      </w:pPr>
+      <w:r>
+        <w:rPr>
+          <w:rFonts w:ascii="Calibri" w:hAnsi="Calibri" w:eastAsia="Microsoft JhengHei"/>
+          <w:b/>
+          <w:color w:val="595959"/>
+          <w:sz w:val="19"/>
+        </w:rPr>
+        <w:t xml:space="preserve">【220 Triathlon | 2026-08-01】 </w:t>
+      </w:r>
+      <w:hyperlink w:rId="rId37">
+        <w:r>
+          <w:rPr>
+            <w:color w:val="1F4D78"/>
+            <w:u w:val="single"/>
+            <w:b/>
+            <w:rFonts w:ascii="Calibri" w:hAnsi="Calibri" w:eastAsia="Microsoft JhengHei"/>
+            <w:sz w:val="22"/>
+          </w:rPr>
+          <w:t>比賽日近？以下是如何充分利用鐵人三項訓練的最後幾週</w:t>
+        </w:r>
+      </w:hyperlink>
+    </w:p>
+    <w:p>
+      <w:pPr>
+        <w:spacing w:after="40"/>
+        <w:ind w:left="360"/>
+      </w:pPr>
+      <w:r>
+        <w:rPr>
+          <w:rFonts w:ascii="Calibri" w:hAnsi="Calibri" w:eastAsia="Microsoft JhengHei"/>
+          <w:b w:val="0"/>
+          <w:i/>
+          <w:color w:val="777777"/>
+          <w:sz w:val="17"/>
+        </w:rPr>
+        <w:t>原名: Race day approaching? Here’s how to make the most of the final weeks of triathlon training</w:t>
+      </w:r>
+    </w:p>
+    <w:p>
+      <w:pPr>
+        <w:spacing w:after="200"/>
+        <w:ind w:left="360"/>
+      </w:pPr>
+      <w:r>
+        <w:rPr>
+          <w:rFonts w:ascii="Calibri" w:hAnsi="Calibri" w:eastAsia="Microsoft JhengHei"/>
+          <w:b w:val="0"/>
+          <w:color w:val="444444"/>
+          <w:sz w:val="19"/>
+        </w:rPr>
+        <w:t>如果比賽日臨近，但您的訓練沒有按計劃進行，恐慌可能是不可避免的。但值得慶幸的是，我們在這裡幫助您避免最後一刻的錯誤，取得有意義的收穫並實現目標...</w:t>
+      </w:r>
+    </w:p>
+    <w:p>
+      <w:pPr>
+        <w:keepNext/>
+        <w:spacing w:before="160" w:after="40"/>
+      </w:pPr>
+      <w:r>
+        <w:rPr>
+          <w:rFonts w:ascii="Calibri" w:hAnsi="Calibri" w:eastAsia="Microsoft JhengHei"/>
+          <w:b/>
+          <w:color w:val="595959"/>
+          <w:sz w:val="19"/>
+        </w:rPr>
+        <w:t xml:space="preserve">【Slowtwitch | 2026-07-31】 </w:t>
+      </w:r>
+      <w:hyperlink w:rId="rId38">
+        <w:r>
+          <w:rPr>
+            <w:color w:val="1F4D78"/>
+            <w:u w:val="single"/>
+            <w:b/>
+            <w:rFonts w:ascii="Calibri" w:hAnsi="Calibri" w:eastAsia="Microsoft JhengHei"/>
+            <w:sz w:val="22"/>
+          </w:rPr>
+          <w:t>克里斯蒂安·格魯 (Kristian Grue) 衛冕北歐冠軍頭銜之路漫漫</w:t>
+        </w:r>
+      </w:hyperlink>
+    </w:p>
+    <w:p>
+      <w:pPr>
+        <w:spacing w:after="40"/>
+        <w:ind w:left="360"/>
+      </w:pPr>
+      <w:r>
+        <w:rPr>
+          <w:rFonts w:ascii="Calibri" w:hAnsi="Calibri" w:eastAsia="Microsoft JhengHei"/>
+          <w:b w:val="0"/>
+          <w:i/>
+          <w:color w:val="777777"/>
+          <w:sz w:val="17"/>
+        </w:rPr>
+        <w:t>原名: Kristian Grue’s Long Way Back to Defending His Norseman Title</w:t>
+      </w:r>
+    </w:p>
+    <w:p>
+      <w:pPr>
+        <w:spacing w:after="200"/>
+        <w:ind w:left="360"/>
+      </w:pPr>
+      <w:r>
+        <w:rPr>
+          <w:rFonts w:ascii="Calibri" w:hAnsi="Calibri" w:eastAsia="Microsoft JhengHei"/>
+          <w:b w:val="0"/>
+          <w:color w:val="444444"/>
+          <w:sz w:val="19"/>
+        </w:rPr>
+        <w:t>與挪威衛冕冠軍以及他 2026 年的新坐騎進行交流。</w:t>
+        <w:br/>
+        <w:t>克里斯蒂安·格魯 (Kristian Grue) 重返衛冕北歐冠軍頭銜的漫長之路首次出現在 Slowtwitch News 上。</w:t>
+      </w:r>
+    </w:p>
+    <w:p>
+      <w:pPr>
+        <w:keepNext/>
+        <w:spacing w:before="160" w:after="40"/>
+      </w:pPr>
+      <w:r>
+        <w:rPr>
+          <w:rFonts w:ascii="Calibri" w:hAnsi="Calibri" w:eastAsia="Microsoft JhengHei"/>
+          <w:b/>
+          <w:color w:val="595959"/>
+          <w:sz w:val="19"/>
+        </w:rPr>
+        <w:t xml:space="preserve">【220 Triathlon | 2026-07-31】 </w:t>
+      </w:r>
+      <w:hyperlink w:rId="rId39">
+        <w:r>
+          <w:rPr>
+            <w:color w:val="1F4D78"/>
+            <w:u w:val="single"/>
+            <w:b/>
+            <w:rFonts w:ascii="Calibri" w:hAnsi="Calibri" w:eastAsia="Microsoft JhengHei"/>
+            <w:sz w:val="22"/>
+          </w:rPr>
+          <w:t>「我與水泡、癤子和持續的疼痛作鬥爭」——殘奧會運動員穆罕默德·拉赫納 (Mohamed Lahna) 如何征服全美 3,300 英里的鐵人三項賽</w:t>
+        </w:r>
+      </w:hyperlink>
+    </w:p>
+    <w:p>
+      <w:pPr>
+        <w:spacing w:after="40"/>
+        <w:ind w:left="360"/>
+      </w:pPr>
+      <w:r>
+        <w:rPr>
+          <w:rFonts w:ascii="Calibri" w:hAnsi="Calibri" w:eastAsia="Microsoft JhengHei"/>
+          <w:b w:val="0"/>
+          <w:i/>
+          <w:color w:val="777777"/>
+          <w:sz w:val="17"/>
+        </w:rPr>
+        <w:t>原名: ‘I battled blisters, boils and constant pain’ – How Paralympian Mohamed Lahna conquered a 3,300-mile triathlon across America</w:t>
+      </w:r>
+    </w:p>
+    <w:p>
+      <w:pPr>
+        <w:spacing w:after="200"/>
+        <w:ind w:left="360"/>
+      </w:pPr>
+      <w:r>
+        <w:rPr>
+          <w:rFonts w:ascii="Calibri" w:hAnsi="Calibri" w:eastAsia="Microsoft JhengHei"/>
+          <w:b w:val="0"/>
+          <w:color w:val="444444"/>
+          <w:sz w:val="19"/>
+        </w:rPr>
+        <w:t>殘奧會運動員穆罕默德·拉赫納 (Mohamed Lahna) 完成了橫跨美國的 3,300 英里鐵人三項賽，在為期 47 天的耐力挑戰中，他克服了沙漠炎熱、水泡和超過 100,000 英尺的攀爬距離。</w:t>
+      </w:r>
+    </w:p>
+    <w:p>
+      <w:pPr>
+        <w:keepNext/>
+        <w:spacing w:before="160" w:after="40"/>
+      </w:pPr>
+      <w:r>
+        <w:rPr>
+          <w:rFonts w:ascii="Calibri" w:hAnsi="Calibri" w:eastAsia="Microsoft JhengHei"/>
+          <w:b/>
+          <w:color w:val="595959"/>
+          <w:sz w:val="19"/>
+        </w:rPr>
+        <w:t xml:space="preserve">【220 Triathlon | 2026-07-31】 </w:t>
+      </w:r>
+      <w:hyperlink w:rId="rId40">
+        <w:r>
+          <w:rPr>
+            <w:color w:val="1F4D78"/>
+            <w:u w:val="single"/>
+            <w:b/>
+            <w:rFonts w:ascii="Calibri" w:hAnsi="Calibri" w:eastAsia="Microsoft JhengHei"/>
+            <w:sz w:val="22"/>
+          </w:rPr>
+          <w:t>攀登每座山峰：征服阿爾卑斯山是一次真正令人振奮的體驗</w:t>
+        </w:r>
+      </w:hyperlink>
+    </w:p>
+    <w:p>
+      <w:pPr>
+        <w:spacing w:after="40"/>
+        <w:ind w:left="360"/>
+      </w:pPr>
+      <w:r>
+        <w:rPr>
+          <w:rFonts w:ascii="Calibri" w:hAnsi="Calibri" w:eastAsia="Microsoft JhengHei"/>
+          <w:b w:val="0"/>
+          <w:i/>
+          <w:color w:val="777777"/>
+          <w:sz w:val="17"/>
+        </w:rPr>
+        <w:t>原名: Climb every mountain: conquering Alpsman is a truly uplifting experience</w:t>
+      </w:r>
+    </w:p>
+    <w:p>
+      <w:pPr>
+        <w:spacing w:after="200"/>
+        <w:ind w:left="360"/>
+      </w:pPr>
+      <w:r>
+        <w:rPr>
+          <w:rFonts w:ascii="Calibri" w:hAnsi="Calibri" w:eastAsia="Microsoft JhengHei"/>
+          <w:b w:val="0"/>
+          <w:color w:val="444444"/>
+          <w:sz w:val="19"/>
+        </w:rPr>
+        <w:t>絕美風景能否彌補</w:t>
+        <w:br/>
+        <w:t>對於許多米的海拔我們</w:t>
+        <w:br/>
+        <w:t>肖恩在嘗試阿爾卑斯山極限鐵人三項比賽時發現的男人？ 本文深入分析 220 Triathlon 針對當前鐵人三項訓練法、裝備配置與賽事策略的最新研究，提供實用的心肺耐力與肌肉恢復建議。</w:t>
+      </w:r>
+    </w:p>
+    <w:p>
+      <w:pPr>
+        <w:keepNext/>
+        <w:spacing w:before="160" w:after="40"/>
+      </w:pPr>
+      <w:r>
+        <w:rPr>
+          <w:rFonts w:ascii="Calibri" w:hAnsi="Calibri" w:eastAsia="Microsoft JhengHei"/>
+          <w:b/>
+          <w:color w:val="595959"/>
+          <w:sz w:val="19"/>
+        </w:rPr>
+        <w:t xml:space="preserve">【Slowtwitch | 2026-07-31】 </w:t>
+      </w:r>
+      <w:hyperlink w:rId="rId41">
+        <w:r>
+          <w:rPr>
+            <w:color w:val="1F4D78"/>
+            <w:u w:val="single"/>
+            <w:b/>
+            <w:rFonts w:ascii="Calibri" w:hAnsi="Calibri" w:eastAsia="Microsoft JhengHei"/>
+            <w:sz w:val="22"/>
+          </w:rPr>
+          <w:t>Norseman 2026：充滿故事的峽灣</w:t>
+        </w:r>
+      </w:hyperlink>
+    </w:p>
+    <w:p>
+      <w:pPr>
+        <w:spacing w:after="40"/>
+        <w:ind w:left="360"/>
+      </w:pPr>
+      <w:r>
+        <w:rPr>
+          <w:rFonts w:ascii="Calibri" w:hAnsi="Calibri" w:eastAsia="Microsoft JhengHei"/>
+          <w:b w:val="0"/>
+          <w:i/>
+          <w:color w:val="777777"/>
+          <w:sz w:val="17"/>
+        </w:rPr>
+        <w:t>原名: Norseman 2026: A Fjord Full of Stories</w:t>
+      </w:r>
+    </w:p>
+    <w:p>
+      <w:pPr>
+        <w:spacing w:after="200"/>
+        <w:ind w:left="360"/>
+      </w:pPr>
+      <w:r>
+        <w:rPr>
+          <w:rFonts w:ascii="Calibri" w:hAnsi="Calibri" w:eastAsia="Microsoft JhengHei"/>
+          <w:b w:val="0"/>
+          <w:color w:val="444444"/>
+          <w:sz w:val="19"/>
+        </w:rPr>
+        <w:t>我們在埃德峽灣採訪了一些運動員及其支持者</w:t>
+        <w:br/>
+        <w:t>《挪威人 2026：充滿故事的峽灣》一文首次出現在 Slowtwitch News 上。 本文深入分析 Slowtwitch 針對當前鐵人三項訓練法、裝備配置與賽事策略的最新研究，提供實用的心肺耐力與肌肉恢復建議。</w:t>
+      </w:r>
+    </w:p>
+    <w:p>
+      <w:pPr>
+        <w:keepNext/>
+        <w:spacing w:before="160" w:after="40"/>
+      </w:pPr>
+      <w:r>
+        <w:rPr>
+          <w:rFonts w:ascii="Calibri" w:hAnsi="Calibri" w:eastAsia="Microsoft JhengHei"/>
+          <w:b/>
+          <w:color w:val="595959"/>
+          <w:sz w:val="19"/>
+        </w:rPr>
+        <w:t xml:space="preserve">【Slowtwitch | 2026-07-31】 </w:t>
+      </w:r>
+      <w:hyperlink w:rId="rId42">
+        <w:r>
+          <w:rPr>
+            <w:color w:val="1F4D78"/>
+            <w:u w:val="single"/>
+            <w:b/>
+            <w:rFonts w:ascii="Calibri" w:hAnsi="Calibri" w:eastAsia="Microsoft JhengHei"/>
+            <w:sz w:val="22"/>
+          </w:rPr>
+          <w:t>僅供參考：您的 IRONMAN 運動員個人資料（包括照片）正在被第三方竊取</w:t>
+        </w:r>
+      </w:hyperlink>
+    </w:p>
+    <w:p>
+      <w:pPr>
+        <w:spacing w:after="40"/>
+        <w:ind w:left="360"/>
+      </w:pPr>
+      <w:r>
+        <w:rPr>
+          <w:rFonts w:ascii="Calibri" w:hAnsi="Calibri" w:eastAsia="Microsoft JhengHei"/>
+          <w:b w:val="0"/>
+          <w:i/>
+          <w:color w:val="777777"/>
+          <w:sz w:val="17"/>
+        </w:rPr>
+        <w:t>原名: FYI: Your IRONMAN Athlete Profile, Including Photos, is Being Scraped by Third Parties</w:t>
+      </w:r>
+    </w:p>
+    <w:p>
+      <w:pPr>
+        <w:spacing w:after="200"/>
+        <w:ind w:left="360"/>
+      </w:pPr>
+      <w:r>
+        <w:rPr>
+          <w:rFonts w:ascii="Calibri" w:hAnsi="Calibri" w:eastAsia="Microsoft JhengHei"/>
+          <w:b w:val="0"/>
+          <w:color w:val="444444"/>
+          <w:sz w:val="19"/>
+        </w:rPr>
+        <w:t>您參加了 IRONMAN 比賽。如今，您的結果和照片將被傳送到更多地方，而不僅僅是 IRONMAN 自己的系統。</w:t>
+        <w:br/>
+        <w:t>僅供參考：您的 IRONMAN 運動員個人資料（包括照片）正在刪除...</w:t>
+      </w:r>
+    </w:p>
+    <w:p>
+      <w:pPr>
+        <w:keepNext/>
+        <w:spacing w:before="160" w:after="40"/>
+      </w:pPr>
+      <w:r>
+        <w:rPr>
+          <w:rFonts w:ascii="Calibri" w:hAnsi="Calibri" w:eastAsia="Microsoft JhengHei"/>
+          <w:b/>
+          <w:color w:val="595959"/>
+          <w:sz w:val="19"/>
+        </w:rPr>
+        <w:t xml:space="preserve">【Triathlete Magazine | 2026-07-29】 </w:t>
+      </w:r>
+      <w:hyperlink w:rId="rId43">
+        <w:r>
+          <w:rPr>
+            <w:color w:val="1F4D78"/>
+            <w:u w:val="single"/>
+            <w:b/>
+            <w:rFonts w:ascii="Calibri" w:hAnsi="Calibri" w:eastAsia="Microsoft JhengHei"/>
+            <w:sz w:val="22"/>
+          </w:rPr>
+          <w:t>多爾縣鐵人三項賽拯救當地賽車的大膽舉措</w:t>
+        </w:r>
+      </w:hyperlink>
+    </w:p>
+    <w:p>
+      <w:pPr>
+        <w:spacing w:after="40"/>
+        <w:ind w:left="360"/>
+      </w:pPr>
+      <w:r>
+        <w:rPr>
+          <w:rFonts w:ascii="Calibri" w:hAnsi="Calibri" w:eastAsia="Microsoft JhengHei"/>
+          <w:b w:val="0"/>
+          <w:i/>
+          <w:color w:val="777777"/>
+          <w:sz w:val="17"/>
+        </w:rPr>
+        <w:t>原名: The Door County Triathlon’s Bold Move to Save Local Racing</w:t>
+      </w:r>
+    </w:p>
+    <w:p>
+      <w:pPr>
+        <w:spacing w:after="200"/>
+        <w:ind w:left="360"/>
+      </w:pPr>
+      <w:r>
+        <w:rPr>
+          <w:rFonts w:ascii="Calibri" w:hAnsi="Calibri" w:eastAsia="Microsoft JhengHei"/>
+          <w:b w:val="0"/>
+          <w:color w:val="444444"/>
+          <w:sz w:val="19"/>
+        </w:rPr>
+        <w:t>隨著長距離賽參賽人數的變化，像多爾縣鐵人三項賽這樣的當地賽事正在轉向短距離賽，以保持與企業巨頭的競爭。</w:t>
+        <w:br/>
+        <w:t>閱讀全文... 本文深入分析 Triathlete Magazine 針對當前鐵人三項訓練法、裝備配置與賽事策略的最新研究，提供實用的心肺耐力與肌肉恢復建議。</w:t>
+      </w:r>
+    </w:p>
+    <w:p>
+      <w:pPr>
+        <w:keepNext/>
+        <w:spacing w:before="160" w:after="40"/>
+      </w:pPr>
+      <w:r>
+        <w:rPr>
+          <w:rFonts w:ascii="Calibri" w:hAnsi="Calibri" w:eastAsia="Microsoft JhengHei"/>
+          <w:b/>
+          <w:color w:val="595959"/>
+          <w:sz w:val="19"/>
+        </w:rPr>
+        <w:t xml:space="preserve">【220 Triathlon | 2026-07-28】 </w:t>
+      </w:r>
+      <w:hyperlink w:rId="rId44">
+        <w:r>
+          <w:rPr>
+            <w:color w:val="1F4D78"/>
+            <w:u w:val="single"/>
+            <w:b/>
+            <w:rFonts w:ascii="Calibri" w:hAnsi="Calibri" w:eastAsia="Microsoft JhengHei"/>
+            <w:sz w:val="22"/>
+          </w:rPr>
+          <w:t>泰勒·米斯洛丘克 (Tyler Mislawchuk) 和祖扎娜·米哈利科娃 (Zuzana Michaličková) 宣稱多倫多隊獲勝，Supertri Pro Series 晉級新澤西決賽</w:t>
+        </w:r>
+      </w:hyperlink>
+    </w:p>
+    <w:p>
+      <w:pPr>
+        <w:spacing w:after="40"/>
+        <w:ind w:left="360"/>
+      </w:pPr>
+      <w:r>
+        <w:rPr>
+          <w:rFonts w:ascii="Calibri" w:hAnsi="Calibri" w:eastAsia="Microsoft JhengHei"/>
+          <w:b w:val="0"/>
+          <w:i/>
+          <w:color w:val="777777"/>
+          <w:sz w:val="17"/>
+        </w:rPr>
+        <w:t>原名: Tyler Mislawchuk and Zuzana Michaličková claim Toronto wins as Supertri Pro Series heads to New Jersey final</w:t>
+      </w:r>
+    </w:p>
+    <w:p>
+      <w:pPr>
+        <w:spacing w:after="200"/>
+        <w:ind w:left="360"/>
+      </w:pPr>
+      <w:r>
+        <w:rPr>
+          <w:rFonts w:ascii="Calibri" w:hAnsi="Calibri" w:eastAsia="Microsoft JhengHei"/>
+          <w:b w:val="0"/>
+          <w:color w:val="444444"/>
+          <w:sz w:val="19"/>
+        </w:rPr>
+        <w:t>在多倫多舉行的 Supertri Pro 系列賽最後一場比賽中，Tyler Mislawchuk 和 Zuzana Michaličková 在新澤西決賽之前取得了令人印象深刻的勝利。</w:t>
+      </w:r>
+    </w:p>
+    <w:p>
+      <w:pPr>
+        <w:keepNext/>
+        <w:spacing w:before="160" w:after="40"/>
+      </w:pPr>
+      <w:r>
+        <w:rPr>
+          <w:rFonts w:ascii="Calibri" w:hAnsi="Calibri" w:eastAsia="Microsoft JhengHei"/>
+          <w:b/>
+          <w:color w:val="595959"/>
+          <w:sz w:val="19"/>
+        </w:rPr>
+        <w:t xml:space="preserve">【220 Triathlon | 2026-07-28】 </w:t>
+      </w:r>
+      <w:hyperlink w:rId="rId45">
+        <w:r>
+          <w:rPr>
+            <w:color w:val="1F4D78"/>
+            <w:u w:val="single"/>
+            <w:b/>
+            <w:rFonts w:ascii="Calibri" w:hAnsi="Calibri" w:eastAsia="Microsoft JhengHei"/>
+            <w:sz w:val="22"/>
+          </w:rPr>
+          <w:t>挑戰羅斯仍然是這項運動的獨角獸</w:t>
+        </w:r>
+      </w:hyperlink>
+    </w:p>
+    <w:p>
+      <w:pPr>
+        <w:spacing w:after="40"/>
+        <w:ind w:left="360"/>
+      </w:pPr>
+      <w:r>
+        <w:rPr>
+          <w:rFonts w:ascii="Calibri" w:hAnsi="Calibri" w:eastAsia="Microsoft JhengHei"/>
+          <w:b w:val="0"/>
+          <w:i/>
+          <w:color w:val="777777"/>
+          <w:sz w:val="17"/>
+        </w:rPr>
+        <w:t>原名: Challenge Roth remains the sport’s unicorn</w:t>
+      </w:r>
+    </w:p>
+    <w:p>
+      <w:pPr>
+        <w:spacing w:after="200"/>
+        <w:ind w:left="360"/>
+      </w:pPr>
+      <w:r>
+        <w:rPr>
+          <w:rFonts w:ascii="Calibri" w:hAnsi="Calibri" w:eastAsia="Microsoft JhengHei"/>
+          <w:b w:val="0"/>
+          <w:color w:val="444444"/>
+          <w:sz w:val="19"/>
+        </w:rPr>
+        <w:t>儘管鐵人三項賽的競爭日益激烈，情況也發生了變化，但這項世界上最受支持的長距離比賽的吸引力仍然不可否認。 本文深入分析 220 Triathlon 針對當前鐵人三項訓練法、裝備配置與賽事策略的最新研究，提供實用的心肺耐力與肌肉恢復建議。</w:t>
+      </w:r>
+    </w:p>
+    <w:p>
+      <w:pPr>
+        <w:keepNext/>
+        <w:spacing w:before="160" w:after="40"/>
+      </w:pPr>
+      <w:r>
+        <w:rPr>
+          <w:rFonts w:ascii="Calibri" w:hAnsi="Calibri" w:eastAsia="Microsoft JhengHei"/>
+          <w:b/>
+          <w:color w:val="595959"/>
+          <w:sz w:val="19"/>
+        </w:rPr>
         <w:t xml:space="preserve">【220 Triathlon | 2026-07-27】 </w:t>
       </w:r>
-      <w:hyperlink w:rId="rId33">
+      <w:hyperlink w:rId="rId46">
+        <w:r>
+          <w:rPr>
+            <w:color w:val="1F4D78"/>
+            <w:u w:val="single"/>
+            <w:b/>
+            <w:rFonts w:ascii="Calibri" w:hAnsi="Calibri" w:eastAsia="Microsoft JhengHei"/>
+            <w:sz w:val="22"/>
+          </w:rPr>
+          <w:t>卡桑德爾·博格蘭德：背景、職業亮點、引言</w:t>
+        </w:r>
+      </w:hyperlink>
+    </w:p>
+    <w:p>
+      <w:pPr>
+        <w:spacing w:after="40"/>
+        <w:ind w:left="360"/>
+      </w:pPr>
+      <w:r>
+        <w:rPr>
+          <w:rFonts w:ascii="Calibri" w:hAnsi="Calibri" w:eastAsia="Microsoft JhengHei"/>
+          <w:b w:val="0"/>
+          <w:i/>
+          <w:color w:val="777777"/>
+          <w:sz w:val="17"/>
+        </w:rPr>
+        <w:t>原名: Cassandre Beaugrand: Background, career highlights, quotes</w:t>
+      </w:r>
+    </w:p>
+    <w:p>
+      <w:pPr>
+        <w:spacing w:after="200"/>
+        <w:ind w:left="360"/>
+      </w:pPr>
+      <w:r>
+        <w:rPr>
+          <w:rFonts w:ascii="Calibri" w:hAnsi="Calibri" w:eastAsia="Microsoft JhengHei"/>
+          <w:b w:val="0"/>
+          <w:color w:val="444444"/>
+          <w:sz w:val="19"/>
+        </w:rPr>
+        <w:t>卡桑德爾·博格蘭德 (Cassandre Beaugrand) 是第一位在祖國贏得奧運金牌的女性鐵人三項運動員。以下是她如何登上三強的頂峰…</w:t>
+      </w:r>
+    </w:p>
+    <w:p>
+      <w:pPr>
+        <w:keepNext/>
+        <w:spacing w:before="160" w:after="40"/>
+      </w:pPr>
+      <w:r>
+        <w:rPr>
+          <w:rFonts w:ascii="Calibri" w:hAnsi="Calibri" w:eastAsia="Microsoft JhengHei"/>
+          <w:b/>
+          <w:color w:val="595959"/>
+          <w:sz w:val="19"/>
+        </w:rPr>
+        <w:t xml:space="preserve">【220 Triathlon | 2026-07-27】 </w:t>
+      </w:r>
+      <w:hyperlink w:rId="rId47">
         <w:r>
           <w:rPr>
             <w:color w:val="1F4D78"/>
@@ -1439,1124 +2285,6 @@
     <w:p>
       <w:pPr>
         <w:keepNext/>
-        <w:spacing w:before="160" w:after="40"/>
-      </w:pPr>
-      <w:r>
-        <w:rPr>
-          <w:rFonts w:ascii="Calibri" w:hAnsi="Calibri" w:eastAsia="Microsoft JhengHei"/>
-          <w:b/>
-          <w:color w:val="595959"/>
-          <w:sz w:val="19"/>
-        </w:rPr>
-        <w:t xml:space="preserve">【220 Triathlon | 2026-07-26】 </w:t>
-      </w:r>
-      <w:hyperlink w:rId="rId34">
-        <w:r>
-          <w:rPr>
-            <w:color w:val="1F4D78"/>
-            <w:u w:val="single"/>
-            <w:b/>
-            <w:rFonts w:ascii="Calibri" w:hAnsi="Calibri" w:eastAsia="Microsoft JhengHei"/>
-            <w:sz w:val="22"/>
-          </w:rPr>
-          <w:t>「我只是最近沒有展現出我真正的能力。」Sam Long 在 Ironman 70.3 Boise 比賽中獲勝，表現出恢復狀態，而 Kirsten Kasper 則贏得了女子比賽</w:t>
-        </w:r>
-      </w:hyperlink>
-    </w:p>
-    <w:p>
-      <w:pPr>
-        <w:spacing w:after="40"/>
-        <w:ind w:left="360"/>
-      </w:pPr>
-      <w:r>
-        <w:rPr>
-          <w:rFonts w:ascii="Calibri" w:hAnsi="Calibri" w:eastAsia="Microsoft JhengHei"/>
-          <w:b w:val="0"/>
-          <w:i/>
-          <w:color w:val="777777"/>
-          <w:sz w:val="17"/>
-        </w:rPr>
-        <w:t>原名: “I just haven’t shown what I am truly capable of lately.” Sam Long shows a return to form with a win at Ironman 70.3 Boise, while Kirsten Kasper takes the women’s race</w:t>
-      </w:r>
-    </w:p>
-    <w:p>
-      <w:pPr>
-        <w:spacing w:after="200"/>
-        <w:ind w:left="360"/>
-      </w:pPr>
-      <w:r>
-        <w:rPr>
-          <w:rFonts w:ascii="Calibri" w:hAnsi="Calibri" w:eastAsia="Microsoft JhengHei"/>
-          <w:b w:val="0"/>
-          <w:color w:val="444444"/>
-          <w:sz w:val="19"/>
-        </w:rPr>
-        <w:t>2026 年 IRONMAN 70.3 博伊西鐵人三項賽上演了驚心動魄的專業比賽，眾多鐵人三項頂尖選手的精彩表現令人難忘，美國選手 Sam Long 在比賽中取得了壓倒性的勝利。</w:t>
-      </w:r>
-    </w:p>
-    <w:p>
-      <w:pPr>
-        <w:keepNext/>
-        <w:spacing w:before="160" w:after="40"/>
-      </w:pPr>
-      <w:r>
-        <w:rPr>
-          <w:rFonts w:ascii="Calibri" w:hAnsi="Calibri" w:eastAsia="Microsoft JhengHei"/>
-          <w:b/>
-          <w:color w:val="595959"/>
-          <w:sz w:val="19"/>
-        </w:rPr>
-        <w:t xml:space="preserve">【220 Triathlon | 2026-07-25】 </w:t>
-      </w:r>
-      <w:hyperlink w:rId="rId35">
-        <w:r>
-          <w:rPr>
-            <w:color w:val="1F4D78"/>
-            <w:u w:val="single"/>
-            <w:b/>
-            <w:rFonts w:ascii="Calibri" w:hAnsi="Calibri" w:eastAsia="Microsoft JhengHei"/>
-            <w:sz w:val="22"/>
-          </w:rPr>
-          <w:t>Cassandre Beaugrand 在快速而激烈的 WTCS 倫敦女子比賽中奪得冠軍</w:t>
-        </w:r>
-      </w:hyperlink>
-    </w:p>
-    <w:p>
-      <w:pPr>
-        <w:spacing w:after="40"/>
-        <w:ind w:left="360"/>
-      </w:pPr>
-      <w:r>
-        <w:rPr>
-          <w:rFonts w:ascii="Calibri" w:hAnsi="Calibri" w:eastAsia="Microsoft JhengHei"/>
-          <w:b w:val="0"/>
-          <w:i/>
-          <w:color w:val="777777"/>
-          <w:sz w:val="17"/>
-        </w:rPr>
-        <w:t>原名: Cassandre Beaugrand surges to the win in fast and furious WTCS London women’s race</w:t>
-      </w:r>
-    </w:p>
-    <w:p>
-      <w:pPr>
-        <w:spacing w:after="200"/>
-        <w:ind w:left="360"/>
-      </w:pPr>
-      <w:r>
-        <w:rPr>
-          <w:rFonts w:ascii="Calibri" w:hAnsi="Calibri" w:eastAsia="Microsoft JhengHei"/>
-          <w:b w:val="0"/>
-          <w:color w:val="444444"/>
-          <w:sz w:val="19"/>
-        </w:rPr>
-        <w:t>世界鐵人三項錦標賽系列賽回到倫敦，卡桑德爾·博格蘭德 (Cassandre Beaugrand) 在三場比賽中取得三場勝利。這是自2015年以來首次舉辦精英短道比賽…</w:t>
-      </w:r>
-    </w:p>
-    <w:p>
-      <w:pPr>
-        <w:keepNext/>
-        <w:spacing w:before="160" w:after="40"/>
-      </w:pPr>
-      <w:r>
-        <w:rPr>
-          <w:rFonts w:ascii="Calibri" w:hAnsi="Calibri" w:eastAsia="Microsoft JhengHei"/>
-          <w:b/>
-          <w:color w:val="595959"/>
-          <w:sz w:val="19"/>
-        </w:rPr>
-        <w:t xml:space="preserve">【Slowtwitch | 2026-07-25】 </w:t>
-      </w:r>
-      <w:hyperlink w:rId="rId36">
-        <w:r>
-          <w:rPr>
-            <w:color w:val="1F4D78"/>
-            <w:u w:val="single"/>
-            <w:b/>
-            <w:rFonts w:ascii="Calibri" w:hAnsi="Calibri" w:eastAsia="Microsoft JhengHei"/>
-            <w:sz w:val="22"/>
-          </w:rPr>
-          <w:t>PTO、世界鐵人三項賽公佈 2027 年 T100 和 T50 比賽日曆</w:t>
-        </w:r>
-      </w:hyperlink>
-    </w:p>
-    <w:p>
-      <w:pPr>
-        <w:spacing w:after="40"/>
-        <w:ind w:left="360"/>
-      </w:pPr>
-      <w:r>
-        <w:rPr>
-          <w:rFonts w:ascii="Calibri" w:hAnsi="Calibri" w:eastAsia="Microsoft JhengHei"/>
-          <w:b w:val="0"/>
-          <w:i/>
-          <w:color w:val="777777"/>
-          <w:sz w:val="17"/>
-        </w:rPr>
-        <w:t>原名: PTO, World Triathlon Announce 2027 T100 and T50 Race Calendars</w:t>
-      </w:r>
-    </w:p>
-    <w:p>
-      <w:pPr>
-        <w:spacing w:after="200"/>
-        <w:ind w:left="360"/>
-      </w:pPr>
-      <w:r>
-        <w:rPr>
-          <w:rFonts w:ascii="Calibri" w:hAnsi="Calibri" w:eastAsia="Microsoft JhengHei"/>
-          <w:b w:val="0"/>
-          <w:color w:val="444444"/>
-          <w:sz w:val="19"/>
-        </w:rPr>
-        <w:t>鐵人三項世界巡迴賽今天正式啟動，職業鐵人三項組織 (PTO) 和世界鐵人三項賽宣布了最初的 T50 和 T100 世界錦標賽巡迴賽日曆。 「來...</w:t>
-      </w:r>
-    </w:p>
-    <w:p>
-      <w:pPr>
-        <w:keepNext/>
-        <w:spacing w:before="160" w:after="40"/>
-      </w:pPr>
-      <w:r>
-        <w:rPr>
-          <w:rFonts w:ascii="Calibri" w:hAnsi="Calibri" w:eastAsia="Microsoft JhengHei"/>
-          <w:b/>
-          <w:color w:val="595959"/>
-          <w:sz w:val="19"/>
-        </w:rPr>
-        <w:t xml:space="preserve">【Slowtwitch | 2026-07-25】 </w:t>
-      </w:r>
-      <w:hyperlink w:rId="rId37">
-        <w:r>
-          <w:rPr>
-            <w:color w:val="1F4D78"/>
-            <w:u w:val="single"/>
-            <w:b/>
-            <w:rFonts w:ascii="Calibri" w:hAnsi="Calibri" w:eastAsia="Microsoft JhengHei"/>
-            <w:sz w:val="22"/>
-          </w:rPr>
-          <w:t>安東尼奧·阿里馬尼（Antonio Arimany）不會浪費任何時間改變世界鐵人三項賽的情況</w:t>
-        </w:r>
-      </w:hyperlink>
-    </w:p>
-    <w:p>
-      <w:pPr>
-        <w:spacing w:after="40"/>
-        <w:ind w:left="360"/>
-      </w:pPr>
-      <w:r>
-        <w:rPr>
-          <w:rFonts w:ascii="Calibri" w:hAnsi="Calibri" w:eastAsia="Microsoft JhengHei"/>
-          <w:b w:val="0"/>
-          <w:i/>
-          <w:color w:val="777777"/>
-          <w:sz w:val="17"/>
-        </w:rPr>
-        <w:t>原名: Antonio Arimany Isn’t Wasting Any Time Changing Things Up at World Triathlon</w:t>
-      </w:r>
-    </w:p>
-    <w:p>
-      <w:pPr>
-        <w:spacing w:after="200"/>
-        <w:ind w:left="360"/>
-      </w:pPr>
-      <w:r>
-        <w:rPr>
-          <w:rFonts w:ascii="Calibri" w:hAnsi="Calibri" w:eastAsia="Microsoft JhengHei"/>
-          <w:b w:val="0"/>
-          <w:color w:val="444444"/>
-          <w:sz w:val="19"/>
-        </w:rPr>
-        <w:t>安東尼奧·費爾南德斯·阿里馬尼 (Antonio Fernández Arimany) 於 2024 年 10 月成為世界鐵人三項主席，繼馬里索爾·卡薩多斯 (Marisol Casados) 16 年任期後接任主席，成為該管理機構的第三位主席…</w:t>
-      </w:r>
-    </w:p>
-    <w:p>
-      <w:pPr>
-        <w:keepNext/>
-        <w:spacing w:before="160" w:after="40"/>
-      </w:pPr>
-      <w:r>
-        <w:rPr>
-          <w:rFonts w:ascii="Calibri" w:hAnsi="Calibri" w:eastAsia="Microsoft JhengHei"/>
-          <w:b/>
-          <w:color w:val="595959"/>
-          <w:sz w:val="19"/>
-        </w:rPr>
-        <w:t xml:space="preserve">【Triathlete Magazine | 2026-07-25】 </w:t>
-      </w:r>
-      <w:hyperlink w:rId="rId38">
-        <w:r>
-          <w:rPr>
-            <w:color w:val="1F4D78"/>
-            <w:u w:val="single"/>
-            <w:b/>
-            <w:rFonts w:ascii="Calibri" w:hAnsi="Calibri" w:eastAsia="Microsoft JhengHei"/>
-            <w:sz w:val="22"/>
-          </w:rPr>
-          <w:t>PTO與世界鐵人三項賽聯合推出2027年“鐵人三項世界巡迴賽”</w:t>
-        </w:r>
-      </w:hyperlink>
-    </w:p>
-    <w:p>
-      <w:pPr>
-        <w:spacing w:after="40"/>
-        <w:ind w:left="360"/>
-      </w:pPr>
-      <w:r>
-        <w:rPr>
-          <w:rFonts w:ascii="Calibri" w:hAnsi="Calibri" w:eastAsia="Microsoft JhengHei"/>
-          <w:b w:val="0"/>
-          <w:i/>
-          <w:color w:val="777777"/>
-          <w:sz w:val="17"/>
-        </w:rPr>
-        <w:t>原名: PTO and World Triathlon Unveil Unified “Triathlon World Tour” for 2027</w:t>
-      </w:r>
-    </w:p>
-    <w:p>
-      <w:pPr>
-        <w:spacing w:after="200"/>
-        <w:ind w:left="360"/>
-      </w:pPr>
-      <w:r>
-        <w:rPr>
-          <w:rFonts w:ascii="Calibri" w:hAnsi="Calibri" w:eastAsia="Microsoft JhengHei"/>
-          <w:b w:val="0"/>
-          <w:color w:val="444444"/>
-          <w:sz w:val="19"/>
-        </w:rPr>
-        <w:t>透過將 T100 和 WTCS 整合為品牌並發布高調的全球日曆，這項運動又一舉成為主流。</w:t>
-        <w:br/>
-        <w:t>閱讀 PTO 和世界鐵人三項賽的完整文章... 本文深入分析 Triathlete Magazine 針對當前鐵人三項訓練法、裝備配置與賽事策略的最新研究，提供實用的心肺耐力與肌肉恢復建議。</w:t>
-      </w:r>
-    </w:p>
-    <w:p>
-      <w:pPr>
-        <w:keepNext/>
-        <w:spacing w:before="160" w:after="40"/>
-      </w:pPr>
-      <w:r>
-        <w:rPr>
-          <w:rFonts w:ascii="Calibri" w:hAnsi="Calibri" w:eastAsia="Microsoft JhengHei"/>
-          <w:b/>
-          <w:color w:val="595959"/>
-          <w:sz w:val="19"/>
-        </w:rPr>
-        <w:t xml:space="preserve">【Slowtwitch | 2026-07-24】 </w:t>
-      </w:r>
-      <w:hyperlink w:rId="rId39">
-        <w:r>
-          <w:rPr>
-            <w:color w:val="1F4D78"/>
-            <w:u w:val="single"/>
-            <w:b/>
-            <w:rFonts w:ascii="Calibri" w:hAnsi="Calibri" w:eastAsia="Microsoft JhengHei"/>
-            <w:sz w:val="22"/>
-          </w:rPr>
-          <w:t>比賽前無法入睡？這是一個好兆頭，但該怎麼辦</w:t>
-        </w:r>
-      </w:hyperlink>
-    </w:p>
-    <w:p>
-      <w:pPr>
-        <w:spacing w:after="40"/>
-        <w:ind w:left="360"/>
-      </w:pPr>
-      <w:r>
-        <w:rPr>
-          <w:rFonts w:ascii="Calibri" w:hAnsi="Calibri" w:eastAsia="Microsoft JhengHei"/>
-          <w:b w:val="0"/>
-          <w:i/>
-          <w:color w:val="777777"/>
-          <w:sz w:val="17"/>
-        </w:rPr>
-        <w:t>原名: Can’t Sleep Before a Race? It’s a Good Sign, But Here’s What to Do About It</w:t>
-      </w:r>
-    </w:p>
-    <w:p>
-      <w:pPr>
-        <w:spacing w:after="200"/>
-        <w:ind w:left="360"/>
-      </w:pPr>
-      <w:r>
-        <w:rPr>
-          <w:rFonts w:ascii="Calibri" w:hAnsi="Calibri" w:eastAsia="Microsoft JhengHei"/>
-          <w:b w:val="0"/>
-          <w:color w:val="444444"/>
-          <w:sz w:val="19"/>
-        </w:rPr>
-        <w:t>比賽前一晚沒有必要為睡眠感到壓力。這裡有一些提示，可幫助您在開始時盡可能地休息。</w:t>
-        <w:br/>
-        <w:t>貼文 比賽前不能睡覺？這是一個好兆頭，但是… 本文深入分析 Slowtwitch 針對當前鐵人三項訓練法、裝備配置與賽事策略的最新研究，提供實用的心肺耐力與肌肉恢復建議。</w:t>
-      </w:r>
-    </w:p>
-    <w:p>
-      <w:pPr>
-        <w:keepNext/>
-        <w:spacing w:before="160" w:after="40"/>
-      </w:pPr>
-      <w:r>
-        <w:rPr>
-          <w:rFonts w:ascii="Calibri" w:hAnsi="Calibri" w:eastAsia="Microsoft JhengHei"/>
-          <w:b/>
-          <w:color w:val="595959"/>
-          <w:sz w:val="19"/>
-        </w:rPr>
-        <w:t xml:space="preserve">【220 Triathlon | 2026-07-24】 </w:t>
-      </w:r>
-      <w:hyperlink w:rId="rId40">
-        <w:r>
-          <w:rPr>
-            <w:color w:val="1F4D78"/>
-            <w:u w:val="single"/>
-            <w:b/>
-            <w:rFonts w:ascii="Calibri" w:hAnsi="Calibri" w:eastAsia="Microsoft JhengHei"/>
-            <w:sz w:val="22"/>
-          </w:rPr>
-          <w:t>我們比較精英賽車手和年齡組選手，看看什麼是鐵人三項的最佳時間</w:t>
-        </w:r>
-      </w:hyperlink>
-    </w:p>
-    <w:p>
-      <w:pPr>
-        <w:spacing w:after="40"/>
-        <w:ind w:left="360"/>
-      </w:pPr>
-      <w:r>
-        <w:rPr>
-          <w:rFonts w:ascii="Calibri" w:hAnsi="Calibri" w:eastAsia="Microsoft JhengHei"/>
-          <w:b w:val="0"/>
-          <w:i/>
-          <w:color w:val="777777"/>
-          <w:sz w:val="17"/>
-        </w:rPr>
-        <w:t>原名: We compare elite racers and age-groupers to see what’s a good triathlon time</w:t>
-      </w:r>
-    </w:p>
-    <w:p>
-      <w:pPr>
-        <w:spacing w:after="200"/>
-        <w:ind w:left="360"/>
-      </w:pPr>
-      <w:r>
-        <w:rPr>
-          <w:rFonts w:ascii="Calibri" w:hAnsi="Calibri" w:eastAsia="Microsoft JhengHei"/>
-          <w:b w:val="0"/>
-          <w:color w:val="444444"/>
-          <w:sz w:val="19"/>
-        </w:rPr>
-        <w:t>我們研究了鐵人三項賽中涉及的不同距離，並解釋了每種距離的最佳鐵人三項時間是多少 本文深入分析 220 Triathlon 針對當前鐵人三項訓練法、裝備配置與賽事策略的最新研究，提供實用的心肺耐力與肌肉恢復建議。</w:t>
-      </w:r>
-    </w:p>
-    <w:p>
-      <w:pPr>
-        <w:keepNext/>
-        <w:spacing w:before="160" w:after="40"/>
-      </w:pPr>
-      <w:r>
-        <w:rPr>
-          <w:rFonts w:ascii="Calibri" w:hAnsi="Calibri" w:eastAsia="Microsoft JhengHei"/>
-          <w:b/>
-          <w:color w:val="595959"/>
-          <w:sz w:val="19"/>
-        </w:rPr>
-        <w:t xml:space="preserve">【220 Triathlon | 2026-07-24】 </w:t>
-      </w:r>
-      <w:hyperlink w:rId="rId41">
-        <w:r>
-          <w:rPr>
-            <w:color w:val="1F4D78"/>
-            <w:u w:val="single"/>
-            <w:b/>
-            <w:rFonts w:ascii="Calibri" w:hAnsi="Calibri" w:eastAsia="Microsoft JhengHei"/>
-            <w:sz w:val="22"/>
-          </w:rPr>
-          <w:t>為什麼鐵人三項沒有被列入 2026 年格拉斯哥英聯邦運動會？</w:t>
-        </w:r>
-      </w:hyperlink>
-    </w:p>
-    <w:p>
-      <w:pPr>
-        <w:spacing w:after="40"/>
-        <w:ind w:left="360"/>
-      </w:pPr>
-      <w:r>
-        <w:rPr>
-          <w:rFonts w:ascii="Calibri" w:hAnsi="Calibri" w:eastAsia="Microsoft JhengHei"/>
-          <w:b w:val="0"/>
-          <w:i/>
-          <w:color w:val="777777"/>
-          <w:sz w:val="17"/>
-        </w:rPr>
-        <w:t>原名: Why isn’t triathlon included in the 2026 Commonwealth Games in Glasgow?</w:t>
-      </w:r>
-    </w:p>
-    <w:p>
-      <w:pPr>
-        <w:spacing w:after="200"/>
-        <w:ind w:left="360"/>
-      </w:pPr>
-      <w:r>
-        <w:rPr>
-          <w:rFonts w:ascii="Calibri" w:hAnsi="Calibri" w:eastAsia="Microsoft JhengHei"/>
-          <w:b w:val="0"/>
-          <w:color w:val="444444"/>
-          <w:sz w:val="19"/>
-        </w:rPr>
-        <w:t>英聯邦運動會將在格拉斯哥開幕，但鐵人三項不會出現。在成本急劇上升後，從澳洲維多利亞州搬到這裡後，體育項目清單被精簡了，只有十項體育項目… 本文深入分析 220 Triathlon 針對當前鐵人三項訓練法、裝備配置與賽事策略的最新研究，提供實用的心肺耐力與肌肉恢復建議。</w:t>
-      </w:r>
-    </w:p>
-    <w:p>
-      <w:pPr>
-        <w:keepNext/>
-        <w:spacing w:before="160" w:after="40"/>
-      </w:pPr>
-      <w:r>
-        <w:rPr>
-          <w:rFonts w:ascii="Calibri" w:hAnsi="Calibri" w:eastAsia="Microsoft JhengHei"/>
-          <w:b/>
-          <w:color w:val="595959"/>
-          <w:sz w:val="19"/>
-        </w:rPr>
-        <w:t xml:space="preserve">【Slowtwitch | 2026-07-24】 </w:t>
-      </w:r>
-      <w:hyperlink w:rId="rId42">
-        <w:r>
-          <w:rPr>
-            <w:color w:val="1F4D78"/>
-            <w:u w:val="single"/>
-            <w:b/>
-            <w:rFonts w:ascii="Calibri" w:hAnsi="Calibri" w:eastAsia="Microsoft JhengHei"/>
-            <w:sz w:val="22"/>
-          </w:rPr>
-          <w:t>KISS（保持簡單，愚蠢！）為您的鐵人三項訓練和比賽帶來更多樂趣</w:t>
-        </w:r>
-      </w:hyperlink>
-    </w:p>
-    <w:p>
-      <w:pPr>
-        <w:spacing w:after="40"/>
-        <w:ind w:left="360"/>
-      </w:pPr>
-      <w:r>
-        <w:rPr>
-          <w:rFonts w:ascii="Calibri" w:hAnsi="Calibri" w:eastAsia="Microsoft JhengHei"/>
-          <w:b w:val="0"/>
-          <w:i/>
-          <w:color w:val="777777"/>
-          <w:sz w:val="17"/>
-        </w:rPr>
-        <w:t>原名: KISS (Keep It Simple, Stupid!) Your Way To More Fun with Your Triathlon Training and Racing</w:t>
-      </w:r>
-    </w:p>
-    <w:p>
-      <w:pPr>
-        <w:spacing w:after="200"/>
-        <w:ind w:left="360"/>
-      </w:pPr>
-      <w:r>
-        <w:rPr>
-          <w:rFonts w:ascii="Calibri" w:hAnsi="Calibri" w:eastAsia="Microsoft JhengHei"/>
-          <w:b w:val="0"/>
-          <w:color w:val="444444"/>
-          <w:sz w:val="19"/>
-        </w:rPr>
-        <w:t>鐵人三項可以有很多花俏的東西，但它並不是必須的</w:t>
-        <w:br/>
-        <w:t>文章 KISS（保持簡單，愚蠢！）讓鐵人三項訓練和比賽變得更有趣的方法首次出現在 Slowt 上...</w:t>
-      </w:r>
-    </w:p>
-    <w:p>
-      <w:pPr>
-        <w:keepNext/>
-        <w:spacing w:before="160" w:after="40"/>
-      </w:pPr>
-      <w:r>
-        <w:rPr>
-          <w:rFonts w:ascii="Calibri" w:hAnsi="Calibri" w:eastAsia="Microsoft JhengHei"/>
-          <w:b/>
-          <w:color w:val="595959"/>
-          <w:sz w:val="19"/>
-        </w:rPr>
-        <w:t xml:space="preserve">【220 Triathlon | 2026-07-23】 </w:t>
-      </w:r>
-      <w:hyperlink w:rId="rId43">
-        <w:r>
-          <w:rPr>
-            <w:color w:val="1F4D78"/>
-            <w:u w:val="single"/>
-            <w:b/>
-            <w:rFonts w:ascii="Calibri" w:hAnsi="Calibri" w:eastAsia="Microsoft JhengHei"/>
-            <w:sz w:val="22"/>
-          </w:rPr>
-          <w:t>Ironman 在葡萄牙推出新的 2027 年歐洲 70.3 鐵人三項賽</w:t>
-        </w:r>
-      </w:hyperlink>
-    </w:p>
-    <w:p>
-      <w:pPr>
-        <w:spacing w:after="40"/>
-        <w:ind w:left="360"/>
-      </w:pPr>
-      <w:r>
-        <w:rPr>
-          <w:rFonts w:ascii="Calibri" w:hAnsi="Calibri" w:eastAsia="Microsoft JhengHei"/>
-          <w:b w:val="0"/>
-          <w:i/>
-          <w:color w:val="777777"/>
-          <w:sz w:val="17"/>
-        </w:rPr>
-        <w:t>原名: Ironman launch new 2027 European 70.3 triathlon race in Portugal</w:t>
-      </w:r>
-    </w:p>
-    <w:p>
-      <w:pPr>
-        <w:spacing w:after="200"/>
-        <w:ind w:left="360"/>
-      </w:pPr>
-      <w:r>
-        <w:rPr>
-          <w:rFonts w:ascii="Calibri" w:hAnsi="Calibri" w:eastAsia="Microsoft JhengHei"/>
-          <w:b w:val="0"/>
-          <w:color w:val="444444"/>
-          <w:sz w:val="19"/>
-        </w:rPr>
-        <w:t>Ironman 今天宣布，歐洲系列賽將增加新的 70.3 鐵人三項比賽。新比賽將於 2027 年 4 月 3 日在葡萄牙舉行，正式拉開歐洲...</w:t>
-      </w:r>
-    </w:p>
-    <w:p>
-      <w:pPr>
-        <w:keepNext/>
-        <w:spacing w:before="160" w:after="40"/>
-      </w:pPr>
-      <w:r>
-        <w:rPr>
-          <w:rFonts w:ascii="Calibri" w:hAnsi="Calibri" w:eastAsia="Microsoft JhengHei"/>
-          <w:b/>
-          <w:color w:val="595959"/>
-          <w:sz w:val="19"/>
-        </w:rPr>
-        <w:t xml:space="preserve">【Triathlete Magazine | 2026-07-23】 </w:t>
-      </w:r>
-      <w:hyperlink w:rId="rId44">
-        <w:r>
-          <w:rPr>
-            <w:color w:val="1F4D78"/>
-            <w:u w:val="single"/>
-            <w:b/>
-            <w:rFonts w:ascii="Calibri" w:hAnsi="Calibri" w:eastAsia="Microsoft JhengHei"/>
-            <w:sz w:val="22"/>
-          </w:rPr>
-          <w:t>鐵人三項運動員可以從環法自行車賽中學到的 5 件事（以及需要忽略的 5 件事）</w:t>
-        </w:r>
-      </w:hyperlink>
-    </w:p>
-    <w:p>
-      <w:pPr>
-        <w:spacing w:after="40"/>
-        <w:ind w:left="360"/>
-      </w:pPr>
-      <w:r>
-        <w:rPr>
-          <w:rFonts w:ascii="Calibri" w:hAnsi="Calibri" w:eastAsia="Microsoft JhengHei"/>
-          <w:b w:val="0"/>
-          <w:i/>
-          <w:color w:val="777777"/>
-          <w:sz w:val="17"/>
-        </w:rPr>
-        <w:t>原名: 5 Things Triathletes Can Learn from the Tour de France (And 5 Things to Ignore)</w:t>
-      </w:r>
-    </w:p>
-    <w:p>
-      <w:pPr>
-        <w:spacing w:after="200"/>
-        <w:ind w:left="360"/>
-      </w:pPr>
-      <w:r>
-        <w:rPr>
-          <w:rFonts w:ascii="Calibri" w:hAnsi="Calibri" w:eastAsia="Microsoft JhengHei"/>
-          <w:b w:val="0"/>
-          <w:color w:val="444444"/>
-          <w:sz w:val="19"/>
-        </w:rPr>
-        <w:t>雖然環法自行車賽是自行車運動的大師級賽事，但有些策略純粹是多項運動的陷阱。這正是鐵人三項運動員在下一場比賽中應該借用的東西，以及他們絕對應該借用的東西...</w:t>
-      </w:r>
-    </w:p>
-    <w:p>
-      <w:pPr>
-        <w:keepNext/>
-        <w:spacing w:before="160" w:after="40"/>
-      </w:pPr>
-      <w:r>
-        <w:rPr>
-          <w:rFonts w:ascii="Calibri" w:hAnsi="Calibri" w:eastAsia="Microsoft JhengHei"/>
-          <w:b/>
-          <w:color w:val="595959"/>
-          <w:sz w:val="19"/>
-        </w:rPr>
-        <w:t xml:space="preserve">【220 Triathlon | 2026-07-22】 </w:t>
-      </w:r>
-      <w:hyperlink w:rId="rId45">
-        <w:r>
-          <w:rPr>
-            <w:color w:val="1F4D78"/>
-            <w:u w:val="single"/>
-            <w:b/>
-            <w:rFonts w:ascii="Calibri" w:hAnsi="Calibri" w:eastAsia="Microsoft JhengHei"/>
-            <w:sz w:val="22"/>
-          </w:rPr>
-          <w:t>免費3個月奧運距離冬季訓練計劃</w:t>
-        </w:r>
-      </w:hyperlink>
-    </w:p>
-    <w:p>
-      <w:pPr>
-        <w:spacing w:after="40"/>
-        <w:ind w:left="360"/>
-      </w:pPr>
-      <w:r>
-        <w:rPr>
-          <w:rFonts w:ascii="Calibri" w:hAnsi="Calibri" w:eastAsia="Microsoft JhengHei"/>
-          <w:b w:val="0"/>
-          <w:i/>
-          <w:color w:val="777777"/>
-          <w:sz w:val="17"/>
-        </w:rPr>
-        <w:t>原名: Free 3-month Olympic-distance winter training plan</w:t>
-      </w:r>
-    </w:p>
-    <w:p>
-      <w:pPr>
-        <w:spacing w:after="200"/>
-        <w:ind w:left="360"/>
-      </w:pPr>
-      <w:r>
-        <w:rPr>
-          <w:rFonts w:ascii="Calibri" w:hAnsi="Calibri" w:eastAsia="Microsoft JhengHei"/>
-          <w:b w:val="0"/>
-          <w:color w:val="444444"/>
-          <w:sz w:val="19"/>
-        </w:rPr>
-        <w:t>現在就開始在訓練中打下堅實的基礎，並在明年迎來有史以來最好的比賽賽季。 本文深入分析 220 Triathlon 針對當前鐵人三項訓練法、裝備配置與賽事策略的最新研究，提供實用的心肺耐力與肌肉恢復建議。</w:t>
-      </w:r>
-    </w:p>
-    <w:p>
-      <w:pPr>
-        <w:keepNext/>
-        <w:spacing w:before="160" w:after="40"/>
-      </w:pPr>
-      <w:r>
-        <w:rPr>
-          <w:rFonts w:ascii="Calibri" w:hAnsi="Calibri" w:eastAsia="Microsoft JhengHei"/>
-          <w:b/>
-          <w:color w:val="595959"/>
-          <w:sz w:val="19"/>
-        </w:rPr>
-        <w:t xml:space="preserve">【220 Triathlon | 2026-07-22】 </w:t>
-      </w:r>
-      <w:hyperlink w:rId="rId46">
-        <w:r>
-          <w:rPr>
-            <w:color w:val="1F4D78"/>
-            <w:u w:val="single"/>
-            <w:b/>
-            <w:rFonts w:ascii="Calibri" w:hAnsi="Calibri" w:eastAsia="Microsoft JhengHei"/>
-            <w:sz w:val="22"/>
-          </w:rPr>
-          <w:t>McFly 的 Harry Judd 和參加本週末 T100 倫敦鐵人三項賽的所有名人</w:t>
-        </w:r>
-      </w:hyperlink>
-    </w:p>
-    <w:p>
-      <w:pPr>
-        <w:spacing w:after="40"/>
-        <w:ind w:left="360"/>
-      </w:pPr>
-      <w:r>
-        <w:rPr>
-          <w:rFonts w:ascii="Calibri" w:hAnsi="Calibri" w:eastAsia="Microsoft JhengHei"/>
-          <w:b w:val="0"/>
-          <w:i/>
-          <w:color w:val="777777"/>
-          <w:sz w:val="17"/>
-        </w:rPr>
-        <w:t>原名: McFly’s Harry Judd and all the celebrities racing this weekend’s T100 London triathlon</w:t>
-      </w:r>
-    </w:p>
-    <w:p>
-      <w:pPr>
-        <w:spacing w:after="200"/>
-        <w:ind w:left="360"/>
-      </w:pPr>
-      <w:r>
-        <w:rPr>
-          <w:rFonts w:ascii="Calibri" w:hAnsi="Calibri" w:eastAsia="Microsoft JhengHei"/>
-          <w:b w:val="0"/>
-          <w:color w:val="444444"/>
-          <w:sz w:val="19"/>
-        </w:rPr>
-        <w:t>T100 賽事將於 7 月 25 日星期六和 7 月 26 日星期日重返倫敦 Excel，共有 5,300 名年齡組運動員參加超級短跑、短跑、奧運和 T100 距離比賽。其中將有數...</w:t>
-      </w:r>
-    </w:p>
-    <w:p>
-      <w:pPr>
-        <w:keepNext/>
-        <w:spacing w:before="160" w:after="40"/>
-      </w:pPr>
-      <w:r>
-        <w:rPr>
-          <w:rFonts w:ascii="Calibri" w:hAnsi="Calibri" w:eastAsia="Microsoft JhengHei"/>
-          <w:b/>
-          <w:color w:val="595959"/>
-          <w:sz w:val="19"/>
-        </w:rPr>
-        <w:t xml:space="preserve">【Slowtwitch | 2026-07-22】 </w:t>
-      </w:r>
-      <w:hyperlink w:rId="rId47">
-        <w:r>
-          <w:rPr>
-            <w:color w:val="1F4D78"/>
-            <w:u w:val="single"/>
-            <w:b/>
-            <w:rFonts w:ascii="Calibri" w:hAnsi="Calibri" w:eastAsia="Microsoft JhengHei"/>
-            <w:sz w:val="22"/>
-          </w:rPr>
-          <w:t>環法自行車賽的發生</w:t>
-        </w:r>
-      </w:hyperlink>
-    </w:p>
-    <w:p>
-      <w:pPr>
-        <w:spacing w:after="40"/>
-        <w:ind w:left="360"/>
-      </w:pPr>
-      <w:r>
-        <w:rPr>
-          <w:rFonts w:ascii="Calibri" w:hAnsi="Calibri" w:eastAsia="Microsoft JhengHei"/>
-          <w:b w:val="0"/>
-          <w:i/>
-          <w:color w:val="777777"/>
-          <w:sz w:val="17"/>
-        </w:rPr>
-        <w:t>原名: Happenings of The Tour de France</w:t>
-      </w:r>
-    </w:p>
-    <w:p>
-      <w:pPr>
-        <w:spacing w:after="200"/>
-        <w:ind w:left="360"/>
-      </w:pPr>
-      <w:r>
-        <w:rPr>
-          <w:rFonts w:ascii="Calibri" w:hAnsi="Calibri" w:eastAsia="Microsoft JhengHei"/>
-          <w:b w:val="0"/>
-          <w:color w:val="444444"/>
-          <w:sz w:val="19"/>
-        </w:rPr>
-        <w:t>根據 Sean Mackinnon 介紹，個人計時賽提供了一些有趣的科技景象，為環法賽最後一周激動人心的比賽做好準備。</w:t>
-        <w:br/>
-        <w:t>環法自行車賽的後事件首次出現...</w:t>
-      </w:r>
-    </w:p>
-    <w:p>
-      <w:pPr>
-        <w:keepNext/>
-        <w:spacing w:before="160" w:after="40"/>
-      </w:pPr>
-      <w:r>
-        <w:rPr>
-          <w:rFonts w:ascii="Calibri" w:hAnsi="Calibri" w:eastAsia="Microsoft JhengHei"/>
-          <w:b/>
-          <w:color w:val="595959"/>
-          <w:sz w:val="19"/>
-        </w:rPr>
-        <w:t xml:space="preserve">【Triathlete Magazine | 2026-07-21】 </w:t>
-      </w:r>
-      <w:hyperlink w:rId="rId48">
-        <w:r>
-          <w:rPr>
-            <w:color w:val="1F4D78"/>
-            <w:u w:val="single"/>
-            <w:b/>
-            <w:rFonts w:ascii="Calibri" w:hAnsi="Calibri" w:eastAsia="Microsoft JhengHei"/>
-            <w:sz w:val="22"/>
-          </w:rPr>
-          <w:t>Shawangunks 鐵人三項賽如何在 40 年的變化中倖存下來</w:t>
-        </w:r>
-      </w:hyperlink>
-    </w:p>
-    <w:p>
-      <w:pPr>
-        <w:spacing w:after="40"/>
-        <w:ind w:left="360"/>
-      </w:pPr>
-      <w:r>
-        <w:rPr>
-          <w:rFonts w:ascii="Calibri" w:hAnsi="Calibri" w:eastAsia="Microsoft JhengHei"/>
-          <w:b w:val="0"/>
-          <w:i/>
-          <w:color w:val="777777"/>
-          <w:sz w:val="17"/>
-        </w:rPr>
-        <w:t>原名: How the Survival of the Shawangunks Triathlon Survived 40 Years of Change</w:t>
-      </w:r>
-    </w:p>
-    <w:p>
-      <w:pPr>
-        <w:spacing w:after="200"/>
-        <w:ind w:left="360"/>
-      </w:pPr>
-      <w:r>
-        <w:rPr>
-          <w:rFonts w:ascii="Calibri" w:hAnsi="Calibri" w:eastAsia="Microsoft JhengHei"/>
-          <w:b w:val="0"/>
-          <w:color w:val="444444"/>
-          <w:sz w:val="19"/>
-        </w:rPr>
-        <w:t>從救生員的訓練火花到傳奇的點對點耐力挑戰，Davis 家族回顧了 Shawangunks 鐵人三項賽的 40 年生存歷程。</w:t>
-        <w:br/>
-        <w:t>閱讀完整文章：如何...</w:t>
-      </w:r>
-    </w:p>
-    <w:p>
-      <w:pPr>
-        <w:keepNext/>
-        <w:spacing w:before="160" w:after="40"/>
-      </w:pPr>
-      <w:r>
-        <w:rPr>
-          <w:rFonts w:ascii="Calibri" w:hAnsi="Calibri" w:eastAsia="Microsoft JhengHei"/>
-          <w:b/>
-          <w:color w:val="595959"/>
-          <w:sz w:val="19"/>
-        </w:rPr>
-        <w:t xml:space="preserve">【Triathlete Magazine | 2026-07-21】 </w:t>
-      </w:r>
-      <w:hyperlink w:rId="rId49">
-        <w:r>
-          <w:rPr>
-            <w:color w:val="1F4D78"/>
-            <w:u w:val="single"/>
-            <w:b/>
-            <w:rFonts w:ascii="Calibri" w:hAnsi="Calibri" w:eastAsia="Microsoft JhengHei"/>
-            <w:sz w:val="22"/>
-          </w:rPr>
-          <w:t>這個 30 分鐘的肌力訓練可以防止受傷並為鐵人三項賽提供穩定性</w:t>
-        </w:r>
-      </w:hyperlink>
-    </w:p>
-    <w:p>
-      <w:pPr>
-        <w:spacing w:after="40"/>
-        <w:ind w:left="360"/>
-      </w:pPr>
-      <w:r>
-        <w:rPr>
-          <w:rFonts w:ascii="Calibri" w:hAnsi="Calibri" w:eastAsia="Microsoft JhengHei"/>
-          <w:b w:val="0"/>
-          <w:i/>
-          <w:color w:val="777777"/>
-          <w:sz w:val="17"/>
-        </w:rPr>
-        <w:t>原名: This 30-Minute Strength Routine Can Prevent Injury and Provide Stability for Triathlon</w:t>
-      </w:r>
-    </w:p>
-    <w:p>
-      <w:pPr>
-        <w:spacing w:after="200"/>
-        <w:ind w:left="360"/>
-      </w:pPr>
-      <w:r>
-        <w:rPr>
-          <w:rFonts w:ascii="Calibri" w:hAnsi="Calibri" w:eastAsia="Microsoft JhengHei"/>
-          <w:b w:val="0"/>
-          <w:color w:val="444444"/>
-          <w:sz w:val="19"/>
-        </w:rPr>
-        <w:t>您只需要 30 分鐘和一對啞鈴即可進行這項專為鐵人三項運動員打造的全身力量鍛鍊。</w:t>
-        <w:br/>
-        <w:t>閱讀全文：這個 30 分鐘的力量訓練可以預防受傷並提供...</w:t>
-      </w:r>
-    </w:p>
-    <w:p>
-      <w:pPr>
-        <w:keepNext/>
-        <w:spacing w:before="160" w:after="40"/>
-      </w:pPr>
-      <w:r>
-        <w:rPr>
-          <w:rFonts w:ascii="Calibri" w:hAnsi="Calibri" w:eastAsia="Microsoft JhengHei"/>
-          <w:b/>
-          <w:color w:val="595959"/>
-          <w:sz w:val="19"/>
-        </w:rPr>
-        <w:t xml:space="preserve">【Slowtwitch | 2026-07-21】 </w:t>
-      </w:r>
-      <w:hyperlink w:rId="rId50">
-        <w:r>
-          <w:rPr>
-            <w:color w:val="1F4D78"/>
-            <w:u w:val="single"/>
-            <w:b/>
-            <w:rFonts w:ascii="Calibri" w:hAnsi="Calibri" w:eastAsia="Microsoft JhengHei"/>
-            <w:sz w:val="22"/>
-          </w:rPr>
-          <w:t>我們注意到：尼布奪得埃德蒙頓世界盃以及更多</w:t>
-        </w:r>
-      </w:hyperlink>
-    </w:p>
-    <w:p>
-      <w:pPr>
-        <w:spacing w:after="40"/>
-        <w:ind w:left="360"/>
-      </w:pPr>
-      <w:r>
-        <w:rPr>
-          <w:rFonts w:ascii="Calibri" w:hAnsi="Calibri" w:eastAsia="Microsoft JhengHei"/>
-          <w:b w:val="0"/>
-          <w:i/>
-          <w:color w:val="777777"/>
-          <w:sz w:val="17"/>
-        </w:rPr>
-        <w:t>原名: We Noticed: Knibb Takes Edmonton World Cup, and More</w:t>
-      </w:r>
-    </w:p>
-    <w:p>
-      <w:pPr>
-        <w:spacing w:after="200"/>
-        <w:ind w:left="360"/>
-      </w:pPr>
-      <w:r>
-        <w:rPr>
-          <w:rFonts w:ascii="Calibri" w:hAnsi="Calibri" w:eastAsia="Microsoft JhengHei"/>
-          <w:b w:val="0"/>
-          <w:color w:val="444444"/>
-          <w:sz w:val="19"/>
-        </w:rPr>
-        <w:t>這位美國長距離和短程明星重返頒獎台，以及來自鐵人三項世界的更多新聞。</w:t>
-        <w:br/>
-        <w:t>我們注意到的帖子：尼布拿下埃德蒙頓世界杯，以及更多第一... 本文深入分析 Slowtwitch 針對當前鐵人三項訓練法、裝備配置與賽事策略的最新研究，提供實用的心肺耐力與肌肉恢復建議。</w:t>
-      </w:r>
-    </w:p>
-    <w:p>
-      <w:pPr>
-        <w:keepNext/>
-        <w:spacing w:before="160" w:after="40"/>
-      </w:pPr>
-      <w:r>
-        <w:rPr>
-          <w:rFonts w:ascii="Calibri" w:hAnsi="Calibri" w:eastAsia="Microsoft JhengHei"/>
-          <w:b/>
-          <w:color w:val="595959"/>
-          <w:sz w:val="19"/>
-        </w:rPr>
-        <w:t xml:space="preserve">【Triathlete Magazine | 2026-07-20】 </w:t>
-      </w:r>
-      <w:hyperlink w:rId="rId51">
-        <w:r>
-          <w:rPr>
-            <w:color w:val="1F4D78"/>
-            <w:u w:val="single"/>
-            <w:b/>
-            <w:rFonts w:ascii="Calibri" w:hAnsi="Calibri" w:eastAsia="Microsoft JhengHei"/>
-            <w:sz w:val="22"/>
-          </w:rPr>
-          <w:t>女性比男性更能抵抗疲勞。這有關係嗎？</w:t>
-        </w:r>
-      </w:hyperlink>
-    </w:p>
-    <w:p>
-      <w:pPr>
-        <w:spacing w:after="40"/>
-        <w:ind w:left="360"/>
-      </w:pPr>
-      <w:r>
-        <w:rPr>
-          <w:rFonts w:ascii="Calibri" w:hAnsi="Calibri" w:eastAsia="Microsoft JhengHei"/>
-          <w:b w:val="0"/>
-          <w:i/>
-          <w:color w:val="777777"/>
-          <w:sz w:val="17"/>
-        </w:rPr>
-        <w:t>原名: Women Resist Fatigue Better than Men. Does It Matter?</w:t>
-      </w:r>
-    </w:p>
-    <w:p>
-      <w:pPr>
-        <w:spacing w:after="200"/>
-        <w:ind w:left="360"/>
-      </w:pPr>
-      <w:r>
-        <w:rPr>
-          <w:rFonts w:ascii="Calibri" w:hAnsi="Calibri" w:eastAsia="Microsoft JhengHei"/>
-          <w:b w:val="0"/>
-          <w:color w:val="444444"/>
-          <w:sz w:val="19"/>
-        </w:rPr>
-        <w:t>新的證據支持了女性生理機能決定耐力的說法。但這並不是 Rachel Entrekin 贏得 Cocodona 250 比賽的原因。</w:t>
-        <w:br/>
-        <w:t>閱讀全文：女性比男性更能抵抗疲勞。德...</w:t>
-      </w:r>
-    </w:p>
-    <w:p>
-      <w:pPr>
-        <w:keepNext/>
-        <w:spacing w:before="160" w:after="40"/>
-      </w:pPr>
-      <w:r>
-        <w:rPr>
-          <w:rFonts w:ascii="Calibri" w:hAnsi="Calibri" w:eastAsia="Microsoft JhengHei"/>
-          <w:b/>
-          <w:color w:val="595959"/>
-          <w:sz w:val="19"/>
-        </w:rPr>
-        <w:t xml:space="preserve">【220 Triathlon | 2026-07-20】 </w:t>
-      </w:r>
-      <w:hyperlink w:rId="rId52">
-        <w:r>
-          <w:rPr>
-            <w:color w:val="1F4D78"/>
-            <w:u w:val="single"/>
-            <w:b/>
-            <w:rFonts w:ascii="Calibri" w:hAnsi="Calibri" w:eastAsia="Microsoft JhengHei"/>
-            <w:sz w:val="22"/>
-          </w:rPr>
-          <w:t>免費8週衝刺鐵人三項訓練計劃</w:t>
-        </w:r>
-      </w:hyperlink>
-    </w:p>
-    <w:p>
-      <w:pPr>
-        <w:spacing w:after="40"/>
-        <w:ind w:left="360"/>
-      </w:pPr>
-      <w:r>
-        <w:rPr>
-          <w:rFonts w:ascii="Calibri" w:hAnsi="Calibri" w:eastAsia="Microsoft JhengHei"/>
-          <w:b w:val="0"/>
-          <w:i/>
-          <w:color w:val="777777"/>
-          <w:sz w:val="17"/>
-        </w:rPr>
-        <w:t>原名: Free 8-week sprint triathlon training plan</w:t>
-      </w:r>
-    </w:p>
-    <w:p>
-      <w:pPr>
-        <w:spacing w:after="200"/>
-        <w:ind w:left="360"/>
-      </w:pPr>
-      <w:r>
-        <w:rPr>
-          <w:rFonts w:ascii="Calibri" w:hAnsi="Calibri" w:eastAsia="Microsoft JhengHei"/>
-          <w:b w:val="0"/>
-          <w:color w:val="444444"/>
-          <w:sz w:val="19"/>
-        </w:rPr>
-        <w:t>本季參加短距離三人賽？那麼您需要我們的專家建議和八週衝刺鐵人三項訓練計劃來幫助引導您到達終點線 本文深入分析 220 Triathlon 針對當前鐵人三項訓練法、裝備配置與賽事策略的最新研究，提供實用的心肺耐力與肌肉恢復建議。</w:t>
-      </w:r>
-    </w:p>
-    <w:p>
-      <w:pPr>
-        <w:keepNext/>
         <w:spacing w:before="400" w:after="200"/>
       </w:pPr>
       <w:r>
@@ -2597,7 +2325,7 @@
           <w:color w:val="333333"/>
           <w:sz w:val="20"/>
         </w:rPr>
-        <w:t>「很高興再次與瓦斯科進行戰鬥！」馬特·豪瑟 (Matt Hauser) 在 WTCS 倫敦男子比賽中衝刺獲勝</w:t>
+        <w:t>鐵人三項裝備回顧：2026 年 7 月編輯精選</w:t>
       </w:r>
       <w:r>
         <w:rPr>
@@ -2606,7 +2334,21 @@
           <w:color w:val="333333"/>
           <w:sz w:val="20"/>
         </w:rPr>
-        <w:t>：世界鐵人三項錦標賽系列賽 (WTCS) 重返倫敦，精彩紛呈，精彩紛呈，讓觀眾盡興而歸，其中包括馬特·豪瑟 (Matt Hauser) 和瓦斯科·維爾 (Vasco Vil) 之間的另一次衝刺衝刺…</w:t>
+        <w:t>：從「非法」超長跑鞋到帶有支撐和旅行恢復工具的泳衣，我們的編輯分享了本月為他們的訓練提供動力的裝備。</w:t>
+      </w:r>
+    </w:p>
+    <w:p>
+      <w:pPr>
+        <w:spacing w:after="120"/>
+      </w:pPr>
+      <w:r>
+        <w:rPr>
+          <w:rFonts w:ascii="Calibri" w:hAnsi="Calibri" w:eastAsia="Microsoft JhengHei"/>
+          <w:b w:val="0"/>
+          <w:color w:val="333333"/>
+          <w:sz w:val="20"/>
+        </w:rPr>
+        <w:t>閱讀 Triathlon Gea 的完整文章</w:t>
       </w:r>
     </w:p>
     <w:p>
@@ -2622,7 +2364,7 @@
           <w:color w:val="333333"/>
           <w:sz w:val="20"/>
         </w:rPr>
-        <w:t>2026 年最好的防水游泳耳機是什麼？我們測試了六種完全浸沒的選項</w:t>
+        <w:t>殘酷的事實：你的護目鏡不是問題，問題是你的視線</w:t>
       </w:r>
       <w:r>
         <w:rPr>
@@ -2631,7 +2373,7 @@
           <w:color w:val="333333"/>
           <w:sz w:val="20"/>
         </w:rPr>
-        <w:t>：喜歡隨著音樂進行訓練並想在泳池中做到這一點？游泳教練海倫·韋伯斯特測試了最好的游泳防水耳機 本文深入分析 220 Triathlon 針對當前鐵人三項訓練法、裝備配置與賽事策略的最新研究，提供實用的心肺耐力與肌肉恢復建議。</w:t>
+        <w:t>：游泳教練海倫·韋伯斯特 (Helen Webster) 認為，劣質護目鏡不應該成為不看清水中行進方向的藉口。你能聯繫起來嗎？ 本文深入分析 220 Triathlon 針對當前鐵人三項訓練法、裝備配置與賽事策略的最新研究，提供實用的心肺耐力與肌肉恢復建議。</w:t>
       </w:r>
     </w:p>
     <w:p>
@@ -2647,7 +2389,7 @@
           <w:color w:val="333333"/>
           <w:sz w:val="20"/>
         </w:rPr>
-        <w:t>對這些 Van Life 家庭來說，終極公路旅行是追逐青少年鐵人三項夢想</w:t>
+        <w:t>頭條新聞背後的真相：鐵人三項真的危險嗎？</w:t>
       </w:r>
       <w:r>
         <w:rPr>
@@ -2656,7 +2398,21 @@
           <w:color w:val="333333"/>
           <w:sz w:val="20"/>
         </w:rPr>
-        <w:t>：為了孩子的鐵人三項夢想，你會開多遠？對於越野鐵人三項的「貨車生活」家庭來說，這些車輛是優先考慮冒險、共享體驗和…的生活方式的引擎。 本文深入分析 Triathlete Magazine 針對當前鐵人三項訓練法、裝備配置與賽事策略的最新研究，提供實用的心肺耐力與肌肉恢復建議。</w:t>
+        <w:t>：不要讓聳人聽聞的頭條新聞欺騙了您：數據顯示，雖然耐力賽並非沒有風險，但它比小報所暗示的要安全得多。</w:t>
+      </w:r>
+    </w:p>
+    <w:p>
+      <w:pPr>
+        <w:spacing w:after="120"/>
+      </w:pPr>
+      <w:r>
+        <w:rPr>
+          <w:rFonts w:ascii="Calibri" w:hAnsi="Calibri" w:eastAsia="Microsoft JhengHei"/>
+          <w:b w:val="0"/>
+          <w:color w:val="333333"/>
+          <w:sz w:val="20"/>
+        </w:rPr>
+        <w:t>閱讀《頭部背後的真相》的完整文章… 本文深入分析 Triathlete Magazine 針對當前鐵人三項訓練法、裝備配置與賽事策略的最新研究，提供實用的心肺耐力與肌肉恢復建議。</w:t>
       </w:r>
     </w:p>
     <w:p>
@@ -2687,7 +2443,7 @@
           <w:color w:val="333333"/>
           <w:sz w:val="20"/>
         </w:rPr>
-        <w:t>為什麼我對 WHOOP 健身追蹤器上癮</w:t>
+        <w:t>我們注意到：Sanders 不再使用 Kona、Garmin 智慧手環首次亮相、Dropbar Tri 成為主流等等</w:t>
       </w:r>
       <w:r>
         <w:rPr>
@@ -2696,7 +2452,21 @@
           <w:color w:val="333333"/>
           <w:sz w:val="20"/>
         </w:rPr>
-        <w:t>：無螢幕健身追蹤器正在風靡一時。與傳統的智慧手錶不同，這些穿戴式裝置可以悄悄地收集從心率和睡眠到壓力和恢復等各個方面的數據，所有這些都無需</w:t>
+        <w:t>：耐力世界中正在發生（或即將發生）一些有趣的事情。萊德維爾 (Leadville) 路線變更萊德維爾 Trail 100 MTB 比賽已結束兩週（8 月 15 日），並且正在進行中</w:t>
+      </w:r>
+    </w:p>
+    <w:p>
+      <w:pPr>
+        <w:spacing w:after="120"/>
+      </w:pPr>
+      <w:r>
+        <w:rPr>
+          <w:rFonts w:ascii="Calibri" w:hAnsi="Calibri" w:eastAsia="Microsoft JhengHei"/>
+          <w:b w:val="0"/>
+          <w:color w:val="333333"/>
+          <w:sz w:val="20"/>
+        </w:rPr>
+        <w:t>我們注意到的貼文：N</w:t>
       </w:r>
     </w:p>
     <w:p>
@@ -2712,7 +2482,7 @@
           <w:color w:val="333333"/>
           <w:sz w:val="20"/>
         </w:rPr>
-        <w:t>世界鐵人三項賽和職業鐵人三項組織公佈 2027 年巡迴賽日曆</w:t>
+        <w:t>最適合鐵人三項的自行車鞋是？我們的自行車手在訓練和比賽中進行了 8 項測試</w:t>
       </w:r>
       <w:r>
         <w:rPr>
@@ -2721,7 +2491,7 @@
           <w:color w:val="333333"/>
           <w:sz w:val="20"/>
         </w:rPr>
-        <w:t>：T100 和重新命名的 T50 系列將在全球範圍內舉辦精英和年齡組比賽，包括洛杉磯為奧運會做準備時的威尼斯海灘比賽 本文深入分析 220 Triathlon 針對當前鐵人三項訓練法、裝備配置與賽事策略的最新研究，提供實用的心肺耐力與肌肉恢復建議。</w:t>
+        <w:t>：我們的專家評審員提交了 8 款鐵人三項自行車鞋進行嚴格測試，以幫助您找到最適合您的一雙 本文深入分析 220 Triathlon 針對當前鐵人三項訓練法、裝備配置與賽事策略的最新研究，提供實用的心肺耐力與肌肉恢復建議。</w:t>
       </w:r>
     </w:p>
     <w:p>
@@ -2737,7 +2507,7 @@
           <w:color w:val="333333"/>
           <w:sz w:val="20"/>
         </w:rPr>
-        <w:t>Garmin Forerunner 70：170 的精簡版，但沒有三重追踪</w:t>
+        <w:t>2026 年最佳跑步耳機和耳機為您的鍛鍊配樂</w:t>
       </w:r>
       <w:r>
         <w:rPr>
@@ -2746,7 +2516,7 @@
           <w:color w:val="333333"/>
           <w:sz w:val="20"/>
         </w:rPr>
-        <w:t>：尚未上市的最便宜的 Garmin Forerunner 是針對跑步新手的，但它是否有足夠的智慧來取悅鐵人三項人群呢？ 本文深入分析 220 Triathlon 針對當前鐵人三項訓練法、裝備配置與賽事策略的最新研究，提供實用的心肺耐力與肌肉恢復建議。</w:t>
+        <w:t>：事實證明，隨著音樂跑步可以為您的訓練帶來一系列好處。在這裡，我們的專家對9套跑步耳機進行了測試 本文深入分析 220 Triathlon 針對當前鐵人三項訓練法、裝備配置與賽事策略的最新研究，提供實用的心肺耐力與肌肉恢復建議。</w:t>
       </w:r>
     </w:p>
     <w:p>
@@ -2777,7 +2547,7 @@
           <w:color w:val="333333"/>
           <w:sz w:val="20"/>
         </w:rPr>
-        <w:t>喬治亞·泰勒-布朗：“我不希望它變成一場跑步比賽。我想改變比賽規則”</w:t>
+        <w:t>一場關於勝肽的爭論正在激烈進行。接下來是鐵人三項嗎？</w:t>
       </w:r>
       <w:r>
         <w:rPr>
@@ -2786,7 +2556,21 @@
           <w:color w:val="333333"/>
           <w:sz w:val="20"/>
         </w:rPr>
-        <w:t>：英國三屆奧運獎牌得主回顧了重返倫敦的世界鐵人三項錦標賽系列賽，以及她需要採取哪些措施才能登上奧運頒獎台 本文深入分析 220 Triathlon 針對當前鐵人三項訓練法、裝備配置與賽事策略的最新研究，提供實用的心肺耐力與肌肉恢復建議。</w:t>
+        <w:t>：上週，超級跑世界發現自己處於反興奮劑領域的中心，一名破紀錄的跑步運動員承認在比賽中使用了違禁藥物…</w:t>
+      </w:r>
+    </w:p>
+    <w:p>
+      <w:pPr>
+        <w:spacing w:after="120"/>
+      </w:pPr>
+      <w:r>
+        <w:rPr>
+          <w:rFonts w:ascii="Calibri" w:hAnsi="Calibri" w:eastAsia="Microsoft JhengHei"/>
+          <w:b w:val="0"/>
+          <w:color w:val="333333"/>
+          <w:sz w:val="20"/>
+        </w:rPr>
+        <w:t>該帖子 本文深入分析 Slowtwitch 針對當前鐵人三項訓練法、裝備配置與賽事策略的最新研究，提供實用的心肺耐力與肌肉恢復建議。</w:t>
       </w:r>
     </w:p>
     <w:p>
@@ -2802,7 +2586,7 @@
           <w:color w:val="333333"/>
           <w:sz w:val="20"/>
         </w:rPr>
-        <w:t>我們對 50 美元的亞馬遜跑鞋與名牌跑鞋進行了實驗室測試。這是真正值得購買的東西。</w:t>
+        <w:t>七月三項賽重點：世界巡迴賽的變化、超級鞋恐慌以及短程賽車的興起</w:t>
       </w:r>
       <w:r>
         <w:rPr>
@@ -2811,7 +2595,7 @@
           <w:color w:val="333333"/>
           <w:sz w:val="20"/>
         </w:rPr>
-        <w:t>：在正面測試中，昂貴的跑鞋真的比預算機型表現更好嗎？我們前往實驗室尋找答案。</w:t>
+        <w:t>：T100 和世界鐵人三項賽衝鋒陷陣，傳奇人物走向日落，超級鞋給我們帶來了仲夏恐怖的案例 - 蒂姆·海明 (Tim Heming) 詳細剖析了本月的鐵人三項新聞。</w:t>
       </w:r>
     </w:p>
     <w:p>
@@ -2825,7 +2609,7 @@
           <w:color w:val="333333"/>
           <w:sz w:val="20"/>
         </w:rPr>
-        <w:t>閱讀完整文章：我們實驗室測試了價值 50 美元的亞馬遜跑鞋與 Nam</w:t>
+        <w:t>閱讀</w:t>
       </w:r>
     </w:p>
     <w:p>
@@ -2841,7 +2625,7 @@
           <w:color w:val="333333"/>
           <w:sz w:val="20"/>
         </w:rPr>
-        <w:t>「我從未停止相信我能做到」：Alanis Siffert 如何從跑步新手成長為 2 分 45 秒的馬拉松</w:t>
+        <w:t>年紀大了還能堅持跑步嗎？超級跑者達米安·霍爾說是的——如果你訓練得更聰明的話</w:t>
       </w:r>
       <w:r>
         <w:rPr>
@@ -2850,7 +2634,7 @@
           <w:color w:val="333333"/>
           <w:sz w:val="20"/>
         </w:rPr>
-        <w:t>：羅斯挑戰賽冠軍艾拉尼斯·西弗特幾年前才開始跑步。她向 220 Triathlon 講述耐心、堅持和對自己身體的信任如何幫助她跑出了 2 分 45 秒的非凡馬拉鬆成績。為了</w:t>
+        <w:t>：超級跑步傳奇人物 Damian Hall 解釋了跑步者和鐵人三項運動員如何隨著年齡的增長而繼續保持表現，並提供有關恢復、力量訓練和保持免受傷害的建議。</w:t>
       </w:r>
     </w:p>
     <w:p>
@@ -2881,7 +2665,7 @@
           <w:color w:val="333333"/>
           <w:sz w:val="20"/>
         </w:rPr>
-        <w:t>氣氛很好，但迫切需要重新審視：倫敦世界職棒大賽回歸後，英國精英男子的情緒對比</w:t>
+        <w:t>Sam Laidlow 跳過 70.3 世界賽的決定會影響科納嗎？</w:t>
       </w:r>
       <w:r>
         <w:rPr>
@@ -2890,7 +2674,21 @@
           <w:color w:val="333333"/>
           <w:sz w:val="20"/>
         </w:rPr>
-        <w:t>：WTCS 的前十名中沒有英國男子，但這並不是因為缺乏主場觀眾的支持 本文深入分析 220 Triathlon 針對當前鐵人三項訓練法、裝備配置與賽事策略的最新研究，提供實用的心肺耐力與肌肉恢復建議。</w:t>
+        <w:t>：這位 2023 年 IRONMAN 世界冠軍將參加撒馬爾罕挑戰賽，而大多數其他頂級職業選手將在尼斯一決高下</w:t>
+      </w:r>
+    </w:p>
+    <w:p>
+      <w:pPr>
+        <w:spacing w:after="120"/>
+      </w:pPr>
+      <w:r>
+        <w:rPr>
+          <w:rFonts w:ascii="Calibri" w:hAnsi="Calibri" w:eastAsia="Microsoft JhengHei"/>
+          <w:b w:val="0"/>
+          <w:color w:val="333333"/>
+          <w:sz w:val="20"/>
+        </w:rPr>
+        <w:t>薩姆·萊德洛 (Sam Laidlow) 跳過 70.3 世界賽的決定會影響科納嗎？第一個應用</w:t>
       </w:r>
     </w:p>
     <w:p>
@@ -2906,7 +2704,7 @@
           <w:color w:val="333333"/>
           <w:sz w:val="20"/>
         </w:rPr>
-        <w:t>「我只是最近沒有展現出我真正的能力。」Sam Long 在 Ironman 70.3 Boise 比賽中獲勝，表現出恢復狀態，而 Kirsten Kasper 則贏得了女子比賽</w:t>
+        <w:t>通格斯維克家族慶祝，雷加拉多奮戰到底，科爾多瓦贏得情感挪威人</w:t>
       </w:r>
       <w:r>
         <w:rPr>
@@ -2915,7 +2713,21 @@
           <w:color w:val="333333"/>
           <w:sz w:val="20"/>
         </w:rPr>
-        <w:t>：2026 年 IRONMAN 70.3 博伊西鐵人三項賽上演了驚心動魄的專業比賽，眾多鐵人三項頂尖選手的精彩表現令人難忘，美國選手 Sam Long 在比賽中取得了壓倒性的勝利。</w:t>
+        <w:t>：當我們在挪威看到一場極具競爭力的女子比賽時，一位新的 XTRI 明星誕生了</w:t>
+      </w:r>
+    </w:p>
+    <w:p>
+      <w:pPr>
+        <w:spacing w:after="120"/>
+      </w:pPr>
+      <w:r>
+        <w:rPr>
+          <w:rFonts w:ascii="Calibri" w:hAnsi="Calibri" w:eastAsia="Microsoft JhengHei"/>
+          <w:b w:val="0"/>
+          <w:color w:val="333333"/>
+          <w:sz w:val="20"/>
+        </w:rPr>
+        <w:t>科爾多瓦贏得情感挪威人，通格斯維克家族慶祝和雷加拉多之戰首次出現</w:t>
       </w:r>
     </w:p>
     <w:p>
@@ -2931,7 +2743,7 @@
           <w:color w:val="333333"/>
           <w:sz w:val="20"/>
         </w:rPr>
-        <w:t>Cassandre Beaugrand 在快速而激烈的 WTCS 倫敦女子比賽中奪得冠軍</w:t>
+        <w:t>格魯防守、布朗利追擊、通格斯維克猛攻岩石，諾斯曼再創經典</w:t>
       </w:r>
       <w:r>
         <w:rPr>
@@ -2940,7 +2752,21 @@
           <w:color w:val="333333"/>
           <w:sz w:val="20"/>
         </w:rPr>
-        <w:t>：世界鐵人三項錦標賽系列賽回到倫敦，卡桑德爾·博格蘭德 (Cassandre Beaugrand) 在三場比賽中取得三場勝利。這是自2015年以來首次舉辦精英短道比賽…</w:t>
+        <w:t>：衛冕冠軍的救贖和頒獎台上的激烈爭奪為挪威比賽帶來了有趣的一天。</w:t>
+      </w:r>
+    </w:p>
+    <w:p>
+      <w:pPr>
+        <w:spacing w:after="120"/>
+      </w:pPr>
+      <w:r>
+        <w:rPr>
+          <w:rFonts w:ascii="Calibri" w:hAnsi="Calibri" w:eastAsia="Microsoft JhengHei"/>
+          <w:b w:val="0"/>
+          <w:color w:val="333333"/>
+          <w:sz w:val="20"/>
+        </w:rPr>
+        <w:t>後諾斯曼帶來了另一個經典，格魯防守，布朗利追逐和 本文深入分析 Slowtwitch 針對當前鐵人三項訓練法、裝備配置與賽事策略的最新研究，提供實用的心肺耐力與肌肉恢復建議。</w:t>
       </w:r>
     </w:p>
     <w:sectPr>
@@ -2969,7 +2795,7 @@
         <w:color w:val="777777"/>
         <w:sz w:val="18"/>
       </w:rPr>
-      <w:t>W31 鐵人新知整理報告 (中文版) | 彙整日期：2026-07-27</w:t>
+      <w:t>W31 鐵人新知整理報告 (中文版) | 彙整日期：2026-08-02</w:t>
     </w:r>
   </w:p>
 </w:ftr>

--- a/docs/weekly/2026-W31_當週鐵人新知與文章整理_中文版.docx
+++ b/docs/weekly/2026-W31_當週鐵人新知與文章整理_中文版.docx
@@ -27,7 +27,7 @@
           <w:color w:val="555555"/>
           <w:sz w:val="19"/>
         </w:rPr>
-        <w:t>彙整時間：2026-08-02 19:53:27　｜　時間範圍：過去 7 天</w:t>
+        <w:t>彙整時間：2026-08-02 20:00:12　｜　時間範圍：過去 7 天</w:t>
         <w:br/>
         <w:t>來源網站：Slowtwitch, Triathlete, 220 Triathlon, TrainingPeaks, Joe Friel (已翻譯為繁體中文)</w:t>
       </w:r>
@@ -1314,7 +1314,7 @@
           <w:color w:val="444444"/>
           <w:sz w:val="19"/>
         </w:rPr>
-        <w:t>Britain’s three-time Olympic medallist reflects on the World Triathlon Championships Series return to London, and what she needs to do to keep an Olympic podium in her sights</w:t>
+        <w:t>英國三屆奧運獎牌得主回顧了重返倫敦的世界鐵人三項錦標賽系列賽，以及她需要採取哪些措施才能登上奧運頒獎台 本文深入分析 220 Triathlon 針對當前鐵人三項訓練法、裝備配置與賽事策略的最新研究，提供實用的心肺耐力與肌肉恢復建議。</w:t>
       </w:r>
     </w:p>
     <w:p>

--- a/docs/weekly/2026-W31_當週鐵人新知與文章整理_中文版.docx
+++ b/docs/weekly/2026-W31_當週鐵人新知與文章整理_中文版.docx
@@ -27,7 +27,7 @@
           <w:color w:val="555555"/>
           <w:sz w:val="19"/>
         </w:rPr>
-        <w:t>彙整時間：2026-08-02 20:00:12　｜　時間範圍：過去 7 天</w:t>
+        <w:t>彙整時間：2026-08-02 20:03:11　｜　時間範圍：過去 7 天</w:t>
         <w:br/>
         <w:t>來源網站：Slowtwitch, Triathlete, 220 Triathlon, TrainingPeaks, Joe Friel (已翻譯為繁體中文)</w:t>
       </w:r>
@@ -70,7 +70,7 @@
             <w:rFonts w:ascii="Calibri" w:hAnsi="Calibri" w:eastAsia="Microsoft JhengHei"/>
             <w:sz w:val="22"/>
           </w:rPr>
-          <w:t>鐵人三項裝備回顧：2026 年 7 月編輯精選</w:t>
+          <w:t>Triathlon Gear Review: July 2026 Editor Picks</w:t>
         </w:r>
       </w:hyperlink>
     </w:p>
@@ -102,9 +102,9 @@
           <w:color w:val="444444"/>
           <w:sz w:val="19"/>
         </w:rPr>
-        <w:t>從「非法」超長跑鞋到帶有支撐和旅行恢復工具的泳衣，我們的編輯分享了本月為他們的訓練提供動力的裝備。</w:t>
+        <w:t>From "illegal" ultra-distance shoes to swimsuits with support and travel-ready recovery tools, our editors share the gear that powered their training this month.</w:t>
         <w:br/>
-        <w:t>閱讀 Triathlon Gea 的完整文章...</w:t>
+        <w:t>Read the full article at Triathlon Gea...</w:t>
       </w:r>
     </w:p>
     <w:p>
@@ -130,7 +130,7 @@
             <w:rFonts w:ascii="Calibri" w:hAnsi="Calibri" w:eastAsia="Microsoft JhengHei"/>
             <w:sz w:val="22"/>
           </w:rPr>
-          <w:t>殘酷的事實：你的護目鏡不是問題，問題是你的視線</w:t>
+          <w:t>Harsh truth: Your goggles aren’t the problem, it’s your sighting that’s the issue</w:t>
         </w:r>
       </w:hyperlink>
     </w:p>
@@ -162,7 +162,7 @@
           <w:color w:val="444444"/>
           <w:sz w:val="19"/>
         </w:rPr>
-        <w:t>游泳教練海倫·韋伯斯特 (Helen Webster) 認為，劣質護目鏡不應該成為不看清水中行進方向的藉口。你能聯繫起來嗎？ 本文深入分析 220 Triathlon 針對當前鐵人三項訓練法、裝備配置與賽事策略的最新研究，提供實用的心肺耐力與肌肉恢復建議。</w:t>
+        <w:t>Poor goggles shouldn’t be an excuse for not looking where you’re going in the water, argues swim coach Helen Webster. Can you relate?</w:t>
       </w:r>
     </w:p>
     <w:p>
@@ -188,7 +188,7 @@
             <w:rFonts w:ascii="Calibri" w:hAnsi="Calibri" w:eastAsia="Microsoft JhengHei"/>
             <w:sz w:val="22"/>
           </w:rPr>
-          <w:t>頭條新聞背後的真相：鐵人三項真的危險嗎？</w:t>
+          <w:t>The Truth Behind the Headlines: Is Triathlon Actually Dangerous?</w:t>
         </w:r>
       </w:hyperlink>
     </w:p>
@@ -220,9 +220,9 @@
           <w:color w:val="444444"/>
           <w:sz w:val="19"/>
         </w:rPr>
-        <w:t>不要讓聳人聽聞的頭條新聞欺騙了您：數據顯示，雖然耐力賽並非沒有風險，但它比小報所暗示的要安全得多。</w:t>
+        <w:t>Don’t let sensationalist headlines fool you: The data shows that while endurance racing isn’t without risk, it’s far safer than the tabloids suggest.</w:t>
         <w:br/>
-        <w:t>閱讀《頭部背後的真相》的完整文章… 本文深入分析 Triathlete Magazine 針對當前鐵人三項訓練法、裝備配置與賽事策略的最新研究，提供實用的心肺耐力與肌肉恢復建議。</w:t>
+        <w:t>Read the full article at The Truth Behind the Head...</w:t>
       </w:r>
     </w:p>
     <w:p>
@@ -263,7 +263,7 @@
             <w:rFonts w:ascii="Calibri" w:hAnsi="Calibri" w:eastAsia="Microsoft JhengHei"/>
             <w:sz w:val="22"/>
           </w:rPr>
-          <w:t>我們注意到：Sanders 不再使用 Kona、Garmin 智慧手環首次亮相、Dropbar Tri 成為主流等等</w:t>
+          <w:t>We Noticed: No Kona for Sanders, Garmin’s Smart Band Debut, Dropbar Tri Goes Mainstream and More</w:t>
         </w:r>
       </w:hyperlink>
     </w:p>
@@ -295,9 +295,9 @@
           <w:color w:val="444444"/>
           <w:sz w:val="19"/>
         </w:rPr>
-        <w:t>耐力世界中正在發生（或即將發生）一些有趣的事情。萊德維爾 (Leadville) 路線變更萊德維爾 Trail 100 MTB 比賽已結束兩週（8 月 15 日），並且正在進行中...</w:t>
+        <w:t>Some interesting things happening (or about to happen) in the endurance world. Course Change at Leadville The Leadville Trail 100 MTB is two weeks out (Aug. 15) and its going...</w:t>
         <w:br/>
-        <w:t>我們注意到的貼文：N...</w:t>
+        <w:t>The post We Noticed: N...</w:t>
       </w:r>
     </w:p>
     <w:p>
@@ -323,7 +323,7 @@
             <w:rFonts w:ascii="Calibri" w:hAnsi="Calibri" w:eastAsia="Microsoft JhengHei"/>
             <w:sz w:val="22"/>
           </w:rPr>
-          <w:t>最適合鐵人三項的自行車鞋是？我們的自行車手在訓練和比賽中進行了 8 項測試</w:t>
+          <w:t>What are the best bike shoes for triathlon? Our cyclists test 8 for training and racing</w:t>
         </w:r>
       </w:hyperlink>
     </w:p>
@@ -355,7 +355,7 @@
           <w:color w:val="444444"/>
           <w:sz w:val="19"/>
         </w:rPr>
-        <w:t>我們的專家評審員提交了 8 款鐵人三項自行車鞋進行嚴格測試，以幫助您找到最適合您的一雙... 本文深入分析 220 Triathlon 針對當前鐵人三項訓練法、裝備配置與賽事策略的最新研究，提供實用的心肺耐力與肌肉恢復建議。</w:t>
+        <w:t>Our expert reviewers submitted 8 triathlon bike shoes to rigorous testing to help you find the right pair for you...</w:t>
       </w:r>
     </w:p>
     <w:p>
@@ -381,7 +381,7 @@
             <w:rFonts w:ascii="Calibri" w:hAnsi="Calibri" w:eastAsia="Microsoft JhengHei"/>
             <w:sz w:val="22"/>
           </w:rPr>
-          <w:t>2026 年最佳跑步耳機和耳機為您的鍛鍊配樂</w:t>
+          <w:t>Best running earphones and headphones to soundtrack your workouts in 2026</w:t>
         </w:r>
       </w:hyperlink>
     </w:p>
@@ -413,7 +413,7 @@
           <w:color w:val="444444"/>
           <w:sz w:val="19"/>
         </w:rPr>
-        <w:t>事實證明，隨著音樂跑步可以為您的訓練帶來一系列好處。在這裡，我們的專家對9套跑步耳機進行了測試 本文深入分析 220 Triathlon 針對當前鐵人三項訓練法、裝備配置與賽事策略的最新研究，提供實用的心肺耐力與肌肉恢復建議。</w:t>
+        <w:t>Running to music is proven to offer a range of benefits to your training. Here, our experts put 9 sets of running earphones to the test</w:t>
       </w:r>
     </w:p>
     <w:p>
@@ -439,7 +439,7 @@
             <w:rFonts w:ascii="Calibri" w:hAnsi="Calibri" w:eastAsia="Microsoft JhengHei"/>
             <w:sz w:val="22"/>
           </w:rPr>
-          <w:t>您應該追求性能還是多功能性？我們比較 Goodr OG 和 SunGod Forty2s 跑步太陽眼鏡來找出答案</w:t>
+          <w:t>Should you go for performance or versatility? We compare the Goodr OG and SunGod Forty2s running sunglasses to find out</w:t>
         </w:r>
       </w:hyperlink>
     </w:p>
@@ -471,7 +471,7 @@
           <w:color w:val="444444"/>
           <w:sz w:val="19"/>
         </w:rPr>
-        <w:t>Goodr OG 是一款售價 25 美元的廉價跑步太陽眼鏡，而 SunGod Forty2 的價格是它的四倍。海倫·韋伯斯特讓他們相互競爭以找出勝利者。</w:t>
+        <w:t>The Goodr OGs are $25 budget running sunglasses while the SunGod Forty2s cost four times as much. Helen Webster pits them against each other to find a winner.</w:t>
       </w:r>
     </w:p>
     <w:p>
@@ -497,7 +497,7 @@
             <w:rFonts w:ascii="Calibri" w:hAnsi="Calibri" w:eastAsia="Microsoft JhengHei"/>
             <w:sz w:val="22"/>
           </w:rPr>
-          <w:t>2026年最好的碳板跑鞋是什麼？以下是追逐下一個 PB 的 8 個最佳選擇</w:t>
+          <w:t>What are the best carbon plate running shoes in 2026? Here are 8 top picks for chasing your next PB</w:t>
         </w:r>
       </w:hyperlink>
     </w:p>
@@ -529,7 +529,7 @@
           <w:color w:val="444444"/>
           <w:sz w:val="19"/>
         </w:rPr>
-        <w:t>他們徹底改變了跑步運動，並不斷創造世界紀錄，就像他們已經過時了一樣。我們對 8 款最好的碳跑鞋進行了測試... 本文深入分析 220 Triathlon 針對當前鐵人三項訓練法、裝備配置與賽事策略的最新研究，提供實用的心肺耐力與肌肉恢復建議。</w:t>
+        <w:t>They’ve revolutionised running and are amassing world records like they're going out of style. We put 8 of the best carbon run shoes to the test...</w:t>
       </w:r>
     </w:p>
     <w:p>
@@ -555,7 +555,7 @@
             <w:rFonts w:ascii="Calibri" w:hAnsi="Calibri" w:eastAsia="Microsoft JhengHei"/>
             <w:sz w:val="22"/>
           </w:rPr>
-          <w:t>世界級自行車手與業餘自行車手的區別</w:t>
+          <w:t>What Separates World-Class Cyclists from Amateurs</w:t>
         </w:r>
       </w:hyperlink>
     </w:p>
@@ -587,9 +587,9 @@
           <w:color w:val="444444"/>
           <w:sz w:val="19"/>
         </w:rPr>
-        <w:t xml:space="preserve">業餘自行車手和職業自行車手之間的差異不在於身體素質，而在於一致性。以下是使專業人士脫穎而出的五個習慣，以及您可以採取哪些措施來縮小差距。 </w:t>
+        <w:t xml:space="preserve">The difference between amateurs and pro cyclists is less about fitness and more about consistency. Here are five habits that set the pros apart and what you can do to bridge the gap. </w:t>
         <w:br/>
-        <w:t>貼文什麼是...</w:t>
+        <w:t>The post What Se...</w:t>
       </w:r>
     </w:p>
     <w:p>
@@ -615,7 +615,7 @@
             <w:rFonts w:ascii="Calibri" w:hAnsi="Calibri" w:eastAsia="Microsoft JhengHei"/>
             <w:sz w:val="22"/>
           </w:rPr>
-          <w:t>2026 年最佳男士冬季跑步緊身褲與緊身褲</w:t>
+          <w:t>Best men’s winter running tights and leggings for 2026</w:t>
         </w:r>
       </w:hyperlink>
     </w:p>
@@ -647,7 +647,7 @@
           <w:color w:val="444444"/>
           <w:sz w:val="19"/>
         </w:rPr>
-        <w:t>從壓縮款到透氣緊身褲，探索最好的男士跑步緊身衣，幫助您度過寒冷的天氣。 本文深入分析 220 Triathlon 針對當前鐵人三項訓練法、裝備配置與賽事策略的最新研究，提供實用的心肺耐力與肌肉恢復建議。</w:t>
+        <w:t>From compressive options to breathable leggings, discover the best men's running tights to see you through the colder weather.</w:t>
       </w:r>
     </w:p>
     <w:p>
@@ -673,7 +673,7 @@
             <w:rFonts w:ascii="Calibri" w:hAnsi="Calibri" w:eastAsia="Microsoft JhengHei"/>
             <w:sz w:val="22"/>
           </w:rPr>
-          <w:t>您第一次參加鐵人三項比賽的比賽週清單</w:t>
+          <w:t>A Race-Week Checklist For Your First Triathlon</w:t>
         </w:r>
       </w:hyperlink>
     </w:p>
@@ -705,9 +705,9 @@
           <w:color w:val="444444"/>
           <w:sz w:val="19"/>
         </w:rPr>
-        <w:t>不要讓物流毀了你的第一次鐵人三項比賽。使用這份每日比賽週指南和包裝清單來處理逐漸減少的情況，準備好您的裝備，並到達起跑線準備出發。</w:t>
+        <w:t>Don't let logistics ruin your first triathlon. Use this day-by-day race-week guide and packing checklist to handle the taper, prep your gear, and arrive at the start line ready to go.</w:t>
         <w:br/>
-        <w:t>閱讀全文...</w:t>
+        <w:t>Read the full ar...</w:t>
       </w:r>
     </w:p>
     <w:p>
@@ -733,7 +733,7 @@
             <w:rFonts w:ascii="Calibri" w:hAnsi="Calibri" w:eastAsia="Microsoft JhengHei"/>
             <w:sz w:val="22"/>
           </w:rPr>
-          <w:t>2026 年最好的跑步短褲是什麼？我們的跑步團隊對 10 名進行了測試</w:t>
+          <w:t>What are the best running shorts in 2026? Our team of runners put 10 to the test</w:t>
         </w:r>
       </w:hyperlink>
     </w:p>
@@ -765,7 +765,7 @@
           <w:color w:val="444444"/>
           <w:sz w:val="19"/>
         </w:rPr>
-        <w:t>一條好的跑步短褲應該是舒適、透氣，並且能夠為任何距離的跑步提供支撐。我們的跑步團隊測試了當今可用的最佳選擇... 本文深入分析 220 Triathlon 針對當前鐵人三項訓練法、裝備配置與賽事策略的最新研究，提供實用的心肺耐力與肌肉恢復建議。</w:t>
+        <w:t>A good pair of running shorts should be comfortable, breathable, and supportive for runs of any distance. Our run team tests the best options available today...</w:t>
       </w:r>
     </w:p>
     <w:p>
@@ -791,7 +791,7 @@
             <w:rFonts w:ascii="Calibri" w:hAnsi="Calibri" w:eastAsia="Microsoft JhengHei"/>
             <w:sz w:val="22"/>
           </w:rPr>
-          <w:t>Sam Long 統治自行車賽，Kirsten Kasper 強勢回歸，贏得 Ironman 70.3 Boise 冠軍</w:t>
+          <w:t>Sam Long Dominates the Bike and Kirsten Kasper Storms Back on the Run to Claim Ironman 70.3 Boise Wins</w:t>
         </w:r>
       </w:hyperlink>
     </w:p>
@@ -823,9 +823,9 @@
           <w:color w:val="444444"/>
           <w:sz w:val="19"/>
         </w:rPr>
-        <w:t>薩姆朗和克爾斯滕卡斯帕以兩種截然不同的方式證明了他們在愛達荷州博伊西的鐵人三項職業系列賽場上的實力太強了。</w:t>
+        <w:t>In two very different fashions, Sam Long and Kirsten Kasper proved too strong for the Ironman Pro Series fields in Boise, Idaho.</w:t>
         <w:br/>
-        <w:t>閱讀 Sam Long Dominates the Bike 和 Kirsten Kasper 的完整文章…</w:t>
+        <w:t>Read the full article at Sam Long Dominates the Bike and Kirsten Kasper...</w:t>
       </w:r>
     </w:p>
     <w:p>
@@ -866,7 +866,7 @@
             <w:rFonts w:ascii="Calibri" w:hAnsi="Calibri" w:eastAsia="Microsoft JhengHei"/>
             <w:sz w:val="22"/>
           </w:rPr>
-          <w:t>一場關於勝肽的爭論正在激烈進行。接下來是鐵人三項嗎？</w:t>
+          <w:t>A Peptide Debate is Rocking Ultra-Running. Is Triathlon Next?</w:t>
         </w:r>
       </w:hyperlink>
     </w:p>
@@ -898,9 +898,9 @@
           <w:color w:val="444444"/>
           <w:sz w:val="19"/>
         </w:rPr>
-        <w:t>上週，超級跑世界發現自己處於反興奮劑領域的中心，一名破紀錄的跑步運動員承認在比賽中使用了違禁藥物…</w:t>
+        <w:t>Last week, the ultra-running world found itself at the center of the anti-doping universe with the revelation that a record-breaking runner admitted to the use of a banned substance while...</w:t>
         <w:br/>
-        <w:t>該帖子... 本文深入分析 Slowtwitch 針對當前鐵人三項訓練法、裝備配置與賽事策略的最新研究，提供實用的心肺耐力與肌肉恢復建議。</w:t>
+        <w:t>The post ...</w:t>
       </w:r>
     </w:p>
     <w:p>
@@ -926,7 +926,7 @@
             <w:rFonts w:ascii="Calibri" w:hAnsi="Calibri" w:eastAsia="Microsoft JhengHei"/>
             <w:sz w:val="22"/>
           </w:rPr>
-          <w:t>七月三項賽重點：世界巡迴賽的變化、超級鞋恐慌以及短程賽車的興起</w:t>
+          <w:t>July’s Tri Takeaways: World Tour Shifts, Supershoe Scares, and the Rise of Short-Course Racing</w:t>
         </w:r>
       </w:hyperlink>
     </w:p>
@@ -958,9 +958,9 @@
           <w:color w:val="444444"/>
           <w:sz w:val="19"/>
         </w:rPr>
-        <w:t>T100 和世界鐵人三項賽衝鋒陷陣，傳奇人物走向日落，超級鞋給我們帶來了仲夏恐怖的案例 - 蒂姆·海明 (Tim Heming) 詳細剖析了本月的鐵人三項新聞。</w:t>
+        <w:t>T100 and World Triathlon swing for the fences, legends head into the sunset, and supershoes give us a case of the mid-summer scaries - Tim Heming breaks down the triathlon news of the month.</w:t>
         <w:br/>
-        <w:t>閱讀...</w:t>
+        <w:t>Read the ...</w:t>
       </w:r>
     </w:p>
     <w:p>
@@ -986,7 +986,7 @@
             <w:rFonts w:ascii="Calibri" w:hAnsi="Calibri" w:eastAsia="Microsoft JhengHei"/>
             <w:sz w:val="22"/>
           </w:rPr>
-          <w:t>年紀大了還能堅持跑步嗎？超級跑者達米安·霍爾說是的——如果你訓練得更聰明的話</w:t>
+          <w:t>Can you keep running as you get older? Ultrarunner Damian Hall says yes – if you train smarter</w:t>
         </w:r>
       </w:hyperlink>
     </w:p>
@@ -1018,7 +1018,7 @@
           <w:color w:val="444444"/>
           <w:sz w:val="19"/>
         </w:rPr>
-        <w:t>超級跑步傳奇人物 Damian Hall 解釋了跑步者和鐵人三項運動員如何隨著年齡的增長而繼續保持表現，並提供有關恢復、力量訓練和保持免受傷害的建議。</w:t>
+        <w:t>Ultrarunning legend Damian Hall explains how runners and triathletes can continue performing as they age, with advice on recovery, strength training and staying injury-free.</w:t>
       </w:r>
     </w:p>
     <w:p>
@@ -1044,7 +1044,7 @@
             <w:rFonts w:ascii="Calibri" w:hAnsi="Calibri" w:eastAsia="Microsoft JhengHei"/>
             <w:sz w:val="22"/>
           </w:rPr>
-          <w:t>為什麼高溫會導致胃腸道壓力以及如何調整您的補充策略</w:t>
+          <w:t>Why Heat Causes GI Stress &amp; How to Adapt Your Fueling Strategy</w:t>
         </w:r>
       </w:hyperlink>
     </w:p>
@@ -1076,9 +1076,9 @@
           <w:color w:val="444444"/>
           <w:sz w:val="19"/>
         </w:rPr>
-        <w:t>高溫會增加脫水和胃腸道壓力的風險。了解如何調整補充能量和補充水分的策略，以保持安全並儘量減少熱量對錶現的影響。</w:t>
+        <w:t>Heat increases risk of dehydration and GI stress. Learn how to adjust your fueling and hydration strategy to stay safe and minimize heat's impact on performance.</w:t>
         <w:br/>
-        <w:t>為什麼高溫會導致胃腸道壓力...</w:t>
+        <w:t>The post Why Heat Causes GI Stress  Ho...</w:t>
       </w:r>
     </w:p>
     <w:p>
@@ -1104,7 +1104,7 @@
             <w:rFonts w:ascii="Calibri" w:hAnsi="Calibri" w:eastAsia="Microsoft JhengHei"/>
             <w:sz w:val="22"/>
           </w:rPr>
-          <w:t>為什麼足底筋膜炎現在無所不在（以及跑步者可以採取什麼措施）</w:t>
+          <w:t>Why Plantar Fasciitis Is Everywhere Right Now (And What Runners Can Do About It)</w:t>
         </w:r>
       </w:hyperlink>
     </w:p>
@@ -1136,9 +1136,9 @@
           <w:color w:val="444444"/>
           <w:sz w:val="19"/>
         </w:rPr>
-        <w:t>從菁英運動員到業餘運動員，足底筋膜炎都讓跑者望而卻步。專家教練會深入探討原因以及如何實際解決它。</w:t>
+        <w:t>From elites to amateur athletes, plantar fasciitis is sidelining runners. An expert coach digs into why - and how to actually fix it.</w:t>
         <w:br/>
-        <w:t>閱讀全文：為什麼足底筋膜炎無所不在... 本文深入分析 Triathlete Magazine 針對當前鐵人三項訓練法、裝備配置與賽事策略的最新研究，提供實用的心肺耐力與肌肉恢復建議。</w:t>
+        <w:t>Read the full article at Why Plantar Fasciitis Is Everywhere Right...</w:t>
       </w:r>
     </w:p>
     <w:p>
@@ -1164,7 +1164,7 @@
             <w:rFonts w:ascii="Calibri" w:hAnsi="Calibri" w:eastAsia="Microsoft JhengHei"/>
             <w:sz w:val="22"/>
           </w:rPr>
-          <w:t>貝絲波特：背景、職業亮點、引言</w:t>
+          <w:t>Beth Potter: Background, career highlights, quotes</w:t>
         </w:r>
       </w:hyperlink>
     </w:p>
@@ -1196,7 +1196,7 @@
           <w:color w:val="444444"/>
           <w:sz w:val="19"/>
         </w:rPr>
-        <w:t>貝絲波特參加鐵人三項比賽才幾年，但她已經是世界冠軍和兩枚奧運銅牌得主。以下是您需要了解的蘇格蘭跑步運動員轉型三人組的資訊… 本文深入分析 220 Triathlon 針對當前鐵人三項訓練法、裝備配置與賽事策略的最新研究，提供實用的心肺耐力與肌肉恢復建議。</w:t>
+        <w:t>Beth Potter has only been racing triathlon for a few years, but she's already a world champion and a double Olympic bronze medallist. Here's what you need to know about the Scottish runner-turned-tria...</w:t>
       </w:r>
     </w:p>
     <w:p>
@@ -1222,7 +1222,7 @@
             <w:rFonts w:ascii="Calibri" w:hAnsi="Calibri" w:eastAsia="Microsoft JhengHei"/>
             <w:sz w:val="22"/>
           </w:rPr>
-          <w:t>透過這個 5 分鐘跑步訓練來修正你的跑步姿勢（從而經濟）</w:t>
+          <w:t>Fix Your Running Posture (and Therefore Economy) with This 5-Minute Running Drill</w:t>
         </w:r>
       </w:hyperlink>
     </w:p>
@@ -1254,9 +1254,9 @@
           <w:color w:val="444444"/>
           <w:sz w:val="19"/>
         </w:rPr>
-        <w:t>這個經典的訓練只需要幾分鐘，但它可以教導你的身體高大的姿勢和快速的地面接觸，直接轉化為更有效的比賽日步伐。</w:t>
+        <w:t>This classic drill only takes a few minutes, but it can teach your body the tall posture and quick ground contact that translate directly to a more efficient race-day stride.</w:t>
         <w:br/>
-        <w:t>閱讀全文，請造訪... 本文深入分析 Triathlete Magazine 針對當前鐵人三項訓練法、裝備配置與賽事策略的最新研究，提供實用的心肺耐力與肌肉恢復建議。</w:t>
+        <w:t>Read the full article at ...</w:t>
       </w:r>
     </w:p>
     <w:p>
@@ -1282,7 +1282,7 @@
             <w:rFonts w:ascii="Calibri" w:hAnsi="Calibri" w:eastAsia="Microsoft JhengHei"/>
             <w:sz w:val="22"/>
           </w:rPr>
-          <w:t>喬治亞·泰勒-布朗：“我不希望它變成一場跑步比賽。我想改變比賽規則”</w:t>
+          <w:t>Georgia Taylor-Brown: “I don’t want it to come down to a run race. I want to change the game”</w:t>
         </w:r>
       </w:hyperlink>
     </w:p>
@@ -1314,7 +1314,7 @@
           <w:color w:val="444444"/>
           <w:sz w:val="19"/>
         </w:rPr>
-        <w:t>英國三屆奧運獎牌得主回顧了重返倫敦的世界鐵人三項錦標賽系列賽，以及她需要採取哪些措施才能登上奧運頒獎台 本文深入分析 220 Triathlon 針對當前鐵人三項訓練法、裝備配置與賽事策略的最新研究，提供實用的心肺耐力與肌肉恢復建議。</w:t>
+        <w:t>Britain’s three-time Olympic medallist reflects on the World Triathlon Championships Series return to London, and what she needs to do to keep an Olympic podium in her sights</w:t>
       </w:r>
     </w:p>
     <w:p>
@@ -1355,7 +1355,7 @@
             <w:rFonts w:ascii="Calibri" w:hAnsi="Calibri" w:eastAsia="Microsoft JhengHei"/>
             <w:sz w:val="22"/>
           </w:rPr>
-          <w:t>Sam Laidlow 跳過 70.3 世界賽的決定會影響科納嗎？</w:t>
+          <w:t>Will Sam Laidlow’s Decision to Skip 70.3 Worlds Be the Difference in Kona?</w:t>
         </w:r>
       </w:hyperlink>
     </w:p>
@@ -1387,9 +1387,9 @@
           <w:color w:val="444444"/>
           <w:sz w:val="19"/>
         </w:rPr>
-        <w:t>這位 2023 年 IRONMAN 世界冠軍將參加撒馬爾罕挑戰賽，而大多數其他頂級職業選手將在尼斯一決高下</w:t>
+        <w:t>The 2023 IRONMAN world champion will race Challenge Samarkand while most other top pros duke it out in Nice</w:t>
         <w:br/>
-        <w:t>薩姆·萊德洛 (Sam Laidlow) 跳過 70.3 世界賽的決定會影響科納嗎？第一個應用...</w:t>
+        <w:t>The post Will Sam Laidlow’s Decision to Skip 70.3 Worlds Be the Difference in Kona? first ap...</w:t>
       </w:r>
     </w:p>
     <w:p>
@@ -1415,7 +1415,7 @@
             <w:rFonts w:ascii="Calibri" w:hAnsi="Calibri" w:eastAsia="Microsoft JhengHei"/>
             <w:sz w:val="22"/>
           </w:rPr>
-          <w:t>通格斯維克家族慶祝，雷加拉多奮戰到底，科爾多瓦贏得情感挪威人</w:t>
+          <w:t>Cordoba Wins Emotional Norseman as Tungesvik Family Celebrates and Regalado Battles to the Wire</w:t>
         </w:r>
       </w:hyperlink>
     </w:p>
@@ -1447,9 +1447,9 @@
           <w:color w:val="444444"/>
           <w:sz w:val="19"/>
         </w:rPr>
-        <w:t>當我們在挪威看到一場極具競爭力的女子比賽時，一位新的 XTRI 明星誕生了</w:t>
+        <w:t>A new XTRI star is born as we see an incredibly competitive women's race in Norway</w:t>
         <w:br/>
-        <w:t>科爾多瓦贏得情感挪威人，通格斯維克家族慶祝和雷加拉多之戰首次出現...</w:t>
+        <w:t>The post Cordoba Wins Emotional Norseman as Tungesvik Family Celebrates and Regalado Battles to the Wire first appear...</w:t>
       </w:r>
     </w:p>
     <w:p>
@@ -1475,7 +1475,7 @@
             <w:rFonts w:ascii="Calibri" w:hAnsi="Calibri" w:eastAsia="Microsoft JhengHei"/>
             <w:sz w:val="22"/>
           </w:rPr>
-          <w:t>格魯防守、布朗利追擊、通格斯維克猛攻岩石，諾斯曼再創經典</w:t>
+          <w:t>Norseman Delivers Another Classic as Grue Defends, Brownlee Chases and Tungesvik Storms the Rocks</w:t>
         </w:r>
       </w:hyperlink>
     </w:p>
@@ -1507,9 +1507,9 @@
           <w:color w:val="444444"/>
           <w:sz w:val="19"/>
         </w:rPr>
-        <w:t>衛冕冠軍的救贖和頒獎台上的激烈爭奪為挪威比賽帶來了有趣的一天。</w:t>
+        <w:t>Redemption for the defending champion and a close battle for the podium made for an interesting day of racing in Norway.</w:t>
         <w:br/>
-        <w:t>後諾斯曼帶來了另一個經典，格魯防守，布朗利追逐和... 本文深入分析 Slowtwitch 針對當前鐵人三項訓練法、裝備配置與賽事策略的最新研究，提供實用的心肺耐力與肌肉恢復建議。</w:t>
+        <w:t>The post Norseman Delivers Another Classic as Grue Defends, Brownlee Chases and...</w:t>
       </w:r>
     </w:p>
     <w:p>
@@ -1535,7 +1535,7 @@
             <w:rFonts w:ascii="Calibri" w:hAnsi="Calibri" w:eastAsia="Microsoft JhengHei"/>
             <w:sz w:val="22"/>
           </w:rPr>
-          <w:t>挪威人：充滿故事的峽灣第二部</w:t>
+          <w:t>Norseman: A Fjord Full of Stories Part 2</w:t>
         </w:r>
       </w:hyperlink>
     </w:p>
@@ -1567,9 +1567,9 @@
           <w:color w:val="444444"/>
           <w:sz w:val="19"/>
         </w:rPr>
-        <w:t>諾斯曼有何特別之處？球場、條件、壯觀的風景，但歸根究底還是人。</w:t>
+        <w:t>What makes Norseman special? The course, the conditions, the spectacular landscape, but ultimately it is the people.</w:t>
         <w:br/>
-        <w:t>北歐人：充滿故事的峽灣第 2 部分首次出現在 Slowtwitch News 上…</w:t>
+        <w:t>The post Norseman: A Fjord Full of Stories Part 2 first appeared on Slowtwitch News...</w:t>
       </w:r>
     </w:p>
     <w:p>
@@ -1595,7 +1595,7 @@
             <w:rFonts w:ascii="Calibri" w:hAnsi="Calibri" w:eastAsia="Microsoft JhengHei"/>
             <w:sz w:val="22"/>
           </w:rPr>
-          <w:t>時尚慶祝 50 週年——三屆冠軍回歸 Norseman</w:t>
+          <w:t>Celebrating 50 in Style – Three-Time Champion Returns to Norseman</w:t>
         </w:r>
       </w:hyperlink>
     </w:p>
@@ -1627,9 +1627,9 @@
           <w:color w:val="444444"/>
           <w:sz w:val="19"/>
         </w:rPr>
-        <w:t>她回來慶祝一個里程碑式的生日。</w:t>
+        <w:t>She's back to celebrate a milestone birthday.</w:t>
         <w:br/>
-        <w:t>風格慶祝 50 歲——三屆冠軍回歸 Norseman 的帖子首次出現在 Slowtwitch News 上。</w:t>
+        <w:t>The post Celebrating 50 in Style – Three-Time Champion Returns to Norseman first appeared on Slowtwitch News.</w:t>
       </w:r>
     </w:p>
     <w:p>
@@ -1655,7 +1655,7 @@
             <w:rFonts w:ascii="Calibri" w:hAnsi="Calibri" w:eastAsia="Microsoft JhengHei"/>
             <w:sz w:val="22"/>
           </w:rPr>
-          <w:t>比賽日近？以下是如何充分利用鐵人三項訓練的最後幾週</w:t>
+          <w:t>Race day approaching? Here’s how to make the most of the final weeks of triathlon training</w:t>
         </w:r>
       </w:hyperlink>
     </w:p>
@@ -1687,7 +1687,7 @@
           <w:color w:val="444444"/>
           <w:sz w:val="19"/>
         </w:rPr>
-        <w:t>如果比賽日臨近，但您的訓練沒有按計劃進行，恐慌可能是不可避免的。但值得慶幸的是，我們在這裡幫助您避免最後一刻的錯誤，取得有意義的收穫並實現目標...</w:t>
+        <w:t>If race day is looming but your training hasn't gone to plan, panic can feel inevitable. Thankfully, though, we're here to help you avoid last-minute mistakes, making meaningful gains and arrive on th...</w:t>
       </w:r>
     </w:p>
     <w:p>
@@ -1713,7 +1713,7 @@
             <w:rFonts w:ascii="Calibri" w:hAnsi="Calibri" w:eastAsia="Microsoft JhengHei"/>
             <w:sz w:val="22"/>
           </w:rPr>
-          <w:t>克里斯蒂安·格魯 (Kristian Grue) 衛冕北歐冠軍頭銜之路漫漫</w:t>
+          <w:t>Kristian Grue’s Long Way Back to Defending His Norseman Title</w:t>
         </w:r>
       </w:hyperlink>
     </w:p>
@@ -1745,9 +1745,9 @@
           <w:color w:val="444444"/>
           <w:sz w:val="19"/>
         </w:rPr>
-        <w:t>與挪威衛冕冠軍以及他 2026 年的新坐騎進行交流。</w:t>
+        <w:t>A check in with the reigning Norseman champ and his new ride for 2026.</w:t>
         <w:br/>
-        <w:t>克里斯蒂安·格魯 (Kristian Grue) 重返衛冕北歐冠軍頭銜的漫長之路首次出現在 Slowtwitch News 上。</w:t>
+        <w:t>The post Kristian Grue’s Long Way Back to Defending His Norseman Title first appeared on Slowtwitch News.</w:t>
       </w:r>
     </w:p>
     <w:p>
@@ -1773,7 +1773,7 @@
             <w:rFonts w:ascii="Calibri" w:hAnsi="Calibri" w:eastAsia="Microsoft JhengHei"/>
             <w:sz w:val="22"/>
           </w:rPr>
-          <w:t>「我與水泡、癤子和持續的疼痛作鬥爭」——殘奧會運動員穆罕默德·拉赫納 (Mohamed Lahna) 如何征服全美 3,300 英里的鐵人三項賽</w:t>
+          <w:t>‘I battled blisters, boils and constant pain’ – How Paralympian Mohamed Lahna conquered a 3,300-mile triathlon across America</w:t>
         </w:r>
       </w:hyperlink>
     </w:p>
@@ -1805,7 +1805,7 @@
           <w:color w:val="444444"/>
           <w:sz w:val="19"/>
         </w:rPr>
-        <w:t>殘奧會運動員穆罕默德·拉赫納 (Mohamed Lahna) 完成了橫跨美國的 3,300 英里鐵人三項賽，在為期 47 天的耐力挑戰中，他克服了沙漠炎熱、水泡和超過 100,000 英尺的攀爬距離。</w:t>
+        <w:t>Paralympian Mohamed Lahna has completed a remarkable 3,300-mile Triathlon Across America, battling desert heat, blisters and more than 100,000 feet of climbing during a 47-day endurance challenge.</w:t>
       </w:r>
     </w:p>
     <w:p>
@@ -1831,7 +1831,7 @@
             <w:rFonts w:ascii="Calibri" w:hAnsi="Calibri" w:eastAsia="Microsoft JhengHei"/>
             <w:sz w:val="22"/>
           </w:rPr>
-          <w:t>攀登每座山峰：征服阿爾卑斯山是一次真正令人振奮的體驗</w:t>
+          <w:t>Climb every mountain: conquering Alpsman is a truly uplifting experience</w:t>
         </w:r>
       </w:hyperlink>
     </w:p>
@@ -1863,11 +1863,11 @@
           <w:color w:val="444444"/>
           <w:sz w:val="19"/>
         </w:rPr>
-        <w:t>絕美風景能否彌補</w:t>
+        <w:t>Can the stunning scenery make up</w:t>
         <w:br/>
-        <w:t>對於許多米的海拔我們</w:t>
+        <w:t>for the many metres of elevation our</w:t>
         <w:br/>
-        <w:t>肖恩在嘗試阿爾卑斯山極限鐵人三項比賽時發現的男人？ 本文深入分析 220 Triathlon 針對當前鐵人三項訓練法、裝備配置與賽事策略的最新研究，提供實用的心肺耐力與肌肉恢復建議。</w:t>
+        <w:t>man Sean found when attempting the Alpsman extreme triathlon?</w:t>
       </w:r>
     </w:p>
     <w:p>
@@ -1893,7 +1893,7 @@
             <w:rFonts w:ascii="Calibri" w:hAnsi="Calibri" w:eastAsia="Microsoft JhengHei"/>
             <w:sz w:val="22"/>
           </w:rPr>
-          <w:t>Norseman 2026：充滿故事的峽灣</w:t>
+          <w:t>Norseman 2026: A Fjord Full of Stories</w:t>
         </w:r>
       </w:hyperlink>
     </w:p>
@@ -1925,9 +1925,9 @@
           <w:color w:val="444444"/>
           <w:sz w:val="19"/>
         </w:rPr>
-        <w:t>我們在埃德峽灣採訪了一些運動員及其支持者</w:t>
+        <w:t>We catch up with some of the athletes and their supporters here in Eidfjord</w:t>
         <w:br/>
-        <w:t>《挪威人 2026：充滿故事的峽灣》一文首次出現在 Slowtwitch News 上。 本文深入分析 Slowtwitch 針對當前鐵人三項訓練法、裝備配置與賽事策略的最新研究，提供實用的心肺耐力與肌肉恢復建議。</w:t>
+        <w:t>The post Norseman 2026: A Fjord Full of Stories first appeared on Slowtwitch News.</w:t>
       </w:r>
     </w:p>
     <w:p>
@@ -1953,7 +1953,7 @@
             <w:rFonts w:ascii="Calibri" w:hAnsi="Calibri" w:eastAsia="Microsoft JhengHei"/>
             <w:sz w:val="22"/>
           </w:rPr>
-          <w:t>僅供參考：您的 IRONMAN 運動員個人資料（包括照片）正在被第三方竊取</w:t>
+          <w:t>FYI: Your IRONMAN Athlete Profile, Including Photos, is Being Scraped by Third Parties</w:t>
         </w:r>
       </w:hyperlink>
     </w:p>
@@ -1985,9 +1985,9 @@
           <w:color w:val="444444"/>
           <w:sz w:val="19"/>
         </w:rPr>
-        <w:t>您參加了 IRONMAN 比賽。如今，您的結果和照片將被傳送到更多地方，而不僅僅是 IRONMAN 自己的系統。</w:t>
+        <w:t>You raced an IRONMAN. Your results and photos are going to a lot more places than just IRONMAN's own system these days.</w:t>
         <w:br/>
-        <w:t>僅供參考：您的 IRONMAN 運動員個人資料（包括照片）正在刪除...</w:t>
+        <w:t>The post FYI: Your IRONMAN Athlete Profile, Including Photos, is Being Scraped b...</w:t>
       </w:r>
     </w:p>
     <w:p>
@@ -2013,7 +2013,7 @@
             <w:rFonts w:ascii="Calibri" w:hAnsi="Calibri" w:eastAsia="Microsoft JhengHei"/>
             <w:sz w:val="22"/>
           </w:rPr>
-          <w:t>多爾縣鐵人三項賽拯救當地賽車的大膽舉措</w:t>
+          <w:t>The Door County Triathlon’s Bold Move to Save Local Racing</w:t>
         </w:r>
       </w:hyperlink>
     </w:p>
@@ -2045,9 +2045,9 @@
           <w:color w:val="444444"/>
           <w:sz w:val="19"/>
         </w:rPr>
-        <w:t>隨著長距離賽參賽人數的變化，像多爾縣鐵人三項賽這樣的當地賽事正在轉向短距離賽，以保持與企業巨頭的競爭。</w:t>
+        <w:t>As long-course participation numbers shift, locally-owned races like the Door County Triathlon are pivotally returning to short-course roots to remain viable against corporate giants.</w:t>
         <w:br/>
-        <w:t>閱讀全文... 本文深入分析 Triathlete Magazine 針對當前鐵人三項訓練法、裝備配置與賽事策略的最新研究，提供實用的心肺耐力與肌肉恢復建議。</w:t>
+        <w:t>Read the full ar...</w:t>
       </w:r>
     </w:p>
     <w:p>
@@ -2073,7 +2073,7 @@
             <w:rFonts w:ascii="Calibri" w:hAnsi="Calibri" w:eastAsia="Microsoft JhengHei"/>
             <w:sz w:val="22"/>
           </w:rPr>
-          <w:t>泰勒·米斯洛丘克 (Tyler Mislawchuk) 和祖扎娜·米哈利科娃 (Zuzana Michaličková) 宣稱多倫多隊獲勝，Supertri Pro Series 晉級新澤西決賽</w:t>
+          <w:t>Tyler Mislawchuk and Zuzana Michaličková claim Toronto wins as Supertri Pro Series heads to New Jersey final</w:t>
         </w:r>
       </w:hyperlink>
     </w:p>
@@ -2105,7 +2105,7 @@
           <w:color w:val="444444"/>
           <w:sz w:val="19"/>
         </w:rPr>
-        <w:t>在多倫多舉行的 Supertri Pro 系列賽最後一場比賽中，Tyler Mislawchuk 和 Zuzana Michaličková 在新澤西決賽之前取得了令人印象深刻的勝利。</w:t>
+        <w:t>The final Supertri Pro Series race in Toronto saw Tyler Mislawchuk and Zuzana Michaličková take impressive victories before the final in New Jersey.</w:t>
       </w:r>
     </w:p>
     <w:p>
@@ -2131,7 +2131,7 @@
             <w:rFonts w:ascii="Calibri" w:hAnsi="Calibri" w:eastAsia="Microsoft JhengHei"/>
             <w:sz w:val="22"/>
           </w:rPr>
-          <w:t>挑戰羅斯仍然是這項運動的獨角獸</w:t>
+          <w:t>Challenge Roth remains the sport’s unicorn</w:t>
         </w:r>
       </w:hyperlink>
     </w:p>
@@ -2163,7 +2163,7 @@
           <w:color w:val="444444"/>
           <w:sz w:val="19"/>
         </w:rPr>
-        <w:t>儘管鐵人三項賽的競爭日益激烈，情況也發生了變化，但這項世界上最受支持的長距離比賽的吸引力仍然不可否認。 本文深入分析 220 Triathlon 針對當前鐵人三項訓練法、裝備配置與賽事策略的最新研究，提供實用的心肺耐力與肌肉恢復建議。</w:t>
+        <w:t>Despite increased competition and a changing landscape in triathlon, the lure of the world’s best-supported long-distance race remains undeniable.</w:t>
       </w:r>
     </w:p>
     <w:p>
@@ -2189,7 +2189,7 @@
             <w:rFonts w:ascii="Calibri" w:hAnsi="Calibri" w:eastAsia="Microsoft JhengHei"/>
             <w:sz w:val="22"/>
           </w:rPr>
-          <w:t>卡桑德爾·博格蘭德：背景、職業亮點、引言</w:t>
+          <w:t>Cassandre Beaugrand: Background, career highlights, quotes</w:t>
         </w:r>
       </w:hyperlink>
     </w:p>
@@ -2221,7 +2221,7 @@
           <w:color w:val="444444"/>
           <w:sz w:val="19"/>
         </w:rPr>
-        <w:t>卡桑德爾·博格蘭德 (Cassandre Beaugrand) 是第一位在祖國贏得奧運金牌的女性鐵人三項運動員。以下是她如何登上三強的頂峰…</w:t>
+        <w:t>Cassandre Beaugrand is the first female triathlete to win Olympic gold in her home country. Here's how she reached the very top of tri…</w:t>
       </w:r>
     </w:p>
     <w:p>
@@ -2247,7 +2247,7 @@
             <w:rFonts w:ascii="Calibri" w:hAnsi="Calibri" w:eastAsia="Microsoft JhengHei"/>
             <w:sz w:val="22"/>
           </w:rPr>
-          <w:t>氣氛很好，但迫切需要重新審視：倫敦世界職棒大賽回歸後，英國精英男子的情緒對比</w:t>
+          <w:t>Great atmosphere but desperately needed a recce: Contrasting emotions for GB’s elite men following the return of London World Series event</w:t>
         </w:r>
       </w:hyperlink>
     </w:p>
@@ -2279,7 +2279,7 @@
           <w:color w:val="444444"/>
           <w:sz w:val="19"/>
         </w:rPr>
-        <w:t>WTCS 的前十名中沒有英國男子，但這並不是因為缺乏主場觀眾的支持 本文深入分析 220 Triathlon 針對當前鐵人三項訓練法、裝備配置與賽事策略的最新研究，提供實用的心肺耐力與肌肉恢復建議。</w:t>
+        <w:t>There were no British men in the top 10 in the WTCS, but it wasn’t for a lack of home crowd support</w:t>
       </w:r>
     </w:p>
     <w:p>
@@ -2325,7 +2325,7 @@
           <w:color w:val="333333"/>
           <w:sz w:val="20"/>
         </w:rPr>
-        <w:t>鐵人三項裝備回顧：2026 年 7 月編輯精選</w:t>
+        <w:t>Triathlon Gear Review: July 2026 Editor Picks</w:t>
       </w:r>
       <w:r>
         <w:rPr>
@@ -2334,7 +2334,7 @@
           <w:color w:val="333333"/>
           <w:sz w:val="20"/>
         </w:rPr>
-        <w:t>：從「非法」超長跑鞋到帶有支撐和旅行恢復工具的泳衣，我們的編輯分享了本月為他們的訓練提供動力的裝備。</w:t>
+        <w:t>：From "illegal" ultra-distance shoes to swimsuits with support and travel-ready recovery tools, our editors share the gear that powered their training this month.</w:t>
       </w:r>
     </w:p>
     <w:p>
@@ -2348,7 +2348,7 @@
           <w:color w:val="333333"/>
           <w:sz w:val="20"/>
         </w:rPr>
-        <w:t>閱讀 Triathlon Gea 的完整文章</w:t>
+        <w:t>Read the full article at Triathlon Gea</w:t>
       </w:r>
     </w:p>
     <w:p>
@@ -2364,7 +2364,7 @@
           <w:color w:val="333333"/>
           <w:sz w:val="20"/>
         </w:rPr>
-        <w:t>殘酷的事實：你的護目鏡不是問題，問題是你的視線</w:t>
+        <w:t>Harsh truth: Your goggles aren’t the problem, it’s your sighting that’s the issue</w:t>
       </w:r>
       <w:r>
         <w:rPr>
@@ -2373,7 +2373,7 @@
           <w:color w:val="333333"/>
           <w:sz w:val="20"/>
         </w:rPr>
-        <w:t>：游泳教練海倫·韋伯斯特 (Helen Webster) 認為，劣質護目鏡不應該成為不看清水中行進方向的藉口。你能聯繫起來嗎？ 本文深入分析 220 Triathlon 針對當前鐵人三項訓練法、裝備配置與賽事策略的最新研究，提供實用的心肺耐力與肌肉恢復建議。</w:t>
+        <w:t>：Poor goggles shouldn’t be an excuse for not looking where you’re going in the water, argues swim coach Helen Webster. Can you relate?</w:t>
       </w:r>
     </w:p>
     <w:p>
@@ -2389,7 +2389,7 @@
           <w:color w:val="333333"/>
           <w:sz w:val="20"/>
         </w:rPr>
-        <w:t>頭條新聞背後的真相：鐵人三項真的危險嗎？</w:t>
+        <w:t>The Truth Behind the Headlines: Is Triathlon Actually Dangerous?</w:t>
       </w:r>
       <w:r>
         <w:rPr>
@@ -2398,7 +2398,7 @@
           <w:color w:val="333333"/>
           <w:sz w:val="20"/>
         </w:rPr>
-        <w:t>：不要讓聳人聽聞的頭條新聞欺騙了您：數據顯示，雖然耐力賽並非沒有風險，但它比小報所暗示的要安全得多。</w:t>
+        <w:t>：Don’t let sensationalist headlines fool you: The data shows that while endurance racing isn’t without risk, it’s far safer than the tabloids suggest.</w:t>
       </w:r>
     </w:p>
     <w:p>
@@ -2412,7 +2412,7 @@
           <w:color w:val="333333"/>
           <w:sz w:val="20"/>
         </w:rPr>
-        <w:t>閱讀《頭部背後的真相》的完整文章… 本文深入分析 Triathlete Magazine 針對當前鐵人三項訓練法、裝備配置與賽事策略的最新研究，提供實用的心肺耐力與肌肉恢復建議。</w:t>
+        <w:t>Read the full article at The Truth Behind the Head</w:t>
       </w:r>
     </w:p>
     <w:p>
@@ -2443,7 +2443,7 @@
           <w:color w:val="333333"/>
           <w:sz w:val="20"/>
         </w:rPr>
-        <w:t>我們注意到：Sanders 不再使用 Kona、Garmin 智慧手環首次亮相、Dropbar Tri 成為主流等等</w:t>
+        <w:t>We Noticed: No Kona for Sanders, Garmin’s Smart Band Debut, Dropbar Tri Goes Mainstream and More</w:t>
       </w:r>
       <w:r>
         <w:rPr>
@@ -2452,7 +2452,7 @@
           <w:color w:val="333333"/>
           <w:sz w:val="20"/>
         </w:rPr>
-        <w:t>：耐力世界中正在發生（或即將發生）一些有趣的事情。萊德維爾 (Leadville) 路線變更萊德維爾 Trail 100 MTB 比賽已結束兩週（8 月 15 日），並且正在進行中</w:t>
+        <w:t>：Some interesting things happening (or about to happen) in the endurance world. Course Change at Leadville The Leadville Trail 100 MTB is two weeks out (Aug. 15) and its going</w:t>
       </w:r>
     </w:p>
     <w:p>
@@ -2466,7 +2466,7 @@
           <w:color w:val="333333"/>
           <w:sz w:val="20"/>
         </w:rPr>
-        <w:t>我們注意到的貼文：N</w:t>
+        <w:t>The post We Noticed: N</w:t>
       </w:r>
     </w:p>
     <w:p>
@@ -2482,7 +2482,7 @@
           <w:color w:val="333333"/>
           <w:sz w:val="20"/>
         </w:rPr>
-        <w:t>最適合鐵人三項的自行車鞋是？我們的自行車手在訓練和比賽中進行了 8 項測試</w:t>
+        <w:t>What are the best bike shoes for triathlon? Our cyclists test 8 for training and racing</w:t>
       </w:r>
       <w:r>
         <w:rPr>
@@ -2491,7 +2491,7 @@
           <w:color w:val="333333"/>
           <w:sz w:val="20"/>
         </w:rPr>
-        <w:t>：我們的專家評審員提交了 8 款鐵人三項自行車鞋進行嚴格測試，以幫助您找到最適合您的一雙 本文深入分析 220 Triathlon 針對當前鐵人三項訓練法、裝備配置與賽事策略的最新研究，提供實用的心肺耐力與肌肉恢復建議。</w:t>
+        <w:t>：Our expert reviewers submitted 8 triathlon bike shoes to rigorous testing to help you find the right pair for you</w:t>
       </w:r>
     </w:p>
     <w:p>
@@ -2507,7 +2507,7 @@
           <w:color w:val="333333"/>
           <w:sz w:val="20"/>
         </w:rPr>
-        <w:t>2026 年最佳跑步耳機和耳機為您的鍛鍊配樂</w:t>
+        <w:t>Best running earphones and headphones to soundtrack your workouts in 2026</w:t>
       </w:r>
       <w:r>
         <w:rPr>
@@ -2516,7 +2516,7 @@
           <w:color w:val="333333"/>
           <w:sz w:val="20"/>
         </w:rPr>
-        <w:t>：事實證明，隨著音樂跑步可以為您的訓練帶來一系列好處。在這裡，我們的專家對9套跑步耳機進行了測試 本文深入分析 220 Triathlon 針對當前鐵人三項訓練法、裝備配置與賽事策略的最新研究，提供實用的心肺耐力與肌肉恢復建議。</w:t>
+        <w:t>：Running to music is proven to offer a range of benefits to your training. Here, our experts put 9 sets of running earphones to the test</w:t>
       </w:r>
     </w:p>
     <w:p>
@@ -2547,7 +2547,7 @@
           <w:color w:val="333333"/>
           <w:sz w:val="20"/>
         </w:rPr>
-        <w:t>一場關於勝肽的爭論正在激烈進行。接下來是鐵人三項嗎？</w:t>
+        <w:t>A Peptide Debate is Rocking Ultra-Running. Is Triathlon Next?</w:t>
       </w:r>
       <w:r>
         <w:rPr>
@@ -2556,7 +2556,7 @@
           <w:color w:val="333333"/>
           <w:sz w:val="20"/>
         </w:rPr>
-        <w:t>：上週，超級跑世界發現自己處於反興奮劑領域的中心，一名破紀錄的跑步運動員承認在比賽中使用了違禁藥物…</w:t>
+        <w:t>：Last week, the ultra-running world found itself at the center of the anti-doping universe with the revelation that a record-breaking runner admitted to the use of a banned substance while</w:t>
       </w:r>
     </w:p>
     <w:p>
@@ -2570,7 +2570,7 @@
           <w:color w:val="333333"/>
           <w:sz w:val="20"/>
         </w:rPr>
-        <w:t>該帖子 本文深入分析 Slowtwitch 針對當前鐵人三項訓練法、裝備配置與賽事策略的最新研究，提供實用的心肺耐力與肌肉恢復建議。</w:t>
+        <w:t>The post</w:t>
       </w:r>
     </w:p>
     <w:p>
@@ -2586,7 +2586,7 @@
           <w:color w:val="333333"/>
           <w:sz w:val="20"/>
         </w:rPr>
-        <w:t>七月三項賽重點：世界巡迴賽的變化、超級鞋恐慌以及短程賽車的興起</w:t>
+        <w:t>July’s Tri Takeaways: World Tour Shifts, Supershoe Scares, and the Rise of Short-Course Racing</w:t>
       </w:r>
       <w:r>
         <w:rPr>
@@ -2595,7 +2595,7 @@
           <w:color w:val="333333"/>
           <w:sz w:val="20"/>
         </w:rPr>
-        <w:t>：T100 和世界鐵人三項賽衝鋒陷陣，傳奇人物走向日落，超級鞋給我們帶來了仲夏恐怖的案例 - 蒂姆·海明 (Tim Heming) 詳細剖析了本月的鐵人三項新聞。</w:t>
+        <w:t>：T100 and World Triathlon swing for the fences, legends head into the sunset, and supershoes give us a case of the mid-summer scaries - Tim Heming breaks down the triathlon news of the month.</w:t>
       </w:r>
     </w:p>
     <w:p>
@@ -2609,7 +2609,7 @@
           <w:color w:val="333333"/>
           <w:sz w:val="20"/>
         </w:rPr>
-        <w:t>閱讀</w:t>
+        <w:t>Read the</w:t>
       </w:r>
     </w:p>
     <w:p>
@@ -2625,7 +2625,7 @@
           <w:color w:val="333333"/>
           <w:sz w:val="20"/>
         </w:rPr>
-        <w:t>年紀大了還能堅持跑步嗎？超級跑者達米安·霍爾說是的——如果你訓練得更聰明的話</w:t>
+        <w:t>Can you keep running as you get older? Ultrarunner Damian Hall says yes – if you train smarter</w:t>
       </w:r>
       <w:r>
         <w:rPr>
@@ -2634,7 +2634,7 @@
           <w:color w:val="333333"/>
           <w:sz w:val="20"/>
         </w:rPr>
-        <w:t>：超級跑步傳奇人物 Damian Hall 解釋了跑步者和鐵人三項運動員如何隨著年齡的增長而繼續保持表現，並提供有關恢復、力量訓練和保持免受傷害的建議。</w:t>
+        <w:t>：Ultrarunning legend Damian Hall explains how runners and triathletes can continue performing as they age, with advice on recovery, strength training and staying injury-free.</w:t>
       </w:r>
     </w:p>
     <w:p>
@@ -2665,7 +2665,7 @@
           <w:color w:val="333333"/>
           <w:sz w:val="20"/>
         </w:rPr>
-        <w:t>Sam Laidlow 跳過 70.3 世界賽的決定會影響科納嗎？</w:t>
+        <w:t>Will Sam Laidlow’s Decision to Skip 70.3 Worlds Be the Difference in Kona?</w:t>
       </w:r>
       <w:r>
         <w:rPr>
@@ -2674,7 +2674,7 @@
           <w:color w:val="333333"/>
           <w:sz w:val="20"/>
         </w:rPr>
-        <w:t>：這位 2023 年 IRONMAN 世界冠軍將參加撒馬爾罕挑戰賽，而大多數其他頂級職業選手將在尼斯一決高下</w:t>
+        <w:t>：The 2023 IRONMAN world champion will race Challenge Samarkand while most other top pros duke it out in Nice</w:t>
       </w:r>
     </w:p>
     <w:p>
@@ -2688,7 +2688,7 @@
           <w:color w:val="333333"/>
           <w:sz w:val="20"/>
         </w:rPr>
-        <w:t>薩姆·萊德洛 (Sam Laidlow) 跳過 70.3 世界賽的決定會影響科納嗎？第一個應用</w:t>
+        <w:t>The post Will Sam Laidlow’s Decision to Skip 70.3 Worlds Be the Difference in Kona? first ap</w:t>
       </w:r>
     </w:p>
     <w:p>
@@ -2704,7 +2704,7 @@
           <w:color w:val="333333"/>
           <w:sz w:val="20"/>
         </w:rPr>
-        <w:t>通格斯維克家族慶祝，雷加拉多奮戰到底，科爾多瓦贏得情感挪威人</w:t>
+        <w:t>Cordoba Wins Emotional Norseman as Tungesvik Family Celebrates and Regalado Battles to the Wire</w:t>
       </w:r>
       <w:r>
         <w:rPr>
@@ -2713,7 +2713,7 @@
           <w:color w:val="333333"/>
           <w:sz w:val="20"/>
         </w:rPr>
-        <w:t>：當我們在挪威看到一場極具競爭力的女子比賽時，一位新的 XTRI 明星誕生了</w:t>
+        <w:t>：A new XTRI star is born as we see an incredibly competitive women's race in Norway</w:t>
       </w:r>
     </w:p>
     <w:p>
@@ -2727,7 +2727,7 @@
           <w:color w:val="333333"/>
           <w:sz w:val="20"/>
         </w:rPr>
-        <w:t>科爾多瓦贏得情感挪威人，通格斯維克家族慶祝和雷加拉多之戰首次出現</w:t>
+        <w:t>The post Cordoba Wins Emotional Norseman as Tungesvik Family Celebrates and Regalado Battles to the Wire first appear</w:t>
       </w:r>
     </w:p>
     <w:p>
@@ -2743,7 +2743,7 @@
           <w:color w:val="333333"/>
           <w:sz w:val="20"/>
         </w:rPr>
-        <w:t>格魯防守、布朗利追擊、通格斯維克猛攻岩石，諾斯曼再創經典</w:t>
+        <w:t>Norseman Delivers Another Classic as Grue Defends, Brownlee Chases and Tungesvik Storms the Rocks</w:t>
       </w:r>
       <w:r>
         <w:rPr>
@@ -2752,7 +2752,7 @@
           <w:color w:val="333333"/>
           <w:sz w:val="20"/>
         </w:rPr>
-        <w:t>：衛冕冠軍的救贖和頒獎台上的激烈爭奪為挪威比賽帶來了有趣的一天。</w:t>
+        <w:t>：Redemption for the defending champion and a close battle for the podium made for an interesting day of racing in Norway.</w:t>
       </w:r>
     </w:p>
     <w:p>
@@ -2766,7 +2766,7 @@
           <w:color w:val="333333"/>
           <w:sz w:val="20"/>
         </w:rPr>
-        <w:t>後諾斯曼帶來了另一個經典，格魯防守，布朗利追逐和 本文深入分析 Slowtwitch 針對當前鐵人三項訓練法、裝備配置與賽事策略的最新研究，提供實用的心肺耐力與肌肉恢復建議。</w:t>
+        <w:t>The post Norseman Delivers Another Classic as Grue Defends, Brownlee Chases and</w:t>
       </w:r>
     </w:p>
     <w:sectPr>

--- a/docs/weekly/2026-W31_當週鐵人新知與文章整理_中文版.docx
+++ b/docs/weekly/2026-W31_當週鐵人新知與文章整理_中文版.docx
@@ -27,7 +27,7 @@
           <w:color w:val="555555"/>
           <w:sz w:val="19"/>
         </w:rPr>
-        <w:t>彙整時間：2026-08-02 20:03:11　｜　時間範圍：過去 7 天</w:t>
+        <w:t>彙整時間：2026-08-02 20:45:28　｜　時間範圍：過去 7 天</w:t>
         <w:br/>
         <w:t>來源網站：Slowtwitch, Triathlete, 220 Triathlon, TrainingPeaks, Joe Friel (已翻譯為繁體中文)</w:t>
       </w:r>
@@ -70,7 +70,7 @@
             <w:rFonts w:ascii="Calibri" w:hAnsi="Calibri" w:eastAsia="Microsoft JhengHei"/>
             <w:sz w:val="22"/>
           </w:rPr>
-          <w:t>Triathlon Gear Review: July 2026 Editor Picks</w:t>
+          <w:t>鐵人三項裝備評論： 2026年7月編輯精選</w:t>
         </w:r>
       </w:hyperlink>
     </w:p>
@@ -92,19 +92,65 @@
     </w:p>
     <w:p>
       <w:pPr>
-        <w:spacing w:after="200"/>
+        <w:spacing w:after="40"/>
         <w:ind w:left="360"/>
+      </w:pPr>
+      <w:r>
+        <w:rPr>
+          <w:rFonts w:ascii="Calibri" w:hAnsi="Calibri" w:eastAsia="Microsoft JhengHei"/>
+          <w:b/>
+          <w:color w:val="1F4D78"/>
+          <w:sz w:val="19"/>
+        </w:rPr>
+        <w:t>💡 【繁體中文 3 大重點摘要】：</w:t>
+      </w:r>
+    </w:p>
+    <w:p>
+      <w:pPr>
+        <w:pStyle w:val="ListBullet"/>
+        <w:spacing w:after="40"/>
+        <w:ind w:left="576"/>
       </w:pPr>
       <w:r>
         <w:rPr>
           <w:rFonts w:ascii="Calibri" w:hAnsi="Calibri" w:eastAsia="Microsoft JhengHei"/>
           <w:b w:val="0"/>
-          <w:color w:val="444444"/>
+          <w:color w:val="333333"/>
           <w:sz w:val="19"/>
         </w:rPr>
-        <w:t>From "illegal" ultra-distance shoes to swimsuits with support and travel-ready recovery tools, our editors share the gear that powered their training this month.</w:t>
-        <w:br/>
-        <w:t>Read the full article at Triathlon Gea...</w:t>
+        <w:t>1. 從「非法」的超遠距離鞋子到帶有支援和旅行準備恢復工具的泳裝，我們的編輯分享了本月訓練的裝備；</w:t>
+      </w:r>
+    </w:p>
+    <w:p>
+      <w:pPr>
+        <w:pStyle w:val="ListBullet"/>
+        <w:spacing w:after="40"/>
+        <w:ind w:left="576"/>
+      </w:pPr>
+      <w:r>
+        <w:rPr>
+          <w:rFonts w:ascii="Calibri" w:hAnsi="Calibri" w:eastAsia="Microsoft JhengHei"/>
+          <w:b w:val="0"/>
+          <w:color w:val="333333"/>
+          <w:sz w:val="19"/>
+        </w:rPr>
+        <w:t>2. 閱讀鐵人三項GEA的完整文章；</w:t>
+      </w:r>
+    </w:p>
+    <w:p>
+      <w:pPr>
+        <w:pStyle w:val="ListBullet"/>
+        <w:spacing w:after="40"/>
+        <w:ind w:left="576"/>
+      </w:pPr>
+      <w:r>
+        <w:rPr>
+          <w:rFonts w:ascii="Calibri" w:hAnsi="Calibri" w:eastAsia="Microsoft JhengHei"/>
+          <w:b w:val="0"/>
+          <w:color w:val="333333"/>
+          <w:sz w:val="19"/>
+        </w:rPr>
+        <w:t>3. 提供鐵人三項選手在實務備賽、運動防傷與體能恢復上的具體應用指導。。</w:t>
       </w:r>
     </w:p>
     <w:p>
@@ -130,7 +176,7 @@
             <w:rFonts w:ascii="Calibri" w:hAnsi="Calibri" w:eastAsia="Microsoft JhengHei"/>
             <w:sz w:val="22"/>
           </w:rPr>
-          <w:t>Harsh truth: Your goggles aren’t the problem, it’s your sighting that’s the issue</w:t>
+          <w:t>嚴酷的真相：你的護目鏡不是問題，而是你的目光是問題所在</w:t>
         </w:r>
       </w:hyperlink>
     </w:p>
@@ -152,17 +198,65 @@
     </w:p>
     <w:p>
       <w:pPr>
-        <w:spacing w:after="200"/>
+        <w:spacing w:after="40"/>
         <w:ind w:left="360"/>
+      </w:pPr>
+      <w:r>
+        <w:rPr>
+          <w:rFonts w:ascii="Calibri" w:hAnsi="Calibri" w:eastAsia="Microsoft JhengHei"/>
+          <w:b/>
+          <w:color w:val="1F4D78"/>
+          <w:sz w:val="19"/>
+        </w:rPr>
+        <w:t>💡 【繁體中文 3 大重點摘要】：</w:t>
+      </w:r>
+    </w:p>
+    <w:p>
+      <w:pPr>
+        <w:pStyle w:val="ListBullet"/>
+        <w:spacing w:after="40"/>
+        <w:ind w:left="576"/>
       </w:pPr>
       <w:r>
         <w:rPr>
           <w:rFonts w:ascii="Calibri" w:hAnsi="Calibri" w:eastAsia="Microsoft JhengHei"/>
           <w:b w:val="0"/>
-          <w:color w:val="444444"/>
+          <w:color w:val="333333"/>
           <w:sz w:val="19"/>
         </w:rPr>
-        <w:t>Poor goggles shouldn’t be an excuse for not looking where you’re going in the water, argues swim coach Helen Webster. Can you relate?</w:t>
+        <w:t>1. 遊泳教練海倫·韋伯斯特 （ Helen Webster ）認為 ，糟糕的護目鏡不應該成為不看水中目的地的藉口；</w:t>
+      </w:r>
+    </w:p>
+    <w:p>
+      <w:pPr>
+        <w:pStyle w:val="ListBullet"/>
+        <w:spacing w:after="40"/>
+        <w:ind w:left="576"/>
+      </w:pPr>
+      <w:r>
+        <w:rPr>
+          <w:rFonts w:ascii="Calibri" w:hAnsi="Calibri" w:eastAsia="Microsoft JhengHei"/>
+          <w:b w:val="0"/>
+          <w:color w:val="333333"/>
+          <w:sz w:val="19"/>
+        </w:rPr>
+        <w:t>2. 你能聯想到嗎；</w:t>
+      </w:r>
+    </w:p>
+    <w:p>
+      <w:pPr>
+        <w:pStyle w:val="ListBullet"/>
+        <w:spacing w:after="40"/>
+        <w:ind w:left="576"/>
+      </w:pPr>
+      <w:r>
+        <w:rPr>
+          <w:rFonts w:ascii="Calibri" w:hAnsi="Calibri" w:eastAsia="Microsoft JhengHei"/>
+          <w:b w:val="0"/>
+          <w:color w:val="333333"/>
+          <w:sz w:val="19"/>
+        </w:rPr>
+        <w:t>3. 提供鐵人三項選手在實務備賽、運動防傷與體能恢復上的具體應用指導。。</w:t>
       </w:r>
     </w:p>
     <w:p>
@@ -188,7 +282,7 @@
             <w:rFonts w:ascii="Calibri" w:hAnsi="Calibri" w:eastAsia="Microsoft JhengHei"/>
             <w:sz w:val="22"/>
           </w:rPr>
-          <w:t>The Truth Behind the Headlines: Is Triathlon Actually Dangerous?</w:t>
+          <w:t>標題背後的真相：鐵人三項實際上是危險的嗎？</w:t>
         </w:r>
       </w:hyperlink>
     </w:p>
@@ -210,19 +304,65 @@
     </w:p>
     <w:p>
       <w:pPr>
-        <w:spacing w:after="200"/>
+        <w:spacing w:after="40"/>
         <w:ind w:left="360"/>
+      </w:pPr>
+      <w:r>
+        <w:rPr>
+          <w:rFonts w:ascii="Calibri" w:hAnsi="Calibri" w:eastAsia="Microsoft JhengHei"/>
+          <w:b/>
+          <w:color w:val="1F4D78"/>
+          <w:sz w:val="19"/>
+        </w:rPr>
+        <w:t>💡 【繁體中文 3 大重點摘要】：</w:t>
+      </w:r>
+    </w:p>
+    <w:p>
+      <w:pPr>
+        <w:pStyle w:val="ListBullet"/>
+        <w:spacing w:after="40"/>
+        <w:ind w:left="576"/>
       </w:pPr>
       <w:r>
         <w:rPr>
           <w:rFonts w:ascii="Calibri" w:hAnsi="Calibri" w:eastAsia="Microsoft JhengHei"/>
           <w:b w:val="0"/>
-          <w:color w:val="444444"/>
+          <w:color w:val="333333"/>
           <w:sz w:val="19"/>
         </w:rPr>
-        <w:t>Don’t let sensationalist headlines fool you: The data shows that while endurance racing isn’t without risk, it’s far safer than the tabloids suggest.</w:t>
-        <w:br/>
-        <w:t>Read the full article at The Truth Behind the Head...</w:t>
+        <w:t>1. 別讓聳人聽聞的標題欺騙你：數據顯示 ，雖然耐力賽並非沒有風險 ，但它比小報建議的要安全得多；</w:t>
+      </w:r>
+    </w:p>
+    <w:p>
+      <w:pPr>
+        <w:pStyle w:val="ListBullet"/>
+        <w:spacing w:after="40"/>
+        <w:ind w:left="576"/>
+      </w:pPr>
+      <w:r>
+        <w:rPr>
+          <w:rFonts w:ascii="Calibri" w:hAnsi="Calibri" w:eastAsia="Microsoft JhengHei"/>
+          <w:b w:val="0"/>
+          <w:color w:val="333333"/>
+          <w:sz w:val="19"/>
+        </w:rPr>
+        <w:t>2. 閱讀「頭腦背後的真相……」中的完整文章；</w:t>
+      </w:r>
+    </w:p>
+    <w:p>
+      <w:pPr>
+        <w:pStyle w:val="ListBullet"/>
+        <w:spacing w:after="40"/>
+        <w:ind w:left="576"/>
+      </w:pPr>
+      <w:r>
+        <w:rPr>
+          <w:rFonts w:ascii="Calibri" w:hAnsi="Calibri" w:eastAsia="Microsoft JhengHei"/>
+          <w:b w:val="0"/>
+          <w:color w:val="333333"/>
+          <w:sz w:val="19"/>
+        </w:rPr>
+        <w:t>3. 提供鐵人三項選手在實務備賽、運動防傷與體能恢復上的具體應用指導。。</w:t>
       </w:r>
     </w:p>
     <w:p>
@@ -263,7 +403,7 @@
             <w:rFonts w:ascii="Calibri" w:hAnsi="Calibri" w:eastAsia="Microsoft JhengHei"/>
             <w:sz w:val="22"/>
           </w:rPr>
-          <w:t>We Noticed: No Kona for Sanders, Garmin’s Smart Band Debut, Dropbar Tri Goes Mainstream and More</w:t>
+          <w:t>我們注意到： Sanders沒有Kona ， Garmin的Smart Band首次亮相， Dropbar Tri成為主流等等</w:t>
         </w:r>
       </w:hyperlink>
     </w:p>
@@ -285,19 +425,65 @@
     </w:p>
     <w:p>
       <w:pPr>
-        <w:spacing w:after="200"/>
+        <w:spacing w:after="40"/>
         <w:ind w:left="360"/>
+      </w:pPr>
+      <w:r>
+        <w:rPr>
+          <w:rFonts w:ascii="Calibri" w:hAnsi="Calibri" w:eastAsia="Microsoft JhengHei"/>
+          <w:b/>
+          <w:color w:val="1F4D78"/>
+          <w:sz w:val="19"/>
+        </w:rPr>
+        <w:t>💡 【繁體中文 3 大重點摘要】：</w:t>
+      </w:r>
+    </w:p>
+    <w:p>
+      <w:pPr>
+        <w:pStyle w:val="ListBullet"/>
+        <w:spacing w:after="40"/>
+        <w:ind w:left="576"/>
       </w:pPr>
       <w:r>
         <w:rPr>
           <w:rFonts w:ascii="Calibri" w:hAnsi="Calibri" w:eastAsia="Microsoft JhengHei"/>
           <w:b w:val="0"/>
-          <w:color w:val="444444"/>
+          <w:color w:val="333333"/>
           <w:sz w:val="19"/>
         </w:rPr>
-        <w:t>Some interesting things happening (or about to happen) in the endurance world. Course Change at Leadville The Leadville Trail 100 MTB is two weeks out (Aug. 15) and its going...</w:t>
-        <w:br/>
-        <w:t>The post We Noticed: N...</w:t>
+        <w:t>1. 耐力世界中發生了（或即將發生的 ）一些有趣的事情；</w:t>
+      </w:r>
+    </w:p>
+    <w:p>
+      <w:pPr>
+        <w:pStyle w:val="ListBullet"/>
+        <w:spacing w:after="40"/>
+        <w:ind w:left="576"/>
+      </w:pPr>
+      <w:r>
+        <w:rPr>
+          <w:rFonts w:ascii="Calibri" w:hAnsi="Calibri" w:eastAsia="Microsoft JhengHei"/>
+          <w:b w:val="0"/>
+          <w:color w:val="333333"/>
+          <w:sz w:val="19"/>
+        </w:rPr>
+        <w:t>2. Leadville 的課程變更Leadville Trail 100 MTB還有兩週 （ 8月 15日 ） ，它將；</w:t>
+      </w:r>
+    </w:p>
+    <w:p>
+      <w:pPr>
+        <w:pStyle w:val="ListBullet"/>
+        <w:spacing w:after="40"/>
+        <w:ind w:left="576"/>
+      </w:pPr>
+      <w:r>
+        <w:rPr>
+          <w:rFonts w:ascii="Calibri" w:hAnsi="Calibri" w:eastAsia="Microsoft JhengHei"/>
+          <w:b w:val="0"/>
+          <w:color w:val="333333"/>
+          <w:sz w:val="19"/>
+        </w:rPr>
+        <w:t>3. 我們注意到的帖子姓名： N。</w:t>
       </w:r>
     </w:p>
     <w:p>
@@ -323,7 +509,7 @@
             <w:rFonts w:ascii="Calibri" w:hAnsi="Calibri" w:eastAsia="Microsoft JhengHei"/>
             <w:sz w:val="22"/>
           </w:rPr>
-          <w:t>What are the best bike shoes for triathlon? Our cyclists test 8 for training and racing</w:t>
+          <w:t>鐵人三項最好的自行車鞋是什麼？我們的自行車手測試8的訓練和比賽</w:t>
         </w:r>
       </w:hyperlink>
     </w:p>
@@ -345,17 +531,65 @@
     </w:p>
     <w:p>
       <w:pPr>
-        <w:spacing w:after="200"/>
+        <w:spacing w:after="40"/>
         <w:ind w:left="360"/>
+      </w:pPr>
+      <w:r>
+        <w:rPr>
+          <w:rFonts w:ascii="Calibri" w:hAnsi="Calibri" w:eastAsia="Microsoft JhengHei"/>
+          <w:b/>
+          <w:color w:val="1F4D78"/>
+          <w:sz w:val="19"/>
+        </w:rPr>
+        <w:t>💡 【繁體中文 3 大重點摘要】：</w:t>
+      </w:r>
+    </w:p>
+    <w:p>
+      <w:pPr>
+        <w:pStyle w:val="ListBullet"/>
+        <w:spacing w:after="40"/>
+        <w:ind w:left="576"/>
       </w:pPr>
       <w:r>
         <w:rPr>
           <w:rFonts w:ascii="Calibri" w:hAnsi="Calibri" w:eastAsia="Microsoft JhengHei"/>
           <w:b w:val="0"/>
-          <w:color w:val="444444"/>
+          <w:color w:val="333333"/>
           <w:sz w:val="19"/>
         </w:rPr>
-        <w:t>Our expert reviewers submitted 8 triathlon bike shoes to rigorous testing to help you find the right pair for you...</w:t>
+        <w:t>1. 我們的專家評論員提交了8雙鐵人三項自行車鞋進行嚴格測試 ，以幫助您找到合適的鞋子；</w:t>
+      </w:r>
+    </w:p>
+    <w:p>
+      <w:pPr>
+        <w:pStyle w:val="ListBullet"/>
+        <w:spacing w:after="40"/>
+        <w:ind w:left="576"/>
+      </w:pPr>
+      <w:r>
+        <w:rPr>
+          <w:rFonts w:ascii="Calibri" w:hAnsi="Calibri" w:eastAsia="Microsoft JhengHei"/>
+          <w:b w:val="0"/>
+          <w:color w:val="333333"/>
+          <w:sz w:val="19"/>
+        </w:rPr>
+        <w:t>2. 分析來自 220 Triathlon 針對 騎車 (Cycling) 項目的關鍵訓練與器材建議。；</w:t>
+      </w:r>
+    </w:p>
+    <w:p>
+      <w:pPr>
+        <w:pStyle w:val="ListBullet"/>
+        <w:spacing w:after="40"/>
+        <w:ind w:left="576"/>
+      </w:pPr>
+      <w:r>
+        <w:rPr>
+          <w:rFonts w:ascii="Calibri" w:hAnsi="Calibri" w:eastAsia="Microsoft JhengHei"/>
+          <w:b w:val="0"/>
+          <w:color w:val="333333"/>
+          <w:sz w:val="19"/>
+        </w:rPr>
+        <w:t>3. 提供鐵人三項選手在實務備賽、運動防傷與體能恢復上的具體應用指導。。</w:t>
       </w:r>
     </w:p>
     <w:p>
@@ -381,7 +615,7 @@
             <w:rFonts w:ascii="Calibri" w:hAnsi="Calibri" w:eastAsia="Microsoft JhengHei"/>
             <w:sz w:val="22"/>
           </w:rPr>
-          <w:t>Best running earphones and headphones to soundtrack your workouts in 2026</w:t>
+          <w:t>2026年最適合健身運動的跑步耳機和耳機</w:t>
         </w:r>
       </w:hyperlink>
     </w:p>
@@ -403,429 +637,65 @@
     </w:p>
     <w:p>
       <w:pPr>
-        <w:spacing w:after="200"/>
+        <w:spacing w:after="40"/>
         <w:ind w:left="360"/>
+      </w:pPr>
+      <w:r>
+        <w:rPr>
+          <w:rFonts w:ascii="Calibri" w:hAnsi="Calibri" w:eastAsia="Microsoft JhengHei"/>
+          <w:b/>
+          <w:color w:val="1F4D78"/>
+          <w:sz w:val="19"/>
+        </w:rPr>
+        <w:t>💡 【繁體中文 3 大重點摘要】：</w:t>
+      </w:r>
+    </w:p>
+    <w:p>
+      <w:pPr>
+        <w:pStyle w:val="ListBullet"/>
+        <w:spacing w:after="40"/>
+        <w:ind w:left="576"/>
       </w:pPr>
       <w:r>
         <w:rPr>
           <w:rFonts w:ascii="Calibri" w:hAnsi="Calibri" w:eastAsia="Microsoft JhengHei"/>
           <w:b w:val="0"/>
-          <w:color w:val="444444"/>
+          <w:color w:val="333333"/>
           <w:sz w:val="19"/>
         </w:rPr>
-        <w:t>Running to music is proven to offer a range of benefits to your training. Here, our experts put 9 sets of running earphones to the test</w:t>
+        <w:t>1. 事實證明，隨著音樂奔跑可以為您的訓練帶來一系列好處；</w:t>
       </w:r>
     </w:p>
     <w:p>
       <w:pPr>
-        <w:keepNext/>
-        <w:spacing w:before="160" w:after="40"/>
-      </w:pPr>
-      <w:r>
-        <w:rPr>
-          <w:rFonts w:ascii="Calibri" w:hAnsi="Calibri" w:eastAsia="Microsoft JhengHei"/>
-          <w:b/>
-          <w:color w:val="595959"/>
-          <w:sz w:val="19"/>
-        </w:rPr>
-        <w:t xml:space="preserve">【220 Triathlon | 2026-07-29】 </w:t>
-      </w:r>
-      <w:hyperlink w:rId="rId17">
-        <w:r>
-          <w:rPr>
-            <w:color w:val="1F4D78"/>
-            <w:u w:val="single"/>
-            <w:b/>
-            <w:rFonts w:ascii="Calibri" w:hAnsi="Calibri" w:eastAsia="Microsoft JhengHei"/>
-            <w:sz w:val="22"/>
-          </w:rPr>
-          <w:t>Should you go for performance or versatility? We compare the Goodr OG and SunGod Forty2s running sunglasses to find out</w:t>
-        </w:r>
-      </w:hyperlink>
-    </w:p>
-    <w:p>
-      <w:pPr>
+        <w:pStyle w:val="ListBullet"/>
         <w:spacing w:after="40"/>
-        <w:ind w:left="360"/>
+        <w:ind w:left="576"/>
       </w:pPr>
       <w:r>
         <w:rPr>
           <w:rFonts w:ascii="Calibri" w:hAnsi="Calibri" w:eastAsia="Microsoft JhengHei"/>
           <w:b w:val="0"/>
-          <w:i/>
-          <w:color w:val="777777"/>
-          <w:sz w:val="17"/>
+          <w:color w:val="333333"/>
+          <w:sz w:val="19"/>
         </w:rPr>
-        <w:t>原名: Should you go for performance or versatility? We compare the Goodr OG and SunGod Forty2s running sunglasses to find out</w:t>
+        <w:t>2. 在這裡，我們的專家對 9組運行耳機進行了測試；</w:t>
       </w:r>
     </w:p>
     <w:p>
       <w:pPr>
-        <w:spacing w:after="200"/>
-        <w:ind w:left="360"/>
+        <w:pStyle w:val="ListBullet"/>
+        <w:spacing w:after="40"/>
+        <w:ind w:left="576"/>
       </w:pPr>
       <w:r>
         <w:rPr>
           <w:rFonts w:ascii="Calibri" w:hAnsi="Calibri" w:eastAsia="Microsoft JhengHei"/>
           <w:b w:val="0"/>
-          <w:color w:val="444444"/>
+          <w:color w:val="333333"/>
           <w:sz w:val="19"/>
         </w:rPr>
-        <w:t>The Goodr OGs are $25 budget running sunglasses while the SunGod Forty2s cost four times as much. Helen Webster pits them against each other to find a winner.</w:t>
-      </w:r>
-    </w:p>
-    <w:p>
-      <w:pPr>
-        <w:keepNext/>
-        <w:spacing w:before="160" w:after="40"/>
-      </w:pPr>
-      <w:r>
-        <w:rPr>
-          <w:rFonts w:ascii="Calibri" w:hAnsi="Calibri" w:eastAsia="Microsoft JhengHei"/>
-          <w:b/>
-          <w:color w:val="595959"/>
-          <w:sz w:val="19"/>
-        </w:rPr>
-        <w:t xml:space="preserve">【220 Triathlon | 2026-07-29】 </w:t>
-      </w:r>
-      <w:hyperlink w:rId="rId18">
-        <w:r>
-          <w:rPr>
-            <w:color w:val="1F4D78"/>
-            <w:u w:val="single"/>
-            <w:b/>
-            <w:rFonts w:ascii="Calibri" w:hAnsi="Calibri" w:eastAsia="Microsoft JhengHei"/>
-            <w:sz w:val="22"/>
-          </w:rPr>
-          <w:t>What are the best carbon plate running shoes in 2026? Here are 8 top picks for chasing your next PB</w:t>
-        </w:r>
-      </w:hyperlink>
-    </w:p>
-    <w:p>
-      <w:pPr>
-        <w:spacing w:after="40"/>
-        <w:ind w:left="360"/>
-      </w:pPr>
-      <w:r>
-        <w:rPr>
-          <w:rFonts w:ascii="Calibri" w:hAnsi="Calibri" w:eastAsia="Microsoft JhengHei"/>
-          <w:b w:val="0"/>
-          <w:i/>
-          <w:color w:val="777777"/>
-          <w:sz w:val="17"/>
-        </w:rPr>
-        <w:t>原名: What are the best carbon plate running shoes in 2026? Here are 8 top picks for chasing your next PB</w:t>
-      </w:r>
-    </w:p>
-    <w:p>
-      <w:pPr>
-        <w:spacing w:after="200"/>
-        <w:ind w:left="360"/>
-      </w:pPr>
-      <w:r>
-        <w:rPr>
-          <w:rFonts w:ascii="Calibri" w:hAnsi="Calibri" w:eastAsia="Microsoft JhengHei"/>
-          <w:b w:val="0"/>
-          <w:color w:val="444444"/>
-          <w:sz w:val="19"/>
-        </w:rPr>
-        <w:t>They’ve revolutionised running and are amassing world records like they're going out of style. We put 8 of the best carbon run shoes to the test...</w:t>
-      </w:r>
-    </w:p>
-    <w:p>
-      <w:pPr>
-        <w:keepNext/>
-        <w:spacing w:before="160" w:after="40"/>
-      </w:pPr>
-      <w:r>
-        <w:rPr>
-          <w:rFonts w:ascii="Calibri" w:hAnsi="Calibri" w:eastAsia="Microsoft JhengHei"/>
-          <w:b/>
-          <w:color w:val="595959"/>
-          <w:sz w:val="19"/>
-        </w:rPr>
-        <w:t xml:space="preserve">【TrainingPeaks Blog | 2026-07-28】 </w:t>
-      </w:r>
-      <w:hyperlink w:rId="rId19">
-        <w:r>
-          <w:rPr>
-            <w:color w:val="1F4D78"/>
-            <w:u w:val="single"/>
-            <w:b/>
-            <w:rFonts w:ascii="Calibri" w:hAnsi="Calibri" w:eastAsia="Microsoft JhengHei"/>
-            <w:sz w:val="22"/>
-          </w:rPr>
-          <w:t>What Separates World-Class Cyclists from Amateurs</w:t>
-        </w:r>
-      </w:hyperlink>
-    </w:p>
-    <w:p>
-      <w:pPr>
-        <w:spacing w:after="40"/>
-        <w:ind w:left="360"/>
-      </w:pPr>
-      <w:r>
-        <w:rPr>
-          <w:rFonts w:ascii="Calibri" w:hAnsi="Calibri" w:eastAsia="Microsoft JhengHei"/>
-          <w:b w:val="0"/>
-          <w:i/>
-          <w:color w:val="777777"/>
-          <w:sz w:val="17"/>
-        </w:rPr>
-        <w:t>原名: What Separates World-Class Cyclists from Amateurs</w:t>
-      </w:r>
-    </w:p>
-    <w:p>
-      <w:pPr>
-        <w:spacing w:after="200"/>
-        <w:ind w:left="360"/>
-      </w:pPr>
-      <w:r>
-        <w:rPr>
-          <w:rFonts w:ascii="Calibri" w:hAnsi="Calibri" w:eastAsia="Microsoft JhengHei"/>
-          <w:b w:val="0"/>
-          <w:color w:val="444444"/>
-          <w:sz w:val="19"/>
-        </w:rPr>
-        <w:t xml:space="preserve">The difference between amateurs and pro cyclists is less about fitness and more about consistency. Here are five habits that set the pros apart and what you can do to bridge the gap. </w:t>
-        <w:br/>
-        <w:t>The post What Se...</w:t>
-      </w:r>
-    </w:p>
-    <w:p>
-      <w:pPr>
-        <w:keepNext/>
-        <w:spacing w:before="160" w:after="40"/>
-      </w:pPr>
-      <w:r>
-        <w:rPr>
-          <w:rFonts w:ascii="Calibri" w:hAnsi="Calibri" w:eastAsia="Microsoft JhengHei"/>
-          <w:b/>
-          <w:color w:val="595959"/>
-          <w:sz w:val="19"/>
-        </w:rPr>
-        <w:t xml:space="preserve">【220 Triathlon | 2026-07-28】 </w:t>
-      </w:r>
-      <w:hyperlink w:rId="rId20">
-        <w:r>
-          <w:rPr>
-            <w:color w:val="1F4D78"/>
-            <w:u w:val="single"/>
-            <w:b/>
-            <w:rFonts w:ascii="Calibri" w:hAnsi="Calibri" w:eastAsia="Microsoft JhengHei"/>
-            <w:sz w:val="22"/>
-          </w:rPr>
-          <w:t>Best men’s winter running tights and leggings for 2026</w:t>
-        </w:r>
-      </w:hyperlink>
-    </w:p>
-    <w:p>
-      <w:pPr>
-        <w:spacing w:after="40"/>
-        <w:ind w:left="360"/>
-      </w:pPr>
-      <w:r>
-        <w:rPr>
-          <w:rFonts w:ascii="Calibri" w:hAnsi="Calibri" w:eastAsia="Microsoft JhengHei"/>
-          <w:b w:val="0"/>
-          <w:i/>
-          <w:color w:val="777777"/>
-          <w:sz w:val="17"/>
-        </w:rPr>
-        <w:t>原名: Best men’s winter running tights and leggings for 2026</w:t>
-      </w:r>
-    </w:p>
-    <w:p>
-      <w:pPr>
-        <w:spacing w:after="200"/>
-        <w:ind w:left="360"/>
-      </w:pPr>
-      <w:r>
-        <w:rPr>
-          <w:rFonts w:ascii="Calibri" w:hAnsi="Calibri" w:eastAsia="Microsoft JhengHei"/>
-          <w:b w:val="0"/>
-          <w:color w:val="444444"/>
-          <w:sz w:val="19"/>
-        </w:rPr>
-        <w:t>From compressive options to breathable leggings, discover the best men's running tights to see you through the colder weather.</w:t>
-      </w:r>
-    </w:p>
-    <w:p>
-      <w:pPr>
-        <w:keepNext/>
-        <w:spacing w:before="160" w:after="40"/>
-      </w:pPr>
-      <w:r>
-        <w:rPr>
-          <w:rFonts w:ascii="Calibri" w:hAnsi="Calibri" w:eastAsia="Microsoft JhengHei"/>
-          <w:b/>
-          <w:color w:val="595959"/>
-          <w:sz w:val="19"/>
-        </w:rPr>
-        <w:t xml:space="preserve">【Triathlete Magazine | 2026-07-28】 </w:t>
-      </w:r>
-      <w:hyperlink w:rId="rId21">
-        <w:r>
-          <w:rPr>
-            <w:color w:val="1F4D78"/>
-            <w:u w:val="single"/>
-            <w:b/>
-            <w:rFonts w:ascii="Calibri" w:hAnsi="Calibri" w:eastAsia="Microsoft JhengHei"/>
-            <w:sz w:val="22"/>
-          </w:rPr>
-          <w:t>A Race-Week Checklist For Your First Triathlon</w:t>
-        </w:r>
-      </w:hyperlink>
-    </w:p>
-    <w:p>
-      <w:pPr>
-        <w:spacing w:after="40"/>
-        <w:ind w:left="360"/>
-      </w:pPr>
-      <w:r>
-        <w:rPr>
-          <w:rFonts w:ascii="Calibri" w:hAnsi="Calibri" w:eastAsia="Microsoft JhengHei"/>
-          <w:b w:val="0"/>
-          <w:i/>
-          <w:color w:val="777777"/>
-          <w:sz w:val="17"/>
-        </w:rPr>
-        <w:t>原名: A Race-Week Checklist For Your First Triathlon</w:t>
-      </w:r>
-    </w:p>
-    <w:p>
-      <w:pPr>
-        <w:spacing w:after="200"/>
-        <w:ind w:left="360"/>
-      </w:pPr>
-      <w:r>
-        <w:rPr>
-          <w:rFonts w:ascii="Calibri" w:hAnsi="Calibri" w:eastAsia="Microsoft JhengHei"/>
-          <w:b w:val="0"/>
-          <w:color w:val="444444"/>
-          <w:sz w:val="19"/>
-        </w:rPr>
-        <w:t>Don't let logistics ruin your first triathlon. Use this day-by-day race-week guide and packing checklist to handle the taper, prep your gear, and arrive at the start line ready to go.</w:t>
-        <w:br/>
-        <w:t>Read the full ar...</w:t>
-      </w:r>
-    </w:p>
-    <w:p>
-      <w:pPr>
-        <w:keepNext/>
-        <w:spacing w:before="160" w:after="40"/>
-      </w:pPr>
-      <w:r>
-        <w:rPr>
-          <w:rFonts w:ascii="Calibri" w:hAnsi="Calibri" w:eastAsia="Microsoft JhengHei"/>
-          <w:b/>
-          <w:color w:val="595959"/>
-          <w:sz w:val="19"/>
-        </w:rPr>
-        <w:t xml:space="preserve">【220 Triathlon | 2026-07-27】 </w:t>
-      </w:r>
-      <w:hyperlink w:rId="rId22">
-        <w:r>
-          <w:rPr>
-            <w:color w:val="1F4D78"/>
-            <w:u w:val="single"/>
-            <w:b/>
-            <w:rFonts w:ascii="Calibri" w:hAnsi="Calibri" w:eastAsia="Microsoft JhengHei"/>
-            <w:sz w:val="22"/>
-          </w:rPr>
-          <w:t>What are the best running shorts in 2026? Our team of runners put 10 to the test</w:t>
-        </w:r>
-      </w:hyperlink>
-    </w:p>
-    <w:p>
-      <w:pPr>
-        <w:spacing w:after="40"/>
-        <w:ind w:left="360"/>
-      </w:pPr>
-      <w:r>
-        <w:rPr>
-          <w:rFonts w:ascii="Calibri" w:hAnsi="Calibri" w:eastAsia="Microsoft JhengHei"/>
-          <w:b w:val="0"/>
-          <w:i/>
-          <w:color w:val="777777"/>
-          <w:sz w:val="17"/>
-        </w:rPr>
-        <w:t>原名: What are the best running shorts in 2026? Our team of runners put 10 to the test</w:t>
-      </w:r>
-    </w:p>
-    <w:p>
-      <w:pPr>
-        <w:spacing w:after="200"/>
-        <w:ind w:left="360"/>
-      </w:pPr>
-      <w:r>
-        <w:rPr>
-          <w:rFonts w:ascii="Calibri" w:hAnsi="Calibri" w:eastAsia="Microsoft JhengHei"/>
-          <w:b w:val="0"/>
-          <w:color w:val="444444"/>
-          <w:sz w:val="19"/>
-        </w:rPr>
-        <w:t>A good pair of running shorts should be comfortable, breathable, and supportive for runs of any distance. Our run team tests the best options available today...</w:t>
-      </w:r>
-    </w:p>
-    <w:p>
-      <w:pPr>
-        <w:keepNext/>
-        <w:spacing w:before="160" w:after="40"/>
-      </w:pPr>
-      <w:r>
-        <w:rPr>
-          <w:rFonts w:ascii="Calibri" w:hAnsi="Calibri" w:eastAsia="Microsoft JhengHei"/>
-          <w:b/>
-          <w:color w:val="595959"/>
-          <w:sz w:val="19"/>
-        </w:rPr>
-        <w:t xml:space="preserve">【Triathlete Magazine | 2026-07-27】 </w:t>
-      </w:r>
-      <w:hyperlink w:rId="rId23">
-        <w:r>
-          <w:rPr>
-            <w:color w:val="1F4D78"/>
-            <w:u w:val="single"/>
-            <w:b/>
-            <w:rFonts w:ascii="Calibri" w:hAnsi="Calibri" w:eastAsia="Microsoft JhengHei"/>
-            <w:sz w:val="22"/>
-          </w:rPr>
-          <w:t>Sam Long Dominates the Bike and Kirsten Kasper Storms Back on the Run to Claim Ironman 70.3 Boise Wins</w:t>
-        </w:r>
-      </w:hyperlink>
-    </w:p>
-    <w:p>
-      <w:pPr>
-        <w:spacing w:after="40"/>
-        <w:ind w:left="360"/>
-      </w:pPr>
-      <w:r>
-        <w:rPr>
-          <w:rFonts w:ascii="Calibri" w:hAnsi="Calibri" w:eastAsia="Microsoft JhengHei"/>
-          <w:b w:val="0"/>
-          <w:i/>
-          <w:color w:val="777777"/>
-          <w:sz w:val="17"/>
-        </w:rPr>
-        <w:t>原名: Sam Long Dominates the Bike and Kirsten Kasper Storms Back on the Run to Claim Ironman 70.3 Boise Wins</w:t>
-      </w:r>
-    </w:p>
-    <w:p>
-      <w:pPr>
-        <w:spacing w:after="200"/>
-        <w:ind w:left="360"/>
-      </w:pPr>
-      <w:r>
-        <w:rPr>
-          <w:rFonts w:ascii="Calibri" w:hAnsi="Calibri" w:eastAsia="Microsoft JhengHei"/>
-          <w:b w:val="0"/>
-          <w:color w:val="444444"/>
-          <w:sz w:val="19"/>
-        </w:rPr>
-        <w:t>In two very different fashions, Sam Long and Kirsten Kasper proved too strong for the Ironman Pro Series fields in Boise, Idaho.</w:t>
-        <w:br/>
-        <w:t>Read the full article at Sam Long Dominates the Bike and Kirsten Kasper...</w:t>
+        <w:t>3. 提供鐵人三項選手在實務備賽、運動防傷與體能恢復上的具體應用指導。。</w:t>
       </w:r>
     </w:p>
     <w:p>
@@ -857,7 +727,7 @@
         </w:rPr>
         <w:t xml:space="preserve">【Slowtwitch | 2026-08-01】 </w:t>
       </w:r>
-      <w:hyperlink w:rId="rId24">
+      <w:hyperlink w:rId="rId17">
         <w:r>
           <w:rPr>
             <w:color w:val="1F4D78"/>
@@ -866,7 +736,7 @@
             <w:rFonts w:ascii="Calibri" w:hAnsi="Calibri" w:eastAsia="Microsoft JhengHei"/>
             <w:sz w:val="22"/>
           </w:rPr>
-          <w:t>A Peptide Debate is Rocking Ultra-Running. Is Triathlon Next?</w:t>
+          <w:t>肽辯論正在搖滾超跑。鐵人三項是下一個嗎？</w:t>
         </w:r>
       </w:hyperlink>
     </w:p>
@@ -888,19 +758,65 @@
     </w:p>
     <w:p>
       <w:pPr>
-        <w:spacing w:after="200"/>
+        <w:spacing w:after="40"/>
         <w:ind w:left="360"/>
+      </w:pPr>
+      <w:r>
+        <w:rPr>
+          <w:rFonts w:ascii="Calibri" w:hAnsi="Calibri" w:eastAsia="Microsoft JhengHei"/>
+          <w:b/>
+          <w:color w:val="1F4D78"/>
+          <w:sz w:val="19"/>
+        </w:rPr>
+        <w:t>💡 【繁體中文 3 大重點摘要】：</w:t>
+      </w:r>
+    </w:p>
+    <w:p>
+      <w:pPr>
+        <w:pStyle w:val="ListBullet"/>
+        <w:spacing w:after="40"/>
+        <w:ind w:left="576"/>
       </w:pPr>
       <w:r>
         <w:rPr>
           <w:rFonts w:ascii="Calibri" w:hAnsi="Calibri" w:eastAsia="Microsoft JhengHei"/>
           <w:b w:val="0"/>
-          <w:color w:val="444444"/>
+          <w:color w:val="333333"/>
           <w:sz w:val="19"/>
         </w:rPr>
-        <w:t>Last week, the ultra-running world found itself at the center of the anti-doping universe with the revelation that a record-breaking runner admitted to the use of a banned substance while...</w:t>
-        <w:br/>
-        <w:t>The post ...</w:t>
+        <w:t>1. 上週，超運行世界發現自己處於反興奮劑世界的中心 ，一個破紀錄的跑步者承認使用禁用物質 ，而；</w:t>
+      </w:r>
+    </w:p>
+    <w:p>
+      <w:pPr>
+        <w:pStyle w:val="ListBullet"/>
+        <w:spacing w:after="40"/>
+        <w:ind w:left="576"/>
+      </w:pPr>
+      <w:r>
+        <w:rPr>
+          <w:rFonts w:ascii="Calibri" w:hAnsi="Calibri" w:eastAsia="Microsoft JhengHei"/>
+          <w:b w:val="0"/>
+          <w:color w:val="333333"/>
+          <w:sz w:val="19"/>
+        </w:rPr>
+        <w:t>2. 分析來自 Slowtwitch 針對 跑步 (Running) 項目的關鍵訓練與器材建議。；</w:t>
+      </w:r>
+    </w:p>
+    <w:p>
+      <w:pPr>
+        <w:pStyle w:val="ListBullet"/>
+        <w:spacing w:after="40"/>
+        <w:ind w:left="576"/>
+      </w:pPr>
+      <w:r>
+        <w:rPr>
+          <w:rFonts w:ascii="Calibri" w:hAnsi="Calibri" w:eastAsia="Microsoft JhengHei"/>
+          <w:b w:val="0"/>
+          <w:color w:val="333333"/>
+          <w:sz w:val="19"/>
+        </w:rPr>
+        <w:t>3. 提供鐵人三項選手在實務備賽、運動防傷與體能恢復上的具體應用指導。。</w:t>
       </w:r>
     </w:p>
     <w:p>
@@ -917,7 +833,7 @@
         </w:rPr>
         <w:t xml:space="preserve">【Triathlete Magazine | 2026-07-31】 </w:t>
       </w:r>
-      <w:hyperlink w:rId="rId25">
+      <w:hyperlink w:rId="rId18">
         <w:r>
           <w:rPr>
             <w:color w:val="1F4D78"/>
@@ -926,7 +842,7 @@
             <w:rFonts w:ascii="Calibri" w:hAnsi="Calibri" w:eastAsia="Microsoft JhengHei"/>
             <w:sz w:val="22"/>
           </w:rPr>
-          <w:t>July’s Tri Takeaways: World Tour Shifts, Supershoe Scares, and the Rise of Short-Course Racing</w:t>
+          <w:t>7月的三大要點：世界巡迴賽轉變、超級球鞋恐懼和短程賽車的崛起</w:t>
         </w:r>
       </w:hyperlink>
     </w:p>
@@ -948,19 +864,65 @@
     </w:p>
     <w:p>
       <w:pPr>
-        <w:spacing w:after="200"/>
+        <w:spacing w:after="40"/>
         <w:ind w:left="360"/>
+      </w:pPr>
+      <w:r>
+        <w:rPr>
+          <w:rFonts w:ascii="Calibri" w:hAnsi="Calibri" w:eastAsia="Microsoft JhengHei"/>
+          <w:b/>
+          <w:color w:val="1F4D78"/>
+          <w:sz w:val="19"/>
+        </w:rPr>
+        <w:t>💡 【繁體中文 3 大重點摘要】：</w:t>
+      </w:r>
+    </w:p>
+    <w:p>
+      <w:pPr>
+        <w:pStyle w:val="ListBullet"/>
+        <w:spacing w:after="40"/>
+        <w:ind w:left="576"/>
       </w:pPr>
       <w:r>
         <w:rPr>
           <w:rFonts w:ascii="Calibri" w:hAnsi="Calibri" w:eastAsia="Microsoft JhengHei"/>
           <w:b w:val="0"/>
-          <w:color w:val="444444"/>
+          <w:color w:val="333333"/>
           <w:sz w:val="19"/>
         </w:rPr>
-        <w:t>T100 and World Triathlon swing for the fences, legends head into the sunset, and supershoes give us a case of the mid-summer scaries - Tim Heming breaks down the triathlon news of the month.</w:t>
-        <w:br/>
-        <w:t>Read the ...</w:t>
+        <w:t>1. T100 和世界鐵人三項搖擺柵欄傳奇人物進入日落，超級跑鞋給我們帶來了仲夏的恐怖 -蒂姆 ·赫明 （ Tim Heming ）打破了當月的鐵人三項新聞；</w:t>
+      </w:r>
+    </w:p>
+    <w:p>
+      <w:pPr>
+        <w:pStyle w:val="ListBullet"/>
+        <w:spacing w:after="40"/>
+        <w:ind w:left="576"/>
+      </w:pPr>
+      <w:r>
+        <w:rPr>
+          <w:rFonts w:ascii="Calibri" w:hAnsi="Calibri" w:eastAsia="Microsoft JhengHei"/>
+          <w:b w:val="0"/>
+          <w:color w:val="333333"/>
+          <w:sz w:val="19"/>
+        </w:rPr>
+        <w:t>2. 分析來自 Triathlete Magazine 針對 跑步 (Running) 項目的關鍵訓練與器材建議。；</w:t>
+      </w:r>
+    </w:p>
+    <w:p>
+      <w:pPr>
+        <w:pStyle w:val="ListBullet"/>
+        <w:spacing w:after="40"/>
+        <w:ind w:left="576"/>
+      </w:pPr>
+      <w:r>
+        <w:rPr>
+          <w:rFonts w:ascii="Calibri" w:hAnsi="Calibri" w:eastAsia="Microsoft JhengHei"/>
+          <w:b w:val="0"/>
+          <w:color w:val="333333"/>
+          <w:sz w:val="19"/>
+        </w:rPr>
+        <w:t>3. 提供鐵人三項選手在實務備賽、運動防傷與體能恢復上的具體應用指導。。</w:t>
       </w:r>
     </w:p>
     <w:p>
@@ -977,7 +939,7 @@
         </w:rPr>
         <w:t xml:space="preserve">【220 Triathlon | 2026-07-31】 </w:t>
       </w:r>
-      <w:hyperlink w:rId="rId26">
+      <w:hyperlink w:rId="rId19">
         <w:r>
           <w:rPr>
             <w:color w:val="1F4D78"/>
@@ -986,7 +948,7 @@
             <w:rFonts w:ascii="Calibri" w:hAnsi="Calibri" w:eastAsia="Microsoft JhengHei"/>
             <w:sz w:val="22"/>
           </w:rPr>
-          <w:t>Can you keep running as you get older? Ultrarunner Damian Hall says yes – if you train smarter</w:t>
+          <w:t>你能隨著年齡的增長繼續跑步嗎？超級跑者達米安·霍爾答應了–如果你訓練得更聰明</w:t>
         </w:r>
       </w:hyperlink>
     </w:p>
@@ -1008,313 +970,65 @@
     </w:p>
     <w:p>
       <w:pPr>
-        <w:spacing w:after="200"/>
+        <w:spacing w:after="40"/>
         <w:ind w:left="360"/>
+      </w:pPr>
+      <w:r>
+        <w:rPr>
+          <w:rFonts w:ascii="Calibri" w:hAnsi="Calibri" w:eastAsia="Microsoft JhengHei"/>
+          <w:b/>
+          <w:color w:val="1F4D78"/>
+          <w:sz w:val="19"/>
+        </w:rPr>
+        <w:t>💡 【繁體中文 3 大重點摘要】：</w:t>
+      </w:r>
+    </w:p>
+    <w:p>
+      <w:pPr>
+        <w:pStyle w:val="ListBullet"/>
+        <w:spacing w:after="40"/>
+        <w:ind w:left="576"/>
       </w:pPr>
       <w:r>
         <w:rPr>
           <w:rFonts w:ascii="Calibri" w:hAnsi="Calibri" w:eastAsia="Microsoft JhengHei"/>
           <w:b w:val="0"/>
-          <w:color w:val="444444"/>
+          <w:color w:val="333333"/>
           <w:sz w:val="19"/>
         </w:rPr>
-        <w:t>Ultrarunning legend Damian Hall explains how runners and triathletes can continue performing as they age, with advice on recovery, strength training and staying injury-free.</w:t>
+        <w:t>1. 超跑傳奇人物Damian解釋了跑步者和鐵人三項運動員如何隨著年齡的增長繼續表現 Hall並提供有關恢復力量訓練和保持無傷的建議；</w:t>
       </w:r>
     </w:p>
     <w:p>
       <w:pPr>
-        <w:keepNext/>
-        <w:spacing w:before="160" w:after="40"/>
-      </w:pPr>
-      <w:r>
-        <w:rPr>
-          <w:rFonts w:ascii="Calibri" w:hAnsi="Calibri" w:eastAsia="Microsoft JhengHei"/>
-          <w:b/>
-          <w:color w:val="595959"/>
-          <w:sz w:val="19"/>
-        </w:rPr>
-        <w:t xml:space="preserve">【TrainingPeaks Blog | 2026-07-31】 </w:t>
-      </w:r>
-      <w:hyperlink w:rId="rId27">
-        <w:r>
-          <w:rPr>
-            <w:color w:val="1F4D78"/>
-            <w:u w:val="single"/>
-            <w:b/>
-            <w:rFonts w:ascii="Calibri" w:hAnsi="Calibri" w:eastAsia="Microsoft JhengHei"/>
-            <w:sz w:val="22"/>
-          </w:rPr>
-          <w:t>Why Heat Causes GI Stress &amp; How to Adapt Your Fueling Strategy</w:t>
-        </w:r>
-      </w:hyperlink>
-    </w:p>
-    <w:p>
-      <w:pPr>
+        <w:pStyle w:val="ListBullet"/>
         <w:spacing w:after="40"/>
-        <w:ind w:left="360"/>
+        <w:ind w:left="576"/>
       </w:pPr>
       <w:r>
         <w:rPr>
           <w:rFonts w:ascii="Calibri" w:hAnsi="Calibri" w:eastAsia="Microsoft JhengHei"/>
           <w:b w:val="0"/>
-          <w:i/>
-          <w:color w:val="777777"/>
-          <w:sz w:val="17"/>
+          <w:color w:val="333333"/>
+          <w:sz w:val="19"/>
         </w:rPr>
-        <w:t>原名: Why Heat Causes GI Stress &amp; How to Adapt Your Fueling Strategy</w:t>
+        <w:t>2. 分析來自 220 Triathlon 針對 跑步 (Running) 項目的關鍵訓練與器材建議。；</w:t>
       </w:r>
     </w:p>
     <w:p>
       <w:pPr>
-        <w:spacing w:after="200"/>
-        <w:ind w:left="360"/>
+        <w:pStyle w:val="ListBullet"/>
+        <w:spacing w:after="40"/>
+        <w:ind w:left="576"/>
       </w:pPr>
       <w:r>
         <w:rPr>
           <w:rFonts w:ascii="Calibri" w:hAnsi="Calibri" w:eastAsia="Microsoft JhengHei"/>
           <w:b w:val="0"/>
-          <w:color w:val="444444"/>
+          <w:color w:val="333333"/>
           <w:sz w:val="19"/>
         </w:rPr>
-        <w:t>Heat increases risk of dehydration and GI stress. Learn how to adjust your fueling and hydration strategy to stay safe and minimize heat's impact on performance.</w:t>
-        <w:br/>
-        <w:t>The post Why Heat Causes GI Stress  Ho...</w:t>
-      </w:r>
-    </w:p>
-    <w:p>
-      <w:pPr>
-        <w:keepNext/>
-        <w:spacing w:before="160" w:after="40"/>
-      </w:pPr>
-      <w:r>
-        <w:rPr>
-          <w:rFonts w:ascii="Calibri" w:hAnsi="Calibri" w:eastAsia="Microsoft JhengHei"/>
-          <w:b/>
-          <w:color w:val="595959"/>
-          <w:sz w:val="19"/>
-        </w:rPr>
-        <w:t xml:space="preserve">【Triathlete Magazine | 2026-07-28】 </w:t>
-      </w:r>
-      <w:hyperlink w:rId="rId28">
-        <w:r>
-          <w:rPr>
-            <w:color w:val="1F4D78"/>
-            <w:u w:val="single"/>
-            <w:b/>
-            <w:rFonts w:ascii="Calibri" w:hAnsi="Calibri" w:eastAsia="Microsoft JhengHei"/>
-            <w:sz w:val="22"/>
-          </w:rPr>
-          <w:t>Why Plantar Fasciitis Is Everywhere Right Now (And What Runners Can Do About It)</w:t>
-        </w:r>
-      </w:hyperlink>
-    </w:p>
-    <w:p>
-      <w:pPr>
-        <w:spacing w:after="40"/>
-        <w:ind w:left="360"/>
-      </w:pPr>
-      <w:r>
-        <w:rPr>
-          <w:rFonts w:ascii="Calibri" w:hAnsi="Calibri" w:eastAsia="Microsoft JhengHei"/>
-          <w:b w:val="0"/>
-          <w:i/>
-          <w:color w:val="777777"/>
-          <w:sz w:val="17"/>
-        </w:rPr>
-        <w:t>原名: Why Plantar Fasciitis Is Everywhere Right Now (And What Runners Can Do About It)</w:t>
-      </w:r>
-    </w:p>
-    <w:p>
-      <w:pPr>
-        <w:spacing w:after="200"/>
-        <w:ind w:left="360"/>
-      </w:pPr>
-      <w:r>
-        <w:rPr>
-          <w:rFonts w:ascii="Calibri" w:hAnsi="Calibri" w:eastAsia="Microsoft JhengHei"/>
-          <w:b w:val="0"/>
-          <w:color w:val="444444"/>
-          <w:sz w:val="19"/>
-        </w:rPr>
-        <w:t>From elites to amateur athletes, plantar fasciitis is sidelining runners. An expert coach digs into why - and how to actually fix it.</w:t>
-        <w:br/>
-        <w:t>Read the full article at Why Plantar Fasciitis Is Everywhere Right...</w:t>
-      </w:r>
-    </w:p>
-    <w:p>
-      <w:pPr>
-        <w:keepNext/>
-        <w:spacing w:before="160" w:after="40"/>
-      </w:pPr>
-      <w:r>
-        <w:rPr>
-          <w:rFonts w:ascii="Calibri" w:hAnsi="Calibri" w:eastAsia="Microsoft JhengHei"/>
-          <w:b/>
-          <w:color w:val="595959"/>
-          <w:sz w:val="19"/>
-        </w:rPr>
-        <w:t xml:space="preserve">【220 Triathlon | 2026-07-27】 </w:t>
-      </w:r>
-      <w:hyperlink w:rId="rId29">
-        <w:r>
-          <w:rPr>
-            <w:color w:val="1F4D78"/>
-            <w:u w:val="single"/>
-            <w:b/>
-            <w:rFonts w:ascii="Calibri" w:hAnsi="Calibri" w:eastAsia="Microsoft JhengHei"/>
-            <w:sz w:val="22"/>
-          </w:rPr>
-          <w:t>Beth Potter: Background, career highlights, quotes</w:t>
-        </w:r>
-      </w:hyperlink>
-    </w:p>
-    <w:p>
-      <w:pPr>
-        <w:spacing w:after="40"/>
-        <w:ind w:left="360"/>
-      </w:pPr>
-      <w:r>
-        <w:rPr>
-          <w:rFonts w:ascii="Calibri" w:hAnsi="Calibri" w:eastAsia="Microsoft JhengHei"/>
-          <w:b w:val="0"/>
-          <w:i/>
-          <w:color w:val="777777"/>
-          <w:sz w:val="17"/>
-        </w:rPr>
-        <w:t>原名: Beth Potter: Background, career highlights, quotes</w:t>
-      </w:r>
-    </w:p>
-    <w:p>
-      <w:pPr>
-        <w:spacing w:after="200"/>
-        <w:ind w:left="360"/>
-      </w:pPr>
-      <w:r>
-        <w:rPr>
-          <w:rFonts w:ascii="Calibri" w:hAnsi="Calibri" w:eastAsia="Microsoft JhengHei"/>
-          <w:b w:val="0"/>
-          <w:color w:val="444444"/>
-          <w:sz w:val="19"/>
-        </w:rPr>
-        <w:t>Beth Potter has only been racing triathlon for a few years, but she's already a world champion and a double Olympic bronze medallist. Here's what you need to know about the Scottish runner-turned-tria...</w:t>
-      </w:r>
-    </w:p>
-    <w:p>
-      <w:pPr>
-        <w:keepNext/>
-        <w:spacing w:before="160" w:after="40"/>
-      </w:pPr>
-      <w:r>
-        <w:rPr>
-          <w:rFonts w:ascii="Calibri" w:hAnsi="Calibri" w:eastAsia="Microsoft JhengHei"/>
-          <w:b/>
-          <w:color w:val="595959"/>
-          <w:sz w:val="19"/>
-        </w:rPr>
-        <w:t xml:space="preserve">【Triathlete Magazine | 2026-07-27】 </w:t>
-      </w:r>
-      <w:hyperlink w:rId="rId30">
-        <w:r>
-          <w:rPr>
-            <w:color w:val="1F4D78"/>
-            <w:u w:val="single"/>
-            <w:b/>
-            <w:rFonts w:ascii="Calibri" w:hAnsi="Calibri" w:eastAsia="Microsoft JhengHei"/>
-            <w:sz w:val="22"/>
-          </w:rPr>
-          <w:t>Fix Your Running Posture (and Therefore Economy) with This 5-Minute Running Drill</w:t>
-        </w:r>
-      </w:hyperlink>
-    </w:p>
-    <w:p>
-      <w:pPr>
-        <w:spacing w:after="40"/>
-        <w:ind w:left="360"/>
-      </w:pPr>
-      <w:r>
-        <w:rPr>
-          <w:rFonts w:ascii="Calibri" w:hAnsi="Calibri" w:eastAsia="Microsoft JhengHei"/>
-          <w:b w:val="0"/>
-          <w:i/>
-          <w:color w:val="777777"/>
-          <w:sz w:val="17"/>
-        </w:rPr>
-        <w:t>原名: Fix Your Running Posture (and Therefore Economy) with This 5-Minute Running Drill</w:t>
-      </w:r>
-    </w:p>
-    <w:p>
-      <w:pPr>
-        <w:spacing w:after="200"/>
-        <w:ind w:left="360"/>
-      </w:pPr>
-      <w:r>
-        <w:rPr>
-          <w:rFonts w:ascii="Calibri" w:hAnsi="Calibri" w:eastAsia="Microsoft JhengHei"/>
-          <w:b w:val="0"/>
-          <w:color w:val="444444"/>
-          <w:sz w:val="19"/>
-        </w:rPr>
-        <w:t>This classic drill only takes a few minutes, but it can teach your body the tall posture and quick ground contact that translate directly to a more efficient race-day stride.</w:t>
-        <w:br/>
-        <w:t>Read the full article at ...</w:t>
-      </w:r>
-    </w:p>
-    <w:p>
-      <w:pPr>
-        <w:keepNext/>
-        <w:spacing w:before="160" w:after="40"/>
-      </w:pPr>
-      <w:r>
-        <w:rPr>
-          <w:rFonts w:ascii="Calibri" w:hAnsi="Calibri" w:eastAsia="Microsoft JhengHei"/>
-          <w:b/>
-          <w:color w:val="595959"/>
-          <w:sz w:val="19"/>
-        </w:rPr>
-        <w:t xml:space="preserve">【220 Triathlon | 2026-07-26】 </w:t>
-      </w:r>
-      <w:hyperlink w:rId="rId31">
-        <w:r>
-          <w:rPr>
-            <w:color w:val="1F4D78"/>
-            <w:u w:val="single"/>
-            <w:b/>
-            <w:rFonts w:ascii="Calibri" w:hAnsi="Calibri" w:eastAsia="Microsoft JhengHei"/>
-            <w:sz w:val="22"/>
-          </w:rPr>
-          <w:t>Georgia Taylor-Brown: “I don’t want it to come down to a run race. I want to change the game”</w:t>
-        </w:r>
-      </w:hyperlink>
-    </w:p>
-    <w:p>
-      <w:pPr>
-        <w:spacing w:after="40"/>
-        <w:ind w:left="360"/>
-      </w:pPr>
-      <w:r>
-        <w:rPr>
-          <w:rFonts w:ascii="Calibri" w:hAnsi="Calibri" w:eastAsia="Microsoft JhengHei"/>
-          <w:b w:val="0"/>
-          <w:i/>
-          <w:color w:val="777777"/>
-          <w:sz w:val="17"/>
-        </w:rPr>
-        <w:t>原名: Georgia Taylor-Brown: “I don’t want it to come down to a run race. I want to change the game”</w:t>
-      </w:r>
-    </w:p>
-    <w:p>
-      <w:pPr>
-        <w:spacing w:after="200"/>
-        <w:ind w:left="360"/>
-      </w:pPr>
-      <w:r>
-        <w:rPr>
-          <w:rFonts w:ascii="Calibri" w:hAnsi="Calibri" w:eastAsia="Microsoft JhengHei"/>
-          <w:b w:val="0"/>
-          <w:color w:val="444444"/>
-          <w:sz w:val="19"/>
-        </w:rPr>
-        <w:t>Britain’s three-time Olympic medallist reflects on the World Triathlon Championships Series return to London, and what she needs to do to keep an Olympic podium in her sights</w:t>
+        <w:t>3. 提供鐵人三項選手在實務備賽、運動防傷與體能恢復上的具體應用指導。。</w:t>
       </w:r>
     </w:p>
     <w:p>
@@ -1346,7 +1060,7 @@
         </w:rPr>
         <w:t xml:space="preserve">【Slowtwitch | 2026-08-02】 </w:t>
       </w:r>
-      <w:hyperlink w:rId="rId32">
+      <w:hyperlink w:rId="rId20">
         <w:r>
           <w:rPr>
             <w:color w:val="1F4D78"/>
@@ -1355,7 +1069,7 @@
             <w:rFonts w:ascii="Calibri" w:hAnsi="Calibri" w:eastAsia="Microsoft JhengHei"/>
             <w:sz w:val="22"/>
           </w:rPr>
-          <w:t>Will Sam Laidlow’s Decision to Skip 70.3 Worlds Be the Difference in Kona?</w:t>
+          <w:t>Sam Laidlow跳過70.3個世界的決定會是Kona的不同之處嗎？</w:t>
         </w:r>
       </w:hyperlink>
     </w:p>
@@ -1377,19 +1091,65 @@
     </w:p>
     <w:p>
       <w:pPr>
-        <w:spacing w:after="200"/>
+        <w:spacing w:after="40"/>
         <w:ind w:left="360"/>
+      </w:pPr>
+      <w:r>
+        <w:rPr>
+          <w:rFonts w:ascii="Calibri" w:hAnsi="Calibri" w:eastAsia="Microsoft JhengHei"/>
+          <w:b/>
+          <w:color w:val="1F4D78"/>
+          <w:sz w:val="19"/>
+        </w:rPr>
+        <w:t>💡 【繁體中文 3 大重點摘要】：</w:t>
+      </w:r>
+    </w:p>
+    <w:p>
+      <w:pPr>
+        <w:pStyle w:val="ListBullet"/>
+        <w:spacing w:after="40"/>
+        <w:ind w:left="576"/>
       </w:pPr>
       <w:r>
         <w:rPr>
           <w:rFonts w:ascii="Calibri" w:hAnsi="Calibri" w:eastAsia="Microsoft JhengHei"/>
           <w:b w:val="0"/>
-          <w:color w:val="444444"/>
+          <w:color w:val="333333"/>
           <w:sz w:val="19"/>
         </w:rPr>
-        <w:t>The 2023 IRONMAN world champion will race Challenge Samarkand while most other top pros duke it out in Nice</w:t>
-        <w:br/>
-        <w:t>The post Will Sam Laidlow’s Decision to Skip 70.3 Worlds Be the Difference in Kona? first ap...</w:t>
+        <w:t>1. 2023年年鐵人三項世界冠軍將挑戰撒馬爾罕，而大多數其他頂級職業選手則在尼斯進行比賽；</w:t>
+      </w:r>
+    </w:p>
+    <w:p>
+      <w:pPr>
+        <w:pStyle w:val="ListBullet"/>
+        <w:spacing w:after="40"/>
+        <w:ind w:left="576"/>
+      </w:pPr>
+      <w:r>
+        <w:rPr>
+          <w:rFonts w:ascii="Calibri" w:hAnsi="Calibri" w:eastAsia="Microsoft JhengHei"/>
+          <w:b w:val="0"/>
+          <w:color w:val="333333"/>
+          <w:sz w:val="19"/>
+        </w:rPr>
+        <w:t>2. The post Will Sam Laidlow's Decision to Skip 70；</w:t>
+      </w:r>
+    </w:p>
+    <w:p>
+      <w:pPr>
+        <w:pStyle w:val="ListBullet"/>
+        <w:spacing w:after="40"/>
+        <w:ind w:left="576"/>
+      </w:pPr>
+      <w:r>
+        <w:rPr>
+          <w:rFonts w:ascii="Calibri" w:hAnsi="Calibri" w:eastAsia="Microsoft JhengHei"/>
+          <w:b w:val="0"/>
+          <w:color w:val="333333"/>
+          <w:sz w:val="19"/>
+        </w:rPr>
+        <w:t>3. 3個世界是科納的不同之處。</w:t>
       </w:r>
     </w:p>
     <w:p>
@@ -1406,7 +1166,7 @@
         </w:rPr>
         <w:t xml:space="preserve">【Slowtwitch | 2026-08-02】 </w:t>
       </w:r>
-      <w:hyperlink w:rId="rId33">
+      <w:hyperlink w:rId="rId21">
         <w:r>
           <w:rPr>
             <w:color w:val="1F4D78"/>
@@ -1415,7 +1175,7 @@
             <w:rFonts w:ascii="Calibri" w:hAnsi="Calibri" w:eastAsia="Microsoft JhengHei"/>
             <w:sz w:val="22"/>
           </w:rPr>
-          <w:t>Cordoba Wins Emotional Norseman as Tungesvik Family Celebrates and Regalado Battles to the Wire</w:t>
+          <w:t>Cordoba在Tungesvik家族慶祝和Regalado Battles to the Wire時贏得情緒化的Norseman</w:t>
         </w:r>
       </w:hyperlink>
     </w:p>
@@ -1437,19 +1197,65 @@
     </w:p>
     <w:p>
       <w:pPr>
-        <w:spacing w:after="200"/>
+        <w:spacing w:after="40"/>
         <w:ind w:left="360"/>
+      </w:pPr>
+      <w:r>
+        <w:rPr>
+          <w:rFonts w:ascii="Calibri" w:hAnsi="Calibri" w:eastAsia="Microsoft JhengHei"/>
+          <w:b/>
+          <w:color w:val="1F4D78"/>
+          <w:sz w:val="19"/>
+        </w:rPr>
+        <w:t>💡 【繁體中文 3 大重點摘要】：</w:t>
+      </w:r>
+    </w:p>
+    <w:p>
+      <w:pPr>
+        <w:pStyle w:val="ListBullet"/>
+        <w:spacing w:after="40"/>
+        <w:ind w:left="576"/>
       </w:pPr>
       <w:r>
         <w:rPr>
           <w:rFonts w:ascii="Calibri" w:hAnsi="Calibri" w:eastAsia="Microsoft JhengHei"/>
           <w:b w:val="0"/>
-          <w:color w:val="444444"/>
+          <w:color w:val="333333"/>
           <w:sz w:val="19"/>
         </w:rPr>
-        <w:t>A new XTRI star is born as we see an incredibly competitive women's race in Norway</w:t>
-        <w:br/>
-        <w:t>The post Cordoba Wins Emotional Norseman as Tungesvik Family Celebrates and Regalado Battles to the Wire first appear...</w:t>
+        <w:t>1. 當我們在挪威看到一場極具競爭力的女子比賽時，一個新的 XTRI明星誕生了；</w:t>
+      </w:r>
+    </w:p>
+    <w:p>
+      <w:pPr>
+        <w:pStyle w:val="ListBullet"/>
+        <w:spacing w:after="40"/>
+        <w:ind w:left="576"/>
+      </w:pPr>
+      <w:r>
+        <w:rPr>
+          <w:rFonts w:ascii="Calibri" w:hAnsi="Calibri" w:eastAsia="Microsoft JhengHei"/>
+          <w:b w:val="0"/>
+          <w:color w:val="333333"/>
+          <w:sz w:val="19"/>
+        </w:rPr>
+        <w:t>2. 隨著Tungesvik家族的慶祝和 Regalado火線之戰的首次出現， Cordoba贏得了 Emotional Norseman的冠軍；</w:t>
+      </w:r>
+    </w:p>
+    <w:p>
+      <w:pPr>
+        <w:pStyle w:val="ListBullet"/>
+        <w:spacing w:after="40"/>
+        <w:ind w:left="576"/>
+      </w:pPr>
+      <w:r>
+        <w:rPr>
+          <w:rFonts w:ascii="Calibri" w:hAnsi="Calibri" w:eastAsia="Microsoft JhengHei"/>
+          <w:b w:val="0"/>
+          <w:color w:val="333333"/>
+          <w:sz w:val="19"/>
+        </w:rPr>
+        <w:t>3. 提供鐵人三項選手在實務備賽、運動防傷與體能恢復上的具體應用指導。。</w:t>
       </w:r>
     </w:p>
     <w:p>
@@ -1466,7 +1272,7 @@
         </w:rPr>
         <w:t xml:space="preserve">【Slowtwitch | 2026-08-02】 </w:t>
       </w:r>
-      <w:hyperlink w:rId="rId34">
+      <w:hyperlink w:rId="rId22">
         <w:r>
           <w:rPr>
             <w:color w:val="1F4D78"/>
@@ -1475,7 +1281,7 @@
             <w:rFonts w:ascii="Calibri" w:hAnsi="Calibri" w:eastAsia="Microsoft JhengHei"/>
             <w:sz w:val="22"/>
           </w:rPr>
-          <w:t>Norseman Delivers Another Classic as Grue Defends, Brownlee Chases and Tungesvik Storms the Rocks</w:t>
+          <w:t>當Grue防禦、Brownlee追逐和Tungesvik風暴巖石時， Norseman提供另一個經典</w:t>
         </w:r>
       </w:hyperlink>
     </w:p>
@@ -1497,789 +1303,65 @@
     </w:p>
     <w:p>
       <w:pPr>
-        <w:spacing w:after="200"/>
+        <w:spacing w:after="40"/>
         <w:ind w:left="360"/>
+      </w:pPr>
+      <w:r>
+        <w:rPr>
+          <w:rFonts w:ascii="Calibri" w:hAnsi="Calibri" w:eastAsia="Microsoft JhengHei"/>
+          <w:b/>
+          <w:color w:val="1F4D78"/>
+          <w:sz w:val="19"/>
+        </w:rPr>
+        <w:t>💡 【繁體中文 3 大重點摘要】：</w:t>
+      </w:r>
+    </w:p>
+    <w:p>
+      <w:pPr>
+        <w:pStyle w:val="ListBullet"/>
+        <w:spacing w:after="40"/>
+        <w:ind w:left="576"/>
       </w:pPr>
       <w:r>
         <w:rPr>
           <w:rFonts w:ascii="Calibri" w:hAnsi="Calibri" w:eastAsia="Microsoft JhengHei"/>
           <w:b w:val="0"/>
-          <w:color w:val="444444"/>
+          <w:color w:val="333333"/>
           <w:sz w:val="19"/>
         </w:rPr>
-        <w:t>Redemption for the defending champion and a close battle for the podium made for an interesting day of racing in Norway.</w:t>
-        <w:br/>
-        <w:t>The post Norseman Delivers Another Classic as Grue Defends, Brownlee Chases and...</w:t>
+        <w:t>1. 贖回防守冠軍，並為登上領獎臺進行激烈的戰鬥 ，為挪威有趣的一天比賽做好了準備；</w:t>
       </w:r>
     </w:p>
     <w:p>
       <w:pPr>
-        <w:keepNext/>
-        <w:spacing w:before="160" w:after="40"/>
-      </w:pPr>
-      <w:r>
-        <w:rPr>
-          <w:rFonts w:ascii="Calibri" w:hAnsi="Calibri" w:eastAsia="Microsoft JhengHei"/>
-          <w:b/>
-          <w:color w:val="595959"/>
-          <w:sz w:val="19"/>
-        </w:rPr>
-        <w:t xml:space="preserve">【Slowtwitch | 2026-08-01】 </w:t>
-      </w:r>
-      <w:hyperlink w:rId="rId35">
-        <w:r>
-          <w:rPr>
-            <w:color w:val="1F4D78"/>
-            <w:u w:val="single"/>
-            <w:b/>
-            <w:rFonts w:ascii="Calibri" w:hAnsi="Calibri" w:eastAsia="Microsoft JhengHei"/>
-            <w:sz w:val="22"/>
-          </w:rPr>
-          <w:t>Norseman: A Fjord Full of Stories Part 2</w:t>
-        </w:r>
-      </w:hyperlink>
-    </w:p>
-    <w:p>
-      <w:pPr>
+        <w:pStyle w:val="ListBullet"/>
         <w:spacing w:after="40"/>
-        <w:ind w:left="360"/>
+        <w:ind w:left="576"/>
       </w:pPr>
       <w:r>
         <w:rPr>
           <w:rFonts w:ascii="Calibri" w:hAnsi="Calibri" w:eastAsia="Microsoft JhengHei"/>
           <w:b w:val="0"/>
-          <w:i/>
-          <w:color w:val="777777"/>
-          <w:sz w:val="17"/>
+          <w:color w:val="333333"/>
+          <w:sz w:val="19"/>
         </w:rPr>
-        <w:t>原名: Norseman: A Fjord Full of Stories Part 2</w:t>
+        <w:t>2. 在格魯捍衛、布朗利追逐戰和；</w:t>
       </w:r>
     </w:p>
     <w:p>
       <w:pPr>
-        <w:spacing w:after="200"/>
-        <w:ind w:left="360"/>
+        <w:pStyle w:val="ListBullet"/>
+        <w:spacing w:after="40"/>
+        <w:ind w:left="576"/>
       </w:pPr>
       <w:r>
         <w:rPr>
           <w:rFonts w:ascii="Calibri" w:hAnsi="Calibri" w:eastAsia="Microsoft JhengHei"/>
           <w:b w:val="0"/>
-          <w:color w:val="444444"/>
+          <w:color w:val="333333"/>
           <w:sz w:val="19"/>
         </w:rPr>
-        <w:t>What makes Norseman special? The course, the conditions, the spectacular landscape, but ultimately it is the people.</w:t>
-        <w:br/>
-        <w:t>The post Norseman: A Fjord Full of Stories Part 2 first appeared on Slowtwitch News...</w:t>
-      </w:r>
-    </w:p>
-    <w:p>
-      <w:pPr>
-        <w:keepNext/>
-        <w:spacing w:before="160" w:after="40"/>
-      </w:pPr>
-      <w:r>
-        <w:rPr>
-          <w:rFonts w:ascii="Calibri" w:hAnsi="Calibri" w:eastAsia="Microsoft JhengHei"/>
-          <w:b/>
-          <w:color w:val="595959"/>
-          <w:sz w:val="19"/>
-        </w:rPr>
-        <w:t xml:space="preserve">【Slowtwitch | 2026-08-01】 </w:t>
-      </w:r>
-      <w:hyperlink w:rId="rId36">
-        <w:r>
-          <w:rPr>
-            <w:color w:val="1F4D78"/>
-            <w:u w:val="single"/>
-            <w:b/>
-            <w:rFonts w:ascii="Calibri" w:hAnsi="Calibri" w:eastAsia="Microsoft JhengHei"/>
-            <w:sz w:val="22"/>
-          </w:rPr>
-          <w:t>Celebrating 50 in Style – Three-Time Champion Returns to Norseman</w:t>
-        </w:r>
-      </w:hyperlink>
-    </w:p>
-    <w:p>
-      <w:pPr>
-        <w:spacing w:after="40"/>
-        <w:ind w:left="360"/>
-      </w:pPr>
-      <w:r>
-        <w:rPr>
-          <w:rFonts w:ascii="Calibri" w:hAnsi="Calibri" w:eastAsia="Microsoft JhengHei"/>
-          <w:b w:val="0"/>
-          <w:i/>
-          <w:color w:val="777777"/>
-          <w:sz w:val="17"/>
-        </w:rPr>
-        <w:t>原名: Celebrating 50 in Style – Three-Time Champion Returns to Norseman</w:t>
-      </w:r>
-    </w:p>
-    <w:p>
-      <w:pPr>
-        <w:spacing w:after="200"/>
-        <w:ind w:left="360"/>
-      </w:pPr>
-      <w:r>
-        <w:rPr>
-          <w:rFonts w:ascii="Calibri" w:hAnsi="Calibri" w:eastAsia="Microsoft JhengHei"/>
-          <w:b w:val="0"/>
-          <w:color w:val="444444"/>
-          <w:sz w:val="19"/>
-        </w:rPr>
-        <w:t>She's back to celebrate a milestone birthday.</w:t>
-        <w:br/>
-        <w:t>The post Celebrating 50 in Style – Three-Time Champion Returns to Norseman first appeared on Slowtwitch News.</w:t>
-      </w:r>
-    </w:p>
-    <w:p>
-      <w:pPr>
-        <w:keepNext/>
-        <w:spacing w:before="160" w:after="40"/>
-      </w:pPr>
-      <w:r>
-        <w:rPr>
-          <w:rFonts w:ascii="Calibri" w:hAnsi="Calibri" w:eastAsia="Microsoft JhengHei"/>
-          <w:b/>
-          <w:color w:val="595959"/>
-          <w:sz w:val="19"/>
-        </w:rPr>
-        <w:t xml:space="preserve">【220 Triathlon | 2026-08-01】 </w:t>
-      </w:r>
-      <w:hyperlink w:rId="rId37">
-        <w:r>
-          <w:rPr>
-            <w:color w:val="1F4D78"/>
-            <w:u w:val="single"/>
-            <w:b/>
-            <w:rFonts w:ascii="Calibri" w:hAnsi="Calibri" w:eastAsia="Microsoft JhengHei"/>
-            <w:sz w:val="22"/>
-          </w:rPr>
-          <w:t>Race day approaching? Here’s how to make the most of the final weeks of triathlon training</w:t>
-        </w:r>
-      </w:hyperlink>
-    </w:p>
-    <w:p>
-      <w:pPr>
-        <w:spacing w:after="40"/>
-        <w:ind w:left="360"/>
-      </w:pPr>
-      <w:r>
-        <w:rPr>
-          <w:rFonts w:ascii="Calibri" w:hAnsi="Calibri" w:eastAsia="Microsoft JhengHei"/>
-          <w:b w:val="0"/>
-          <w:i/>
-          <w:color w:val="777777"/>
-          <w:sz w:val="17"/>
-        </w:rPr>
-        <w:t>原名: Race day approaching? Here’s how to make the most of the final weeks of triathlon training</w:t>
-      </w:r>
-    </w:p>
-    <w:p>
-      <w:pPr>
-        <w:spacing w:after="200"/>
-        <w:ind w:left="360"/>
-      </w:pPr>
-      <w:r>
-        <w:rPr>
-          <w:rFonts w:ascii="Calibri" w:hAnsi="Calibri" w:eastAsia="Microsoft JhengHei"/>
-          <w:b w:val="0"/>
-          <w:color w:val="444444"/>
-          <w:sz w:val="19"/>
-        </w:rPr>
-        <w:t>If race day is looming but your training hasn't gone to plan, panic can feel inevitable. Thankfully, though, we're here to help you avoid last-minute mistakes, making meaningful gains and arrive on th...</w:t>
-      </w:r>
-    </w:p>
-    <w:p>
-      <w:pPr>
-        <w:keepNext/>
-        <w:spacing w:before="160" w:after="40"/>
-      </w:pPr>
-      <w:r>
-        <w:rPr>
-          <w:rFonts w:ascii="Calibri" w:hAnsi="Calibri" w:eastAsia="Microsoft JhengHei"/>
-          <w:b/>
-          <w:color w:val="595959"/>
-          <w:sz w:val="19"/>
-        </w:rPr>
-        <w:t xml:space="preserve">【Slowtwitch | 2026-07-31】 </w:t>
-      </w:r>
-      <w:hyperlink w:rId="rId38">
-        <w:r>
-          <w:rPr>
-            <w:color w:val="1F4D78"/>
-            <w:u w:val="single"/>
-            <w:b/>
-            <w:rFonts w:ascii="Calibri" w:hAnsi="Calibri" w:eastAsia="Microsoft JhengHei"/>
-            <w:sz w:val="22"/>
-          </w:rPr>
-          <w:t>Kristian Grue’s Long Way Back to Defending His Norseman Title</w:t>
-        </w:r>
-      </w:hyperlink>
-    </w:p>
-    <w:p>
-      <w:pPr>
-        <w:spacing w:after="40"/>
-        <w:ind w:left="360"/>
-      </w:pPr>
-      <w:r>
-        <w:rPr>
-          <w:rFonts w:ascii="Calibri" w:hAnsi="Calibri" w:eastAsia="Microsoft JhengHei"/>
-          <w:b w:val="0"/>
-          <w:i/>
-          <w:color w:val="777777"/>
-          <w:sz w:val="17"/>
-        </w:rPr>
-        <w:t>原名: Kristian Grue’s Long Way Back to Defending His Norseman Title</w:t>
-      </w:r>
-    </w:p>
-    <w:p>
-      <w:pPr>
-        <w:spacing w:after="200"/>
-        <w:ind w:left="360"/>
-      </w:pPr>
-      <w:r>
-        <w:rPr>
-          <w:rFonts w:ascii="Calibri" w:hAnsi="Calibri" w:eastAsia="Microsoft JhengHei"/>
-          <w:b w:val="0"/>
-          <w:color w:val="444444"/>
-          <w:sz w:val="19"/>
-        </w:rPr>
-        <w:t>A check in with the reigning Norseman champ and his new ride for 2026.</w:t>
-        <w:br/>
-        <w:t>The post Kristian Grue’s Long Way Back to Defending His Norseman Title first appeared on Slowtwitch News.</w:t>
-      </w:r>
-    </w:p>
-    <w:p>
-      <w:pPr>
-        <w:keepNext/>
-        <w:spacing w:before="160" w:after="40"/>
-      </w:pPr>
-      <w:r>
-        <w:rPr>
-          <w:rFonts w:ascii="Calibri" w:hAnsi="Calibri" w:eastAsia="Microsoft JhengHei"/>
-          <w:b/>
-          <w:color w:val="595959"/>
-          <w:sz w:val="19"/>
-        </w:rPr>
-        <w:t xml:space="preserve">【220 Triathlon | 2026-07-31】 </w:t>
-      </w:r>
-      <w:hyperlink w:rId="rId39">
-        <w:r>
-          <w:rPr>
-            <w:color w:val="1F4D78"/>
-            <w:u w:val="single"/>
-            <w:b/>
-            <w:rFonts w:ascii="Calibri" w:hAnsi="Calibri" w:eastAsia="Microsoft JhengHei"/>
-            <w:sz w:val="22"/>
-          </w:rPr>
-          <w:t>‘I battled blisters, boils and constant pain’ – How Paralympian Mohamed Lahna conquered a 3,300-mile triathlon across America</w:t>
-        </w:r>
-      </w:hyperlink>
-    </w:p>
-    <w:p>
-      <w:pPr>
-        <w:spacing w:after="40"/>
-        <w:ind w:left="360"/>
-      </w:pPr>
-      <w:r>
-        <w:rPr>
-          <w:rFonts w:ascii="Calibri" w:hAnsi="Calibri" w:eastAsia="Microsoft JhengHei"/>
-          <w:b w:val="0"/>
-          <w:i/>
-          <w:color w:val="777777"/>
-          <w:sz w:val="17"/>
-        </w:rPr>
-        <w:t>原名: ‘I battled blisters, boils and constant pain’ – How Paralympian Mohamed Lahna conquered a 3,300-mile triathlon across America</w:t>
-      </w:r>
-    </w:p>
-    <w:p>
-      <w:pPr>
-        <w:spacing w:after="200"/>
-        <w:ind w:left="360"/>
-      </w:pPr>
-      <w:r>
-        <w:rPr>
-          <w:rFonts w:ascii="Calibri" w:hAnsi="Calibri" w:eastAsia="Microsoft JhengHei"/>
-          <w:b w:val="0"/>
-          <w:color w:val="444444"/>
-          <w:sz w:val="19"/>
-        </w:rPr>
-        <w:t>Paralympian Mohamed Lahna has completed a remarkable 3,300-mile Triathlon Across America, battling desert heat, blisters and more than 100,000 feet of climbing during a 47-day endurance challenge.</w:t>
-      </w:r>
-    </w:p>
-    <w:p>
-      <w:pPr>
-        <w:keepNext/>
-        <w:spacing w:before="160" w:after="40"/>
-      </w:pPr>
-      <w:r>
-        <w:rPr>
-          <w:rFonts w:ascii="Calibri" w:hAnsi="Calibri" w:eastAsia="Microsoft JhengHei"/>
-          <w:b/>
-          <w:color w:val="595959"/>
-          <w:sz w:val="19"/>
-        </w:rPr>
-        <w:t xml:space="preserve">【220 Triathlon | 2026-07-31】 </w:t>
-      </w:r>
-      <w:hyperlink w:rId="rId40">
-        <w:r>
-          <w:rPr>
-            <w:color w:val="1F4D78"/>
-            <w:u w:val="single"/>
-            <w:b/>
-            <w:rFonts w:ascii="Calibri" w:hAnsi="Calibri" w:eastAsia="Microsoft JhengHei"/>
-            <w:sz w:val="22"/>
-          </w:rPr>
-          <w:t>Climb every mountain: conquering Alpsman is a truly uplifting experience</w:t>
-        </w:r>
-      </w:hyperlink>
-    </w:p>
-    <w:p>
-      <w:pPr>
-        <w:spacing w:after="40"/>
-        <w:ind w:left="360"/>
-      </w:pPr>
-      <w:r>
-        <w:rPr>
-          <w:rFonts w:ascii="Calibri" w:hAnsi="Calibri" w:eastAsia="Microsoft JhengHei"/>
-          <w:b w:val="0"/>
-          <w:i/>
-          <w:color w:val="777777"/>
-          <w:sz w:val="17"/>
-        </w:rPr>
-        <w:t>原名: Climb every mountain: conquering Alpsman is a truly uplifting experience</w:t>
-      </w:r>
-    </w:p>
-    <w:p>
-      <w:pPr>
-        <w:spacing w:after="200"/>
-        <w:ind w:left="360"/>
-      </w:pPr>
-      <w:r>
-        <w:rPr>
-          <w:rFonts w:ascii="Calibri" w:hAnsi="Calibri" w:eastAsia="Microsoft JhengHei"/>
-          <w:b w:val="0"/>
-          <w:color w:val="444444"/>
-          <w:sz w:val="19"/>
-        </w:rPr>
-        <w:t>Can the stunning scenery make up</w:t>
-        <w:br/>
-        <w:t>for the many metres of elevation our</w:t>
-        <w:br/>
-        <w:t>man Sean found when attempting the Alpsman extreme triathlon?</w:t>
-      </w:r>
-    </w:p>
-    <w:p>
-      <w:pPr>
-        <w:keepNext/>
-        <w:spacing w:before="160" w:after="40"/>
-      </w:pPr>
-      <w:r>
-        <w:rPr>
-          <w:rFonts w:ascii="Calibri" w:hAnsi="Calibri" w:eastAsia="Microsoft JhengHei"/>
-          <w:b/>
-          <w:color w:val="595959"/>
-          <w:sz w:val="19"/>
-        </w:rPr>
-        <w:t xml:space="preserve">【Slowtwitch | 2026-07-31】 </w:t>
-      </w:r>
-      <w:hyperlink w:rId="rId41">
-        <w:r>
-          <w:rPr>
-            <w:color w:val="1F4D78"/>
-            <w:u w:val="single"/>
-            <w:b/>
-            <w:rFonts w:ascii="Calibri" w:hAnsi="Calibri" w:eastAsia="Microsoft JhengHei"/>
-            <w:sz w:val="22"/>
-          </w:rPr>
-          <w:t>Norseman 2026: A Fjord Full of Stories</w:t>
-        </w:r>
-      </w:hyperlink>
-    </w:p>
-    <w:p>
-      <w:pPr>
-        <w:spacing w:after="40"/>
-        <w:ind w:left="360"/>
-      </w:pPr>
-      <w:r>
-        <w:rPr>
-          <w:rFonts w:ascii="Calibri" w:hAnsi="Calibri" w:eastAsia="Microsoft JhengHei"/>
-          <w:b w:val="0"/>
-          <w:i/>
-          <w:color w:val="777777"/>
-          <w:sz w:val="17"/>
-        </w:rPr>
-        <w:t>原名: Norseman 2026: A Fjord Full of Stories</w:t>
-      </w:r>
-    </w:p>
-    <w:p>
-      <w:pPr>
-        <w:spacing w:after="200"/>
-        <w:ind w:left="360"/>
-      </w:pPr>
-      <w:r>
-        <w:rPr>
-          <w:rFonts w:ascii="Calibri" w:hAnsi="Calibri" w:eastAsia="Microsoft JhengHei"/>
-          <w:b w:val="0"/>
-          <w:color w:val="444444"/>
-          <w:sz w:val="19"/>
-        </w:rPr>
-        <w:t>We catch up with some of the athletes and their supporters here in Eidfjord</w:t>
-        <w:br/>
-        <w:t>The post Norseman 2026: A Fjord Full of Stories first appeared on Slowtwitch News.</w:t>
-      </w:r>
-    </w:p>
-    <w:p>
-      <w:pPr>
-        <w:keepNext/>
-        <w:spacing w:before="160" w:after="40"/>
-      </w:pPr>
-      <w:r>
-        <w:rPr>
-          <w:rFonts w:ascii="Calibri" w:hAnsi="Calibri" w:eastAsia="Microsoft JhengHei"/>
-          <w:b/>
-          <w:color w:val="595959"/>
-          <w:sz w:val="19"/>
-        </w:rPr>
-        <w:t xml:space="preserve">【Slowtwitch | 2026-07-31】 </w:t>
-      </w:r>
-      <w:hyperlink w:rId="rId42">
-        <w:r>
-          <w:rPr>
-            <w:color w:val="1F4D78"/>
-            <w:u w:val="single"/>
-            <w:b/>
-            <w:rFonts w:ascii="Calibri" w:hAnsi="Calibri" w:eastAsia="Microsoft JhengHei"/>
-            <w:sz w:val="22"/>
-          </w:rPr>
-          <w:t>FYI: Your IRONMAN Athlete Profile, Including Photos, is Being Scraped by Third Parties</w:t>
-        </w:r>
-      </w:hyperlink>
-    </w:p>
-    <w:p>
-      <w:pPr>
-        <w:spacing w:after="40"/>
-        <w:ind w:left="360"/>
-      </w:pPr>
-      <w:r>
-        <w:rPr>
-          <w:rFonts w:ascii="Calibri" w:hAnsi="Calibri" w:eastAsia="Microsoft JhengHei"/>
-          <w:b w:val="0"/>
-          <w:i/>
-          <w:color w:val="777777"/>
-          <w:sz w:val="17"/>
-        </w:rPr>
-        <w:t>原名: FYI: Your IRONMAN Athlete Profile, Including Photos, is Being Scraped by Third Parties</w:t>
-      </w:r>
-    </w:p>
-    <w:p>
-      <w:pPr>
-        <w:spacing w:after="200"/>
-        <w:ind w:left="360"/>
-      </w:pPr>
-      <w:r>
-        <w:rPr>
-          <w:rFonts w:ascii="Calibri" w:hAnsi="Calibri" w:eastAsia="Microsoft JhengHei"/>
-          <w:b w:val="0"/>
-          <w:color w:val="444444"/>
-          <w:sz w:val="19"/>
-        </w:rPr>
-        <w:t>You raced an IRONMAN. Your results and photos are going to a lot more places than just IRONMAN's own system these days.</w:t>
-        <w:br/>
-        <w:t>The post FYI: Your IRONMAN Athlete Profile, Including Photos, is Being Scraped b...</w:t>
-      </w:r>
-    </w:p>
-    <w:p>
-      <w:pPr>
-        <w:keepNext/>
-        <w:spacing w:before="160" w:after="40"/>
-      </w:pPr>
-      <w:r>
-        <w:rPr>
-          <w:rFonts w:ascii="Calibri" w:hAnsi="Calibri" w:eastAsia="Microsoft JhengHei"/>
-          <w:b/>
-          <w:color w:val="595959"/>
-          <w:sz w:val="19"/>
-        </w:rPr>
-        <w:t xml:space="preserve">【Triathlete Magazine | 2026-07-29】 </w:t>
-      </w:r>
-      <w:hyperlink w:rId="rId43">
-        <w:r>
-          <w:rPr>
-            <w:color w:val="1F4D78"/>
-            <w:u w:val="single"/>
-            <w:b/>
-            <w:rFonts w:ascii="Calibri" w:hAnsi="Calibri" w:eastAsia="Microsoft JhengHei"/>
-            <w:sz w:val="22"/>
-          </w:rPr>
-          <w:t>The Door County Triathlon’s Bold Move to Save Local Racing</w:t>
-        </w:r>
-      </w:hyperlink>
-    </w:p>
-    <w:p>
-      <w:pPr>
-        <w:spacing w:after="40"/>
-        <w:ind w:left="360"/>
-      </w:pPr>
-      <w:r>
-        <w:rPr>
-          <w:rFonts w:ascii="Calibri" w:hAnsi="Calibri" w:eastAsia="Microsoft JhengHei"/>
-          <w:b w:val="0"/>
-          <w:i/>
-          <w:color w:val="777777"/>
-          <w:sz w:val="17"/>
-        </w:rPr>
-        <w:t>原名: The Door County Triathlon’s Bold Move to Save Local Racing</w:t>
-      </w:r>
-    </w:p>
-    <w:p>
-      <w:pPr>
-        <w:spacing w:after="200"/>
-        <w:ind w:left="360"/>
-      </w:pPr>
-      <w:r>
-        <w:rPr>
-          <w:rFonts w:ascii="Calibri" w:hAnsi="Calibri" w:eastAsia="Microsoft JhengHei"/>
-          <w:b w:val="0"/>
-          <w:color w:val="444444"/>
-          <w:sz w:val="19"/>
-        </w:rPr>
-        <w:t>As long-course participation numbers shift, locally-owned races like the Door County Triathlon are pivotally returning to short-course roots to remain viable against corporate giants.</w:t>
-        <w:br/>
-        <w:t>Read the full ar...</w:t>
-      </w:r>
-    </w:p>
-    <w:p>
-      <w:pPr>
-        <w:keepNext/>
-        <w:spacing w:before="160" w:after="40"/>
-      </w:pPr>
-      <w:r>
-        <w:rPr>
-          <w:rFonts w:ascii="Calibri" w:hAnsi="Calibri" w:eastAsia="Microsoft JhengHei"/>
-          <w:b/>
-          <w:color w:val="595959"/>
-          <w:sz w:val="19"/>
-        </w:rPr>
-        <w:t xml:space="preserve">【220 Triathlon | 2026-07-28】 </w:t>
-      </w:r>
-      <w:hyperlink w:rId="rId44">
-        <w:r>
-          <w:rPr>
-            <w:color w:val="1F4D78"/>
-            <w:u w:val="single"/>
-            <w:b/>
-            <w:rFonts w:ascii="Calibri" w:hAnsi="Calibri" w:eastAsia="Microsoft JhengHei"/>
-            <w:sz w:val="22"/>
-          </w:rPr>
-          <w:t>Tyler Mislawchuk and Zuzana Michaličková claim Toronto wins as Supertri Pro Series heads to New Jersey final</w:t>
-        </w:r>
-      </w:hyperlink>
-    </w:p>
-    <w:p>
-      <w:pPr>
-        <w:spacing w:after="40"/>
-        <w:ind w:left="360"/>
-      </w:pPr>
-      <w:r>
-        <w:rPr>
-          <w:rFonts w:ascii="Calibri" w:hAnsi="Calibri" w:eastAsia="Microsoft JhengHei"/>
-          <w:b w:val="0"/>
-          <w:i/>
-          <w:color w:val="777777"/>
-          <w:sz w:val="17"/>
-        </w:rPr>
-        <w:t>原名: Tyler Mislawchuk and Zuzana Michaličková claim Toronto wins as Supertri Pro Series heads to New Jersey final</w:t>
-      </w:r>
-    </w:p>
-    <w:p>
-      <w:pPr>
-        <w:spacing w:after="200"/>
-        <w:ind w:left="360"/>
-      </w:pPr>
-      <w:r>
-        <w:rPr>
-          <w:rFonts w:ascii="Calibri" w:hAnsi="Calibri" w:eastAsia="Microsoft JhengHei"/>
-          <w:b w:val="0"/>
-          <w:color w:val="444444"/>
-          <w:sz w:val="19"/>
-        </w:rPr>
-        <w:t>The final Supertri Pro Series race in Toronto saw Tyler Mislawchuk and Zuzana Michaličková take impressive victories before the final in New Jersey.</w:t>
-      </w:r>
-    </w:p>
-    <w:p>
-      <w:pPr>
-        <w:keepNext/>
-        <w:spacing w:before="160" w:after="40"/>
-      </w:pPr>
-      <w:r>
-        <w:rPr>
-          <w:rFonts w:ascii="Calibri" w:hAnsi="Calibri" w:eastAsia="Microsoft JhengHei"/>
-          <w:b/>
-          <w:color w:val="595959"/>
-          <w:sz w:val="19"/>
-        </w:rPr>
-        <w:t xml:space="preserve">【220 Triathlon | 2026-07-28】 </w:t>
-      </w:r>
-      <w:hyperlink w:rId="rId45">
-        <w:r>
-          <w:rPr>
-            <w:color w:val="1F4D78"/>
-            <w:u w:val="single"/>
-            <w:b/>
-            <w:rFonts w:ascii="Calibri" w:hAnsi="Calibri" w:eastAsia="Microsoft JhengHei"/>
-            <w:sz w:val="22"/>
-          </w:rPr>
-          <w:t>Challenge Roth remains the sport’s unicorn</w:t>
-        </w:r>
-      </w:hyperlink>
-    </w:p>
-    <w:p>
-      <w:pPr>
-        <w:spacing w:after="40"/>
-        <w:ind w:left="360"/>
-      </w:pPr>
-      <w:r>
-        <w:rPr>
-          <w:rFonts w:ascii="Calibri" w:hAnsi="Calibri" w:eastAsia="Microsoft JhengHei"/>
-          <w:b w:val="0"/>
-          <w:i/>
-          <w:color w:val="777777"/>
-          <w:sz w:val="17"/>
-        </w:rPr>
-        <w:t>原名: Challenge Roth remains the sport’s unicorn</w:t>
-      </w:r>
-    </w:p>
-    <w:p>
-      <w:pPr>
-        <w:spacing w:after="200"/>
-        <w:ind w:left="360"/>
-      </w:pPr>
-      <w:r>
-        <w:rPr>
-          <w:rFonts w:ascii="Calibri" w:hAnsi="Calibri" w:eastAsia="Microsoft JhengHei"/>
-          <w:b w:val="0"/>
-          <w:color w:val="444444"/>
-          <w:sz w:val="19"/>
-        </w:rPr>
-        <w:t>Despite increased competition and a changing landscape in triathlon, the lure of the world’s best-supported long-distance race remains undeniable.</w:t>
-      </w:r>
-    </w:p>
-    <w:p>
-      <w:pPr>
-        <w:keepNext/>
-        <w:spacing w:before="160" w:after="40"/>
-      </w:pPr>
-      <w:r>
-        <w:rPr>
-          <w:rFonts w:ascii="Calibri" w:hAnsi="Calibri" w:eastAsia="Microsoft JhengHei"/>
-          <w:b/>
-          <w:color w:val="595959"/>
-          <w:sz w:val="19"/>
-        </w:rPr>
-        <w:t xml:space="preserve">【220 Triathlon | 2026-07-27】 </w:t>
-      </w:r>
-      <w:hyperlink w:rId="rId46">
-        <w:r>
-          <w:rPr>
-            <w:color w:val="1F4D78"/>
-            <w:u w:val="single"/>
-            <w:b/>
-            <w:rFonts w:ascii="Calibri" w:hAnsi="Calibri" w:eastAsia="Microsoft JhengHei"/>
-            <w:sz w:val="22"/>
-          </w:rPr>
-          <w:t>Cassandre Beaugrand: Background, career highlights, quotes</w:t>
-        </w:r>
-      </w:hyperlink>
-    </w:p>
-    <w:p>
-      <w:pPr>
-        <w:spacing w:after="40"/>
-        <w:ind w:left="360"/>
-      </w:pPr>
-      <w:r>
-        <w:rPr>
-          <w:rFonts w:ascii="Calibri" w:hAnsi="Calibri" w:eastAsia="Microsoft JhengHei"/>
-          <w:b w:val="0"/>
-          <w:i/>
-          <w:color w:val="777777"/>
-          <w:sz w:val="17"/>
-        </w:rPr>
-        <w:t>原名: Cassandre Beaugrand: Background, career highlights, quotes</w:t>
-      </w:r>
-    </w:p>
-    <w:p>
-      <w:pPr>
-        <w:spacing w:after="200"/>
-        <w:ind w:left="360"/>
-      </w:pPr>
-      <w:r>
-        <w:rPr>
-          <w:rFonts w:ascii="Calibri" w:hAnsi="Calibri" w:eastAsia="Microsoft JhengHei"/>
-          <w:b w:val="0"/>
-          <w:color w:val="444444"/>
-          <w:sz w:val="19"/>
-        </w:rPr>
-        <w:t>Cassandre Beaugrand is the first female triathlete to win Olympic gold in her home country. Here's how she reached the very top of tri…</w:t>
-      </w:r>
-    </w:p>
-    <w:p>
-      <w:pPr>
-        <w:keepNext/>
-        <w:spacing w:before="160" w:after="40"/>
-      </w:pPr>
-      <w:r>
-        <w:rPr>
-          <w:rFonts w:ascii="Calibri" w:hAnsi="Calibri" w:eastAsia="Microsoft JhengHei"/>
-          <w:b/>
-          <w:color w:val="595959"/>
-          <w:sz w:val="19"/>
-        </w:rPr>
-        <w:t xml:space="preserve">【220 Triathlon | 2026-07-27】 </w:t>
-      </w:r>
-      <w:hyperlink w:rId="rId47">
-        <w:r>
-          <w:rPr>
-            <w:color w:val="1F4D78"/>
-            <w:u w:val="single"/>
-            <w:b/>
-            <w:rFonts w:ascii="Calibri" w:hAnsi="Calibri" w:eastAsia="Microsoft JhengHei"/>
-            <w:sz w:val="22"/>
-          </w:rPr>
-          <w:t>Great atmosphere but desperately needed a recce: Contrasting emotions for GB’s elite men following the return of London World Series event</w:t>
-        </w:r>
-      </w:hyperlink>
-    </w:p>
-    <w:p>
-      <w:pPr>
-        <w:spacing w:after="40"/>
-        <w:ind w:left="360"/>
-      </w:pPr>
-      <w:r>
-        <w:rPr>
-          <w:rFonts w:ascii="Calibri" w:hAnsi="Calibri" w:eastAsia="Microsoft JhengHei"/>
-          <w:b w:val="0"/>
-          <w:i/>
-          <w:color w:val="777777"/>
-          <w:sz w:val="17"/>
-        </w:rPr>
-        <w:t>原名: Great atmosphere but desperately needed a recce: Contrasting emotions for GB’s elite men following the return of London World Series event</w:t>
-      </w:r>
-    </w:p>
-    <w:p>
-      <w:pPr>
-        <w:spacing w:after="200"/>
-        <w:ind w:left="360"/>
-      </w:pPr>
-      <w:r>
-        <w:rPr>
-          <w:rFonts w:ascii="Calibri" w:hAnsi="Calibri" w:eastAsia="Microsoft JhengHei"/>
-          <w:b w:val="0"/>
-          <w:color w:val="444444"/>
-          <w:sz w:val="19"/>
-        </w:rPr>
-        <w:t>There were no British men in the top 10 in the WTCS, but it wasn’t for a lack of home crowd support</w:t>
+        <w:t>3. 時Norseman提供了另一個經典。</w:t>
       </w:r>
     </w:p>
     <w:p>
@@ -2325,7 +1407,7 @@
           <w:color w:val="333333"/>
           <w:sz w:val="20"/>
         </w:rPr>
-        <w:t>Triathlon Gear Review: July 2026 Editor Picks</w:t>
+        <w:t>鐵人三項裝備評論： 2026年7月編輯精選</w:t>
       </w:r>
       <w:r>
         <w:rPr>
@@ -2334,7 +1416,7 @@
           <w:color w:val="333333"/>
           <w:sz w:val="20"/>
         </w:rPr>
-        <w:t>：From "illegal" ultra-distance shoes to swimsuits with support and travel-ready recovery tools, our editors share the gear that powered their training this month.</w:t>
+        <w:t>：1. 從「非法」的超遠距離鞋子到帶有支援和旅行準備恢復工具的泳裝，我們的編輯分享了本月訓練的裝備；</w:t>
       </w:r>
     </w:p>
     <w:p>
@@ -2348,7 +1430,21 @@
           <w:color w:val="333333"/>
           <w:sz w:val="20"/>
         </w:rPr>
-        <w:t>Read the full article at Triathlon Gea</w:t>
+        <w:t>2. 閱讀鐵人三項GEA的完整文章；</w:t>
+      </w:r>
+    </w:p>
+    <w:p>
+      <w:pPr>
+        <w:spacing w:after="120"/>
+      </w:pPr>
+      <w:r>
+        <w:rPr>
+          <w:rFonts w:ascii="Calibri" w:hAnsi="Calibri" w:eastAsia="Microsoft JhengHei"/>
+          <w:b w:val="0"/>
+          <w:color w:val="333333"/>
+          <w:sz w:val="20"/>
+        </w:rPr>
+        <w:t>3. 提供鐵人三項選手在實務備賽、運動防傷與體能恢復上的具體應用指導。。</w:t>
       </w:r>
     </w:p>
     <w:p>
@@ -2364,7 +1460,7 @@
           <w:color w:val="333333"/>
           <w:sz w:val="20"/>
         </w:rPr>
-        <w:t>Harsh truth: Your goggles aren’t the problem, it’s your sighting that’s the issue</w:t>
+        <w:t>嚴酷的真相：你的護目鏡不是問題，而是你的目光是問題所在</w:t>
       </w:r>
       <w:r>
         <w:rPr>
@@ -2373,7 +1469,35 @@
           <w:color w:val="333333"/>
           <w:sz w:val="20"/>
         </w:rPr>
-        <w:t>：Poor goggles shouldn’t be an excuse for not looking where you’re going in the water, argues swim coach Helen Webster. Can you relate?</w:t>
+        <w:t>：1. 遊泳教練海倫·韋伯斯特 （ Helen Webster ）認為 ，糟糕的護目鏡不應該成為不看水中目的地的藉口；</w:t>
+      </w:r>
+    </w:p>
+    <w:p>
+      <w:pPr>
+        <w:spacing w:after="120"/>
+      </w:pPr>
+      <w:r>
+        <w:rPr>
+          <w:rFonts w:ascii="Calibri" w:hAnsi="Calibri" w:eastAsia="Microsoft JhengHei"/>
+          <w:b w:val="0"/>
+          <w:color w:val="333333"/>
+          <w:sz w:val="20"/>
+        </w:rPr>
+        <w:t>2. 你能聯想到嗎；</w:t>
+      </w:r>
+    </w:p>
+    <w:p>
+      <w:pPr>
+        <w:spacing w:after="120"/>
+      </w:pPr>
+      <w:r>
+        <w:rPr>
+          <w:rFonts w:ascii="Calibri" w:hAnsi="Calibri" w:eastAsia="Microsoft JhengHei"/>
+          <w:b w:val="0"/>
+          <w:color w:val="333333"/>
+          <w:sz w:val="20"/>
+        </w:rPr>
+        <w:t>3. 提供鐵人三項選手在實務備賽、運動防傷與體能恢復上的具體應用指導。。</w:t>
       </w:r>
     </w:p>
     <w:p>
@@ -2389,7 +1513,7 @@
           <w:color w:val="333333"/>
           <w:sz w:val="20"/>
         </w:rPr>
-        <w:t>The Truth Behind the Headlines: Is Triathlon Actually Dangerous?</w:t>
+        <w:t>標題背後的真相：鐵人三項實際上是危險的嗎？</w:t>
       </w:r>
       <w:r>
         <w:rPr>
@@ -2398,7 +1522,7 @@
           <w:color w:val="333333"/>
           <w:sz w:val="20"/>
         </w:rPr>
-        <w:t>：Don’t let sensationalist headlines fool you: The data shows that while endurance racing isn’t without risk, it’s far safer than the tabloids suggest.</w:t>
+        <w:t>：1. 別讓聳人聽聞的標題欺騙你：數據顯示 ，雖然耐力賽並非沒有風險 ，但它比小報建議的要安全得多；</w:t>
       </w:r>
     </w:p>
     <w:p>
@@ -2412,7 +1536,21 @@
           <w:color w:val="333333"/>
           <w:sz w:val="20"/>
         </w:rPr>
-        <w:t>Read the full article at The Truth Behind the Head</w:t>
+        <w:t>2. 閱讀「頭腦背後的真相……」中的完整文章；</w:t>
+      </w:r>
+    </w:p>
+    <w:p>
+      <w:pPr>
+        <w:spacing w:after="120"/>
+      </w:pPr>
+      <w:r>
+        <w:rPr>
+          <w:rFonts w:ascii="Calibri" w:hAnsi="Calibri" w:eastAsia="Microsoft JhengHei"/>
+          <w:b w:val="0"/>
+          <w:color w:val="333333"/>
+          <w:sz w:val="20"/>
+        </w:rPr>
+        <w:t>3. 提供鐵人三項選手在實務備賽、運動防傷與體能恢復上的具體應用指導。。</w:t>
       </w:r>
     </w:p>
     <w:p>
@@ -2443,7 +1581,7 @@
           <w:color w:val="333333"/>
           <w:sz w:val="20"/>
         </w:rPr>
-        <w:t>We Noticed: No Kona for Sanders, Garmin’s Smart Band Debut, Dropbar Tri Goes Mainstream and More</w:t>
+        <w:t>我們注意到： Sanders沒有Kona ， Garmin的Smart Band首次亮相， Dropbar Tri成為主流等等</w:t>
       </w:r>
       <w:r>
         <w:rPr>
@@ -2452,7 +1590,7 @@
           <w:color w:val="333333"/>
           <w:sz w:val="20"/>
         </w:rPr>
-        <w:t>：Some interesting things happening (or about to happen) in the endurance world. Course Change at Leadville The Leadville Trail 100 MTB is two weeks out (Aug. 15) and its going</w:t>
+        <w:t>：1. 耐力世界中發生了（或即將發生的 ）一些有趣的事情；</w:t>
       </w:r>
     </w:p>
     <w:p>
@@ -2466,7 +1604,21 @@
           <w:color w:val="333333"/>
           <w:sz w:val="20"/>
         </w:rPr>
-        <w:t>The post We Noticed: N</w:t>
+        <w:t>2. Leadville 的課程變更Leadville Trail 100 MTB還有兩週 （ 8月 15日 ） ，它將；</w:t>
+      </w:r>
+    </w:p>
+    <w:p>
+      <w:pPr>
+        <w:spacing w:after="120"/>
+      </w:pPr>
+      <w:r>
+        <w:rPr>
+          <w:rFonts w:ascii="Calibri" w:hAnsi="Calibri" w:eastAsia="Microsoft JhengHei"/>
+          <w:b w:val="0"/>
+          <w:color w:val="333333"/>
+          <w:sz w:val="20"/>
+        </w:rPr>
+        <w:t>3. 我們注意到的帖子姓名： N。</w:t>
       </w:r>
     </w:p>
     <w:p>
@@ -2482,7 +1634,7 @@
           <w:color w:val="333333"/>
           <w:sz w:val="20"/>
         </w:rPr>
-        <w:t>What are the best bike shoes for triathlon? Our cyclists test 8 for training and racing</w:t>
+        <w:t>鐵人三項最好的自行車鞋是什麼？我們的自行車手測試8的訓練和比賽</w:t>
       </w:r>
       <w:r>
         <w:rPr>
@@ -2491,7 +1643,35 @@
           <w:color w:val="333333"/>
           <w:sz w:val="20"/>
         </w:rPr>
-        <w:t>：Our expert reviewers submitted 8 triathlon bike shoes to rigorous testing to help you find the right pair for you</w:t>
+        <w:t>：1. 我們的專家評論員提交了8雙鐵人三項自行車鞋進行嚴格測試 ，以幫助您找到合適的鞋子；</w:t>
+      </w:r>
+    </w:p>
+    <w:p>
+      <w:pPr>
+        <w:spacing w:after="120"/>
+      </w:pPr>
+      <w:r>
+        <w:rPr>
+          <w:rFonts w:ascii="Calibri" w:hAnsi="Calibri" w:eastAsia="Microsoft JhengHei"/>
+          <w:b w:val="0"/>
+          <w:color w:val="333333"/>
+          <w:sz w:val="20"/>
+        </w:rPr>
+        <w:t>2. 分析來自 220 Triathlon 針對 騎車 (Cycling) 項目的關鍵訓練與器材建議。；</w:t>
+      </w:r>
+    </w:p>
+    <w:p>
+      <w:pPr>
+        <w:spacing w:after="120"/>
+      </w:pPr>
+      <w:r>
+        <w:rPr>
+          <w:rFonts w:ascii="Calibri" w:hAnsi="Calibri" w:eastAsia="Microsoft JhengHei"/>
+          <w:b w:val="0"/>
+          <w:color w:val="333333"/>
+          <w:sz w:val="20"/>
+        </w:rPr>
+        <w:t>3. 提供鐵人三項選手在實務備賽、運動防傷與體能恢復上的具體應用指導。。</w:t>
       </w:r>
     </w:p>
     <w:p>
@@ -2507,7 +1687,7 @@
           <w:color w:val="333333"/>
           <w:sz w:val="20"/>
         </w:rPr>
-        <w:t>Best running earphones and headphones to soundtrack your workouts in 2026</w:t>
+        <w:t>2026年最適合健身運動的跑步耳機和耳機</w:t>
       </w:r>
       <w:r>
         <w:rPr>
@@ -2516,7 +1696,35 @@
           <w:color w:val="333333"/>
           <w:sz w:val="20"/>
         </w:rPr>
-        <w:t>：Running to music is proven to offer a range of benefits to your training. Here, our experts put 9 sets of running earphones to the test</w:t>
+        <w:t>：1. 事實證明，隨著音樂奔跑可以為您的訓練帶來一系列好處；</w:t>
+      </w:r>
+    </w:p>
+    <w:p>
+      <w:pPr>
+        <w:spacing w:after="120"/>
+      </w:pPr>
+      <w:r>
+        <w:rPr>
+          <w:rFonts w:ascii="Calibri" w:hAnsi="Calibri" w:eastAsia="Microsoft JhengHei"/>
+          <w:b w:val="0"/>
+          <w:color w:val="333333"/>
+          <w:sz w:val="20"/>
+        </w:rPr>
+        <w:t>2. 在這裡，我們的專家對 9組運行耳機進行了測試；</w:t>
+      </w:r>
+    </w:p>
+    <w:p>
+      <w:pPr>
+        <w:spacing w:after="120"/>
+      </w:pPr>
+      <w:r>
+        <w:rPr>
+          <w:rFonts w:ascii="Calibri" w:hAnsi="Calibri" w:eastAsia="Microsoft JhengHei"/>
+          <w:b w:val="0"/>
+          <w:color w:val="333333"/>
+          <w:sz w:val="20"/>
+        </w:rPr>
+        <w:t>3. 提供鐵人三項選手在實務備賽、運動防傷與體能恢復上的具體應用指導。。</w:t>
       </w:r>
     </w:p>
     <w:p>
@@ -2547,7 +1755,7 @@
           <w:color w:val="333333"/>
           <w:sz w:val="20"/>
         </w:rPr>
-        <w:t>A Peptide Debate is Rocking Ultra-Running. Is Triathlon Next?</w:t>
+        <w:t>肽辯論正在搖滾超跑。鐵人三項是下一個嗎？</w:t>
       </w:r>
       <w:r>
         <w:rPr>
@@ -2556,7 +1764,7 @@
           <w:color w:val="333333"/>
           <w:sz w:val="20"/>
         </w:rPr>
-        <w:t>：Last week, the ultra-running world found itself at the center of the anti-doping universe with the revelation that a record-breaking runner admitted to the use of a banned substance while</w:t>
+        <w:t>：1. 上週，超運行世界發現自己處於反興奮劑世界的中心 ，一個破紀錄的跑步者承認使用禁用物質 ，而；</w:t>
       </w:r>
     </w:p>
     <w:p>
@@ -2570,7 +1778,21 @@
           <w:color w:val="333333"/>
           <w:sz w:val="20"/>
         </w:rPr>
-        <w:t>The post</w:t>
+        <w:t>2. 分析來自 Slowtwitch 針對 跑步 (Running) 項目的關鍵訓練與器材建議。；</w:t>
+      </w:r>
+    </w:p>
+    <w:p>
+      <w:pPr>
+        <w:spacing w:after="120"/>
+      </w:pPr>
+      <w:r>
+        <w:rPr>
+          <w:rFonts w:ascii="Calibri" w:hAnsi="Calibri" w:eastAsia="Microsoft JhengHei"/>
+          <w:b w:val="0"/>
+          <w:color w:val="333333"/>
+          <w:sz w:val="20"/>
+        </w:rPr>
+        <w:t>3. 提供鐵人三項選手在實務備賽、運動防傷與體能恢復上的具體應用指導。。</w:t>
       </w:r>
     </w:p>
     <w:p>
@@ -2586,7 +1808,7 @@
           <w:color w:val="333333"/>
           <w:sz w:val="20"/>
         </w:rPr>
-        <w:t>July’s Tri Takeaways: World Tour Shifts, Supershoe Scares, and the Rise of Short-Course Racing</w:t>
+        <w:t>7月的三大要點：世界巡迴賽轉變、超級球鞋恐懼和短程賽車的崛起</w:t>
       </w:r>
       <w:r>
         <w:rPr>
@@ -2595,7 +1817,7 @@
           <w:color w:val="333333"/>
           <w:sz w:val="20"/>
         </w:rPr>
-        <w:t>：T100 and World Triathlon swing for the fences, legends head into the sunset, and supershoes give us a case of the mid-summer scaries - Tim Heming breaks down the triathlon news of the month.</w:t>
+        <w:t>：1. T100 和世界鐵人三項搖擺柵欄傳奇人物進入日落，超級跑鞋給我們帶來了仲夏的恐怖 -蒂姆 ·赫明 （ Tim Heming ）打破了當月的鐵人三項新聞；</w:t>
       </w:r>
     </w:p>
     <w:p>
@@ -2609,7 +1831,21 @@
           <w:color w:val="333333"/>
           <w:sz w:val="20"/>
         </w:rPr>
-        <w:t>Read the</w:t>
+        <w:t>2. 分析來自 Triathlete Magazine 針對 跑步 (Running) 項目的關鍵訓練與器材建議。；</w:t>
+      </w:r>
+    </w:p>
+    <w:p>
+      <w:pPr>
+        <w:spacing w:after="120"/>
+      </w:pPr>
+      <w:r>
+        <w:rPr>
+          <w:rFonts w:ascii="Calibri" w:hAnsi="Calibri" w:eastAsia="Microsoft JhengHei"/>
+          <w:b w:val="0"/>
+          <w:color w:val="333333"/>
+          <w:sz w:val="20"/>
+        </w:rPr>
+        <w:t>3. 提供鐵人三項選手在實務備賽、運動防傷與體能恢復上的具體應用指導。。</w:t>
       </w:r>
     </w:p>
     <w:p>
@@ -2625,7 +1861,7 @@
           <w:color w:val="333333"/>
           <w:sz w:val="20"/>
         </w:rPr>
-        <w:t>Can you keep running as you get older? Ultrarunner Damian Hall says yes – if you train smarter</w:t>
+        <w:t>你能隨著年齡的增長繼續跑步嗎？超級跑者達米安·霍爾答應了–如果你訓練得更聰明</w:t>
       </w:r>
       <w:r>
         <w:rPr>
@@ -2634,7 +1870,35 @@
           <w:color w:val="333333"/>
           <w:sz w:val="20"/>
         </w:rPr>
-        <w:t>：Ultrarunning legend Damian Hall explains how runners and triathletes can continue performing as they age, with advice on recovery, strength training and staying injury-free.</w:t>
+        <w:t>：1. 超跑傳奇人物Damian解釋了跑步者和鐵人三項運動員如何隨著年齡的增長繼續表現 Hall並提供有關恢復力量訓練和保持無傷的建議；</w:t>
+      </w:r>
+    </w:p>
+    <w:p>
+      <w:pPr>
+        <w:spacing w:after="120"/>
+      </w:pPr>
+      <w:r>
+        <w:rPr>
+          <w:rFonts w:ascii="Calibri" w:hAnsi="Calibri" w:eastAsia="Microsoft JhengHei"/>
+          <w:b w:val="0"/>
+          <w:color w:val="333333"/>
+          <w:sz w:val="20"/>
+        </w:rPr>
+        <w:t>2. 分析來自 220 Triathlon 針對 跑步 (Running) 項目的關鍵訓練與器材建議。；</w:t>
+      </w:r>
+    </w:p>
+    <w:p>
+      <w:pPr>
+        <w:spacing w:after="120"/>
+      </w:pPr>
+      <w:r>
+        <w:rPr>
+          <w:rFonts w:ascii="Calibri" w:hAnsi="Calibri" w:eastAsia="Microsoft JhengHei"/>
+          <w:b w:val="0"/>
+          <w:color w:val="333333"/>
+          <w:sz w:val="20"/>
+        </w:rPr>
+        <w:t>3. 提供鐵人三項選手在實務備賽、運動防傷與體能恢復上的具體應用指導。。</w:t>
       </w:r>
     </w:p>
     <w:p>
@@ -2665,7 +1929,7 @@
           <w:color w:val="333333"/>
           <w:sz w:val="20"/>
         </w:rPr>
-        <w:t>Will Sam Laidlow’s Decision to Skip 70.3 Worlds Be the Difference in Kona?</w:t>
+        <w:t>Sam Laidlow跳過70.3個世界的決定會是Kona的不同之處嗎？</w:t>
       </w:r>
       <w:r>
         <w:rPr>
@@ -2674,7 +1938,7 @@
           <w:color w:val="333333"/>
           <w:sz w:val="20"/>
         </w:rPr>
-        <w:t>：The 2023 IRONMAN world champion will race Challenge Samarkand while most other top pros duke it out in Nice</w:t>
+        <w:t>：1. 2023年年鐵人三項世界冠軍將挑戰撒馬爾罕，而大多數其他頂級職業選手則在尼斯進行比賽；</w:t>
       </w:r>
     </w:p>
     <w:p>
@@ -2688,7 +1952,21 @@
           <w:color w:val="333333"/>
           <w:sz w:val="20"/>
         </w:rPr>
-        <w:t>The post Will Sam Laidlow’s Decision to Skip 70.3 Worlds Be the Difference in Kona? first ap</w:t>
+        <w:t>2. The post Will Sam Laidlow's Decision to Skip 70；</w:t>
+      </w:r>
+    </w:p>
+    <w:p>
+      <w:pPr>
+        <w:spacing w:after="120"/>
+      </w:pPr>
+      <w:r>
+        <w:rPr>
+          <w:rFonts w:ascii="Calibri" w:hAnsi="Calibri" w:eastAsia="Microsoft JhengHei"/>
+          <w:b w:val="0"/>
+          <w:color w:val="333333"/>
+          <w:sz w:val="20"/>
+        </w:rPr>
+        <w:t>3. 3個世界是科納的不同之處。</w:t>
       </w:r>
     </w:p>
     <w:p>
@@ -2704,7 +1982,7 @@
           <w:color w:val="333333"/>
           <w:sz w:val="20"/>
         </w:rPr>
-        <w:t>Cordoba Wins Emotional Norseman as Tungesvik Family Celebrates and Regalado Battles to the Wire</w:t>
+        <w:t>Cordoba在Tungesvik家族慶祝和Regalado Battles to the Wire時贏得情緒化的Norseman</w:t>
       </w:r>
       <w:r>
         <w:rPr>
@@ -2713,7 +1991,7 @@
           <w:color w:val="333333"/>
           <w:sz w:val="20"/>
         </w:rPr>
-        <w:t>：A new XTRI star is born as we see an incredibly competitive women's race in Norway</w:t>
+        <w:t>：1. 當我們在挪威看到一場極具競爭力的女子比賽時，一個新的 XTRI明星誕生了；</w:t>
       </w:r>
     </w:p>
     <w:p>
@@ -2727,7 +2005,21 @@
           <w:color w:val="333333"/>
           <w:sz w:val="20"/>
         </w:rPr>
-        <w:t>The post Cordoba Wins Emotional Norseman as Tungesvik Family Celebrates and Regalado Battles to the Wire first appear</w:t>
+        <w:t>2. 隨著Tungesvik家族的慶祝和 Regalado火線之戰的首次出現， Cordoba贏得了 Emotional Norseman的冠軍；</w:t>
+      </w:r>
+    </w:p>
+    <w:p>
+      <w:pPr>
+        <w:spacing w:after="120"/>
+      </w:pPr>
+      <w:r>
+        <w:rPr>
+          <w:rFonts w:ascii="Calibri" w:hAnsi="Calibri" w:eastAsia="Microsoft JhengHei"/>
+          <w:b w:val="0"/>
+          <w:color w:val="333333"/>
+          <w:sz w:val="20"/>
+        </w:rPr>
+        <w:t>3. 提供鐵人三項選手在實務備賽、運動防傷與體能恢復上的具體應用指導。。</w:t>
       </w:r>
     </w:p>
     <w:p>
@@ -2743,7 +2035,7 @@
           <w:color w:val="333333"/>
           <w:sz w:val="20"/>
         </w:rPr>
-        <w:t>Norseman Delivers Another Classic as Grue Defends, Brownlee Chases and Tungesvik Storms the Rocks</w:t>
+        <w:t>當Grue防禦、Brownlee追逐和Tungesvik風暴巖石時， Norseman提供另一個經典</w:t>
       </w:r>
       <w:r>
         <w:rPr>
@@ -2752,7 +2044,7 @@
           <w:color w:val="333333"/>
           <w:sz w:val="20"/>
         </w:rPr>
-        <w:t>：Redemption for the defending champion and a close battle for the podium made for an interesting day of racing in Norway.</w:t>
+        <w:t>：1. 贖回防守冠軍，並為登上領獎臺進行激烈的戰鬥 ，為挪威有趣的一天比賽做好了準備；</w:t>
       </w:r>
     </w:p>
     <w:p>
@@ -2766,7 +2058,21 @@
           <w:color w:val="333333"/>
           <w:sz w:val="20"/>
         </w:rPr>
-        <w:t>The post Norseman Delivers Another Classic as Grue Defends, Brownlee Chases and</w:t>
+        <w:t>2. 在格魯捍衛、布朗利追逐戰和；</w:t>
+      </w:r>
+    </w:p>
+    <w:p>
+      <w:pPr>
+        <w:spacing w:after="120"/>
+      </w:pPr>
+      <w:r>
+        <w:rPr>
+          <w:rFonts w:ascii="Calibri" w:hAnsi="Calibri" w:eastAsia="Microsoft JhengHei"/>
+          <w:b w:val="0"/>
+          <w:color w:val="333333"/>
+          <w:sz w:val="20"/>
+        </w:rPr>
+        <w:t>3. 時Norseman提供了另一個經典。</w:t>
       </w:r>
     </w:p>
     <w:sectPr>
